--- a/Observation_ javaRecord.docx
+++ b/Observation_ javaRecord.docx
@@ -20,7 +20,27 @@
           <w:sz w:val="28"/>
           <w:szCs w:val="28"/>
         </w:rPr>
-        <w:t>TASK 2: Access and Print the Element at a Given Index in an Array</w:t>
+        <w:t xml:space="preserve">TASK </w:t>
+      </w:r>
+      <w:r>
+        <w:rPr>
+          <w:rFonts w:ascii="Times New Roman" w:hAnsi="Times New Roman" w:cs="Times New Roman"/>
+          <w:b/>
+          <w:bCs/>
+          <w:sz w:val="28"/>
+          <w:szCs w:val="28"/>
+        </w:rPr>
+        <w:t>2</w:t>
+      </w:r>
+      <w:r>
+        <w:rPr>
+          <w:rFonts w:ascii="Times New Roman" w:hAnsi="Times New Roman" w:cs="Times New Roman"/>
+          <w:b/>
+          <w:bCs/>
+          <w:sz w:val="28"/>
+          <w:szCs w:val="28"/>
+        </w:rPr>
+        <w:t>: Access and Print the Element at a Given Index in an Array</w:t>
       </w:r>
     </w:p>
     <w:p>
@@ -540,7 +560,27 @@
           <w:szCs w:val="28"/>
         </w:rPr>
         <w:lastRenderedPageBreak/>
-        <w:t>TASK 3: Iterate Over an Array and Print All Elements</w:t>
+        <w:t xml:space="preserve">TASK </w:t>
+      </w:r>
+      <w:r>
+        <w:rPr>
+          <w:rFonts w:ascii="Times New Roman" w:hAnsi="Times New Roman" w:cs="Times New Roman"/>
+          <w:b/>
+          <w:bCs/>
+          <w:sz w:val="28"/>
+          <w:szCs w:val="28"/>
+        </w:rPr>
+        <w:t>3</w:t>
+      </w:r>
+      <w:r>
+        <w:rPr>
+          <w:rFonts w:ascii="Times New Roman" w:hAnsi="Times New Roman" w:cs="Times New Roman"/>
+          <w:b/>
+          <w:bCs/>
+          <w:sz w:val="28"/>
+          <w:szCs w:val="28"/>
+        </w:rPr>
+        <w:t>: Iterate Over an Array and Print All Elements</w:t>
       </w:r>
     </w:p>
     <w:p>
@@ -1097,7 +1137,27 @@
           <w:szCs w:val="28"/>
         </w:rPr>
         <w:lastRenderedPageBreak/>
-        <w:t xml:space="preserve">TASK 4: </w:t>
+        <w:t xml:space="preserve">TASK </w:t>
+      </w:r>
+      <w:r>
+        <w:rPr>
+          <w:rFonts w:ascii="Times New Roman" w:hAnsi="Times New Roman" w:cs="Times New Roman"/>
+          <w:b/>
+          <w:bCs/>
+          <w:sz w:val="28"/>
+          <w:szCs w:val="28"/>
+        </w:rPr>
+        <w:t>4</w:t>
+      </w:r>
+      <w:r>
+        <w:rPr>
+          <w:rFonts w:ascii="Times New Roman" w:hAnsi="Times New Roman" w:cs="Times New Roman"/>
+          <w:b/>
+          <w:bCs/>
+          <w:sz w:val="28"/>
+          <w:szCs w:val="28"/>
+        </w:rPr>
+        <w:t xml:space="preserve">: </w:t>
       </w:r>
       <w:r>
         <w:rPr>
@@ -4263,6 +4323,1629 @@
       </w:r>
     </w:p>
     <w:p/>
+    <w:p/>
+    <w:p/>
+    <w:p/>
+    <w:p/>
+    <w:p/>
+    <w:p/>
+    <w:p/>
+    <w:p/>
+    <w:p/>
+    <w:p/>
+    <w:p/>
+    <w:p/>
+    <w:p/>
+    <w:p/>
+    <w:p>
+      <w:pPr>
+        <w:rPr>
+          <w:rFonts w:ascii="Times New Roman" w:hAnsi="Times New Roman" w:cs="Times New Roman"/>
+          <w:b/>
+          <w:bCs/>
+          <w:sz w:val="28"/>
+          <w:szCs w:val="28"/>
+        </w:rPr>
+      </w:pPr>
+      <w:r>
+        <w:rPr>
+          <w:rFonts w:ascii="Times New Roman" w:hAnsi="Times New Roman" w:cs="Times New Roman"/>
+          <w:b/>
+          <w:bCs/>
+          <w:sz w:val="28"/>
+          <w:szCs w:val="28"/>
+        </w:rPr>
+        <w:lastRenderedPageBreak/>
+        <w:t>Task 6: Print all possible pairs of elements from an array of size n</w:t>
+      </w:r>
+    </w:p>
+    <w:p>
+      <w:pPr>
+        <w:rPr>
+          <w:rFonts w:ascii="Times New Roman" w:hAnsi="Times New Roman" w:cs="Times New Roman"/>
+          <w:b/>
+          <w:bCs/>
+          <w:sz w:val="28"/>
+          <w:szCs w:val="28"/>
+        </w:rPr>
+      </w:pPr>
+      <w:proofErr w:type="spellStart"/>
+      <w:proofErr w:type="gramStart"/>
+      <w:r>
+        <w:rPr>
+          <w:rFonts w:ascii="Times New Roman" w:hAnsi="Times New Roman" w:cs="Times New Roman"/>
+          <w:b/>
+          <w:bCs/>
+          <w:sz w:val="28"/>
+          <w:szCs w:val="28"/>
+        </w:rPr>
+        <w:t>Aim</w:t>
+      </w:r>
+      <w:r>
+        <w:rPr>
+          <w:rFonts w:ascii="Times New Roman" w:hAnsi="Times New Roman" w:cs="Times New Roman"/>
+          <w:b/>
+          <w:bCs/>
+          <w:sz w:val="28"/>
+          <w:szCs w:val="28"/>
+        </w:rPr>
+        <w:t>:</w:t>
+      </w:r>
+      <w:r>
+        <w:rPr>
+          <w:rFonts w:ascii="Times New Roman" w:hAnsi="Times New Roman" w:cs="Times New Roman"/>
+          <w:sz w:val="28"/>
+          <w:szCs w:val="28"/>
+        </w:rPr>
+        <w:t>To</w:t>
+      </w:r>
+      <w:proofErr w:type="spellEnd"/>
+      <w:proofErr w:type="gramEnd"/>
+      <w:r>
+        <w:rPr>
+          <w:rFonts w:ascii="Times New Roman" w:hAnsi="Times New Roman" w:cs="Times New Roman"/>
+          <w:sz w:val="28"/>
+          <w:szCs w:val="28"/>
+        </w:rPr>
+        <w:t xml:space="preserve"> write a Java program to print all possible pairs of elements from an array.</w:t>
+      </w:r>
+    </w:p>
+    <w:p>
+      <w:pPr>
+        <w:rPr>
+          <w:rFonts w:ascii="Times New Roman" w:hAnsi="Times New Roman" w:cs="Times New Roman"/>
+          <w:sz w:val="28"/>
+          <w:szCs w:val="28"/>
+        </w:rPr>
+      </w:pPr>
+    </w:p>
+    <w:p>
+      <w:pPr>
+        <w:rPr>
+          <w:rFonts w:ascii="Times New Roman" w:hAnsi="Times New Roman" w:cs="Times New Roman"/>
+          <w:b/>
+          <w:bCs/>
+          <w:sz w:val="28"/>
+          <w:szCs w:val="28"/>
+        </w:rPr>
+      </w:pPr>
+      <w:r>
+        <w:rPr>
+          <w:rFonts w:ascii="Times New Roman" w:hAnsi="Times New Roman" w:cs="Times New Roman"/>
+          <w:b/>
+          <w:bCs/>
+          <w:sz w:val="28"/>
+          <w:szCs w:val="28"/>
+        </w:rPr>
+        <w:t>Algorithm</w:t>
+      </w:r>
+      <w:r>
+        <w:rPr>
+          <w:rFonts w:ascii="Times New Roman" w:hAnsi="Times New Roman" w:cs="Times New Roman"/>
+          <w:b/>
+          <w:bCs/>
+          <w:sz w:val="28"/>
+          <w:szCs w:val="28"/>
+        </w:rPr>
+        <w:t>:</w:t>
+      </w:r>
+    </w:p>
+    <w:p>
+      <w:pPr>
+        <w:numPr>
+          <w:ilvl w:val="0"/>
+          <w:numId w:val="7"/>
+        </w:numPr>
+        <w:rPr>
+          <w:rFonts w:ascii="Times New Roman" w:hAnsi="Times New Roman" w:cs="Times New Roman"/>
+          <w:sz w:val="28"/>
+          <w:szCs w:val="28"/>
+        </w:rPr>
+      </w:pPr>
+      <w:r>
+        <w:rPr>
+          <w:rFonts w:ascii="Times New Roman" w:hAnsi="Times New Roman" w:cs="Times New Roman"/>
+          <w:sz w:val="28"/>
+          <w:szCs w:val="28"/>
+        </w:rPr>
+        <w:t xml:space="preserve">Start the program. </w:t>
+      </w:r>
+    </w:p>
+    <w:p>
+      <w:pPr>
+        <w:numPr>
+          <w:ilvl w:val="0"/>
+          <w:numId w:val="7"/>
+        </w:numPr>
+        <w:rPr>
+          <w:rFonts w:ascii="Times New Roman" w:hAnsi="Times New Roman" w:cs="Times New Roman"/>
+          <w:sz w:val="28"/>
+          <w:szCs w:val="28"/>
+        </w:rPr>
+      </w:pPr>
+      <w:r>
+        <w:rPr>
+          <w:rFonts w:ascii="Times New Roman" w:hAnsi="Times New Roman" w:cs="Times New Roman"/>
+          <w:sz w:val="28"/>
+          <w:szCs w:val="28"/>
+        </w:rPr>
+        <w:t xml:space="preserve">Read the number of elements (n) from the user. </w:t>
+      </w:r>
+    </w:p>
+    <w:p>
+      <w:pPr>
+        <w:numPr>
+          <w:ilvl w:val="0"/>
+          <w:numId w:val="7"/>
+        </w:numPr>
+        <w:rPr>
+          <w:rFonts w:ascii="Times New Roman" w:hAnsi="Times New Roman" w:cs="Times New Roman"/>
+          <w:sz w:val="28"/>
+          <w:szCs w:val="28"/>
+        </w:rPr>
+      </w:pPr>
+      <w:r>
+        <w:rPr>
+          <w:rFonts w:ascii="Times New Roman" w:hAnsi="Times New Roman" w:cs="Times New Roman"/>
+          <w:sz w:val="28"/>
+          <w:szCs w:val="28"/>
+        </w:rPr>
+        <w:t xml:space="preserve">Read the array elements. </w:t>
+      </w:r>
+    </w:p>
+    <w:p>
+      <w:pPr>
+        <w:numPr>
+          <w:ilvl w:val="0"/>
+          <w:numId w:val="7"/>
+        </w:numPr>
+        <w:rPr>
+          <w:rFonts w:ascii="Times New Roman" w:hAnsi="Times New Roman" w:cs="Times New Roman"/>
+          <w:sz w:val="28"/>
+          <w:szCs w:val="28"/>
+        </w:rPr>
+      </w:pPr>
+      <w:r>
+        <w:rPr>
+          <w:rFonts w:ascii="Times New Roman" w:hAnsi="Times New Roman" w:cs="Times New Roman"/>
+          <w:sz w:val="28"/>
+          <w:szCs w:val="28"/>
+        </w:rPr>
+        <w:t xml:space="preserve">Use two nested loops: </w:t>
+      </w:r>
+    </w:p>
+    <w:p>
+      <w:pPr>
+        <w:numPr>
+          <w:ilvl w:val="1"/>
+          <w:numId w:val="7"/>
+        </w:numPr>
+        <w:rPr>
+          <w:rFonts w:ascii="Times New Roman" w:hAnsi="Times New Roman" w:cs="Times New Roman"/>
+          <w:sz w:val="28"/>
+          <w:szCs w:val="28"/>
+        </w:rPr>
+      </w:pPr>
+      <w:r>
+        <w:rPr>
+          <w:rFonts w:ascii="Times New Roman" w:hAnsi="Times New Roman" w:cs="Times New Roman"/>
+          <w:sz w:val="28"/>
+          <w:szCs w:val="28"/>
+        </w:rPr>
+        <w:t xml:space="preserve">The outer loop selects the first element. </w:t>
+      </w:r>
+    </w:p>
+    <w:p>
+      <w:pPr>
+        <w:numPr>
+          <w:ilvl w:val="1"/>
+          <w:numId w:val="7"/>
+        </w:numPr>
+        <w:rPr>
+          <w:rFonts w:ascii="Times New Roman" w:hAnsi="Times New Roman" w:cs="Times New Roman"/>
+          <w:sz w:val="28"/>
+          <w:szCs w:val="28"/>
+        </w:rPr>
+      </w:pPr>
+      <w:r>
+        <w:rPr>
+          <w:rFonts w:ascii="Times New Roman" w:hAnsi="Times New Roman" w:cs="Times New Roman"/>
+          <w:sz w:val="28"/>
+          <w:szCs w:val="28"/>
+        </w:rPr>
+        <w:t xml:space="preserve">The inner loop selects the remaining elements after the first. </w:t>
+      </w:r>
+    </w:p>
+    <w:p>
+      <w:pPr>
+        <w:numPr>
+          <w:ilvl w:val="0"/>
+          <w:numId w:val="7"/>
+        </w:numPr>
+        <w:rPr>
+          <w:rFonts w:ascii="Times New Roman" w:hAnsi="Times New Roman" w:cs="Times New Roman"/>
+          <w:sz w:val="28"/>
+          <w:szCs w:val="28"/>
+        </w:rPr>
+      </w:pPr>
+      <w:r>
+        <w:rPr>
+          <w:rFonts w:ascii="Times New Roman" w:hAnsi="Times New Roman" w:cs="Times New Roman"/>
+          <w:sz w:val="28"/>
+          <w:szCs w:val="28"/>
+        </w:rPr>
+        <w:t xml:space="preserve">Print each pair in the format (element1, element2). </w:t>
+      </w:r>
+    </w:p>
+    <w:p>
+      <w:pPr>
+        <w:numPr>
+          <w:ilvl w:val="0"/>
+          <w:numId w:val="7"/>
+        </w:numPr>
+        <w:rPr>
+          <w:rFonts w:ascii="Times New Roman" w:hAnsi="Times New Roman" w:cs="Times New Roman"/>
+          <w:sz w:val="28"/>
+          <w:szCs w:val="28"/>
+        </w:rPr>
+      </w:pPr>
+      <w:r>
+        <w:rPr>
+          <w:rFonts w:ascii="Times New Roman" w:hAnsi="Times New Roman" w:cs="Times New Roman"/>
+          <w:sz w:val="28"/>
+          <w:szCs w:val="28"/>
+        </w:rPr>
+        <w:t xml:space="preserve">Stop the program. </w:t>
+      </w:r>
+    </w:p>
+    <w:p>
+      <w:pPr>
+        <w:rPr>
+          <w:rFonts w:ascii="Times New Roman" w:hAnsi="Times New Roman" w:cs="Times New Roman"/>
+          <w:sz w:val="28"/>
+          <w:szCs w:val="28"/>
+        </w:rPr>
+      </w:pPr>
+    </w:p>
+    <w:p>
+      <w:pPr>
+        <w:rPr>
+          <w:rFonts w:ascii="Times New Roman" w:hAnsi="Times New Roman" w:cs="Times New Roman"/>
+          <w:b/>
+          <w:bCs/>
+          <w:sz w:val="28"/>
+          <w:szCs w:val="28"/>
+        </w:rPr>
+      </w:pPr>
+      <w:r>
+        <w:rPr>
+          <w:rFonts w:ascii="Times New Roman" w:hAnsi="Times New Roman" w:cs="Times New Roman"/>
+          <w:b/>
+          <w:bCs/>
+          <w:sz w:val="28"/>
+          <w:szCs w:val="28"/>
+        </w:rPr>
+        <w:t>Program</w:t>
+      </w:r>
+      <w:r>
+        <w:rPr>
+          <w:rFonts w:ascii="Times New Roman" w:hAnsi="Times New Roman" w:cs="Times New Roman"/>
+          <w:b/>
+          <w:bCs/>
+          <w:sz w:val="28"/>
+          <w:szCs w:val="28"/>
+        </w:rPr>
+        <w:t>:</w:t>
+      </w:r>
+    </w:p>
+    <w:p>
+      <w:pPr>
+        <w:rPr>
+          <w:rFonts w:ascii="Times New Roman" w:hAnsi="Times New Roman" w:cs="Times New Roman"/>
+          <w:sz w:val="28"/>
+          <w:szCs w:val="28"/>
+        </w:rPr>
+      </w:pPr>
+      <w:r>
+        <w:rPr>
+          <w:rFonts w:ascii="Times New Roman" w:hAnsi="Times New Roman" w:cs="Times New Roman"/>
+          <w:sz w:val="28"/>
+          <w:szCs w:val="28"/>
+        </w:rPr>
+        <w:t xml:space="preserve">import </w:t>
+      </w:r>
+      <w:proofErr w:type="spellStart"/>
+      <w:proofErr w:type="gramStart"/>
+      <w:r>
+        <w:rPr>
+          <w:rFonts w:ascii="Times New Roman" w:hAnsi="Times New Roman" w:cs="Times New Roman"/>
+          <w:sz w:val="28"/>
+          <w:szCs w:val="28"/>
+        </w:rPr>
+        <w:t>java.util</w:t>
+      </w:r>
+      <w:proofErr w:type="gramEnd"/>
+      <w:r>
+        <w:rPr>
+          <w:rFonts w:ascii="Times New Roman" w:hAnsi="Times New Roman" w:cs="Times New Roman"/>
+          <w:sz w:val="28"/>
+          <w:szCs w:val="28"/>
+        </w:rPr>
+        <w:t>.Scanner</w:t>
+      </w:r>
+      <w:proofErr w:type="spellEnd"/>
+      <w:r>
+        <w:rPr>
+          <w:rFonts w:ascii="Times New Roman" w:hAnsi="Times New Roman" w:cs="Times New Roman"/>
+          <w:sz w:val="28"/>
+          <w:szCs w:val="28"/>
+        </w:rPr>
+        <w:t>;</w:t>
+      </w:r>
+    </w:p>
+    <w:p>
+      <w:pPr>
+        <w:rPr>
+          <w:rFonts w:ascii="Times New Roman" w:hAnsi="Times New Roman" w:cs="Times New Roman"/>
+          <w:sz w:val="28"/>
+          <w:szCs w:val="28"/>
+        </w:rPr>
+      </w:pPr>
+    </w:p>
+    <w:p>
+      <w:pPr>
+        <w:rPr>
+          <w:rFonts w:ascii="Times New Roman" w:hAnsi="Times New Roman" w:cs="Times New Roman"/>
+          <w:sz w:val="28"/>
+          <w:szCs w:val="28"/>
+        </w:rPr>
+      </w:pPr>
+      <w:r>
+        <w:rPr>
+          <w:rFonts w:ascii="Times New Roman" w:hAnsi="Times New Roman" w:cs="Times New Roman"/>
+          <w:sz w:val="28"/>
+          <w:szCs w:val="28"/>
+        </w:rPr>
+        <w:t>public class Task6 {</w:t>
+      </w:r>
+    </w:p>
+    <w:p>
+      <w:pPr>
+        <w:rPr>
+          <w:rFonts w:ascii="Times New Roman" w:hAnsi="Times New Roman" w:cs="Times New Roman"/>
+          <w:sz w:val="28"/>
+          <w:szCs w:val="28"/>
+        </w:rPr>
+      </w:pPr>
+      <w:r>
+        <w:rPr>
+          <w:rFonts w:ascii="Times New Roman" w:hAnsi="Times New Roman" w:cs="Times New Roman"/>
+          <w:sz w:val="28"/>
+          <w:szCs w:val="28"/>
+        </w:rPr>
+        <w:t xml:space="preserve">    public static void </w:t>
+      </w:r>
+      <w:proofErr w:type="gramStart"/>
+      <w:r>
+        <w:rPr>
+          <w:rFonts w:ascii="Times New Roman" w:hAnsi="Times New Roman" w:cs="Times New Roman"/>
+          <w:sz w:val="28"/>
+          <w:szCs w:val="28"/>
+        </w:rPr>
+        <w:t>main(String[</w:t>
+      </w:r>
+      <w:proofErr w:type="gramEnd"/>
+      <w:r>
+        <w:rPr>
+          <w:rFonts w:ascii="Times New Roman" w:hAnsi="Times New Roman" w:cs="Times New Roman"/>
+          <w:sz w:val="28"/>
+          <w:szCs w:val="28"/>
+        </w:rPr>
+        <w:t xml:space="preserve">] </w:t>
+      </w:r>
+      <w:proofErr w:type="spellStart"/>
+      <w:r>
+        <w:rPr>
+          <w:rFonts w:ascii="Times New Roman" w:hAnsi="Times New Roman" w:cs="Times New Roman"/>
+          <w:sz w:val="28"/>
+          <w:szCs w:val="28"/>
+        </w:rPr>
+        <w:t>args</w:t>
+      </w:r>
+      <w:proofErr w:type="spellEnd"/>
+      <w:r>
+        <w:rPr>
+          <w:rFonts w:ascii="Times New Roman" w:hAnsi="Times New Roman" w:cs="Times New Roman"/>
+          <w:sz w:val="28"/>
+          <w:szCs w:val="28"/>
+        </w:rPr>
+        <w:t>) {</w:t>
+      </w:r>
+    </w:p>
+    <w:p>
+      <w:pPr>
+        <w:rPr>
+          <w:rFonts w:ascii="Times New Roman" w:hAnsi="Times New Roman" w:cs="Times New Roman"/>
+          <w:sz w:val="28"/>
+          <w:szCs w:val="28"/>
+        </w:rPr>
+      </w:pPr>
+      <w:r>
+        <w:rPr>
+          <w:rFonts w:ascii="Times New Roman" w:hAnsi="Times New Roman" w:cs="Times New Roman"/>
+          <w:sz w:val="28"/>
+          <w:szCs w:val="28"/>
+        </w:rPr>
+        <w:t xml:space="preserve">        Scanner </w:t>
+      </w:r>
+      <w:proofErr w:type="spellStart"/>
+      <w:r>
+        <w:rPr>
+          <w:rFonts w:ascii="Times New Roman" w:hAnsi="Times New Roman" w:cs="Times New Roman"/>
+          <w:sz w:val="28"/>
+          <w:szCs w:val="28"/>
+        </w:rPr>
+        <w:t>sc</w:t>
+      </w:r>
+      <w:proofErr w:type="spellEnd"/>
+      <w:r>
+        <w:rPr>
+          <w:rFonts w:ascii="Times New Roman" w:hAnsi="Times New Roman" w:cs="Times New Roman"/>
+          <w:sz w:val="28"/>
+          <w:szCs w:val="28"/>
+        </w:rPr>
+        <w:t xml:space="preserve"> = new </w:t>
+      </w:r>
+      <w:proofErr w:type="gramStart"/>
+      <w:r>
+        <w:rPr>
+          <w:rFonts w:ascii="Times New Roman" w:hAnsi="Times New Roman" w:cs="Times New Roman"/>
+          <w:sz w:val="28"/>
+          <w:szCs w:val="28"/>
+        </w:rPr>
+        <w:t>Scanner(</w:t>
+      </w:r>
+      <w:proofErr w:type="gramEnd"/>
+      <w:r>
+        <w:rPr>
+          <w:rFonts w:ascii="Times New Roman" w:hAnsi="Times New Roman" w:cs="Times New Roman"/>
+          <w:sz w:val="28"/>
+          <w:szCs w:val="28"/>
+        </w:rPr>
+        <w:t>System.in);</w:t>
+      </w:r>
+    </w:p>
+    <w:p>
+      <w:pPr>
+        <w:rPr>
+          <w:rFonts w:ascii="Times New Roman" w:hAnsi="Times New Roman" w:cs="Times New Roman"/>
+          <w:sz w:val="28"/>
+          <w:szCs w:val="28"/>
+        </w:rPr>
+      </w:pPr>
+    </w:p>
+    <w:p>
+      <w:pPr>
+        <w:rPr>
+          <w:rFonts w:ascii="Times New Roman" w:hAnsi="Times New Roman" w:cs="Times New Roman"/>
+          <w:sz w:val="28"/>
+          <w:szCs w:val="28"/>
+        </w:rPr>
+      </w:pPr>
+      <w:r>
+        <w:rPr>
+          <w:rFonts w:ascii="Times New Roman" w:hAnsi="Times New Roman" w:cs="Times New Roman"/>
+          <w:sz w:val="28"/>
+          <w:szCs w:val="28"/>
+        </w:rPr>
+        <w:t xml:space="preserve">        </w:t>
+      </w:r>
+      <w:proofErr w:type="spellStart"/>
+      <w:r>
+        <w:rPr>
+          <w:rFonts w:ascii="Times New Roman" w:hAnsi="Times New Roman" w:cs="Times New Roman"/>
+          <w:sz w:val="28"/>
+          <w:szCs w:val="28"/>
+        </w:rPr>
+        <w:t>System.out.print</w:t>
+      </w:r>
+      <w:proofErr w:type="spellEnd"/>
+      <w:r>
+        <w:rPr>
+          <w:rFonts w:ascii="Times New Roman" w:hAnsi="Times New Roman" w:cs="Times New Roman"/>
+          <w:sz w:val="28"/>
+          <w:szCs w:val="28"/>
+        </w:rPr>
+        <w:t>("Enter the number of elements: ");</w:t>
+      </w:r>
+    </w:p>
+    <w:p>
+      <w:pPr>
+        <w:rPr>
+          <w:rFonts w:ascii="Times New Roman" w:hAnsi="Times New Roman" w:cs="Times New Roman"/>
+          <w:sz w:val="28"/>
+          <w:szCs w:val="28"/>
+        </w:rPr>
+      </w:pPr>
+      <w:r>
+        <w:rPr>
+          <w:rFonts w:ascii="Times New Roman" w:hAnsi="Times New Roman" w:cs="Times New Roman"/>
+          <w:sz w:val="28"/>
+          <w:szCs w:val="28"/>
+        </w:rPr>
+        <w:t xml:space="preserve">        int n = </w:t>
+      </w:r>
+      <w:proofErr w:type="spellStart"/>
+      <w:proofErr w:type="gramStart"/>
+      <w:r>
+        <w:rPr>
+          <w:rFonts w:ascii="Times New Roman" w:hAnsi="Times New Roman" w:cs="Times New Roman"/>
+          <w:sz w:val="28"/>
+          <w:szCs w:val="28"/>
+        </w:rPr>
+        <w:t>sc.nextInt</w:t>
+      </w:r>
+      <w:proofErr w:type="spellEnd"/>
+      <w:proofErr w:type="gramEnd"/>
+      <w:r>
+        <w:rPr>
+          <w:rFonts w:ascii="Times New Roman" w:hAnsi="Times New Roman" w:cs="Times New Roman"/>
+          <w:sz w:val="28"/>
+          <w:szCs w:val="28"/>
+        </w:rPr>
+        <w:t>();</w:t>
+      </w:r>
+    </w:p>
+    <w:p>
+      <w:pPr>
+        <w:rPr>
+          <w:rFonts w:ascii="Times New Roman" w:hAnsi="Times New Roman" w:cs="Times New Roman"/>
+          <w:sz w:val="28"/>
+          <w:szCs w:val="28"/>
+        </w:rPr>
+      </w:pPr>
+    </w:p>
+    <w:p>
+      <w:pPr>
+        <w:rPr>
+          <w:rFonts w:ascii="Times New Roman" w:hAnsi="Times New Roman" w:cs="Times New Roman"/>
+          <w:sz w:val="28"/>
+          <w:szCs w:val="28"/>
+        </w:rPr>
+      </w:pPr>
+      <w:r>
+        <w:rPr>
+          <w:rFonts w:ascii="Times New Roman" w:hAnsi="Times New Roman" w:cs="Times New Roman"/>
+          <w:sz w:val="28"/>
+          <w:szCs w:val="28"/>
+        </w:rPr>
+        <w:t xml:space="preserve">        </w:t>
+      </w:r>
+      <w:proofErr w:type="gramStart"/>
+      <w:r>
+        <w:rPr>
+          <w:rFonts w:ascii="Times New Roman" w:hAnsi="Times New Roman" w:cs="Times New Roman"/>
+          <w:sz w:val="28"/>
+          <w:szCs w:val="28"/>
+        </w:rPr>
+        <w:t>int[</w:t>
+      </w:r>
+      <w:proofErr w:type="gramEnd"/>
+      <w:r>
+        <w:rPr>
+          <w:rFonts w:ascii="Times New Roman" w:hAnsi="Times New Roman" w:cs="Times New Roman"/>
+          <w:sz w:val="28"/>
+          <w:szCs w:val="28"/>
+        </w:rPr>
+        <w:t xml:space="preserve">] </w:t>
+      </w:r>
+      <w:proofErr w:type="spellStart"/>
+      <w:r>
+        <w:rPr>
+          <w:rFonts w:ascii="Times New Roman" w:hAnsi="Times New Roman" w:cs="Times New Roman"/>
+          <w:sz w:val="28"/>
+          <w:szCs w:val="28"/>
+        </w:rPr>
+        <w:t>arr</w:t>
+      </w:r>
+      <w:proofErr w:type="spellEnd"/>
+      <w:r>
+        <w:rPr>
+          <w:rFonts w:ascii="Times New Roman" w:hAnsi="Times New Roman" w:cs="Times New Roman"/>
+          <w:sz w:val="28"/>
+          <w:szCs w:val="28"/>
+        </w:rPr>
+        <w:t xml:space="preserve"> = new int[n];</w:t>
+      </w:r>
+    </w:p>
+    <w:p>
+      <w:pPr>
+        <w:rPr>
+          <w:rFonts w:ascii="Times New Roman" w:hAnsi="Times New Roman" w:cs="Times New Roman"/>
+          <w:sz w:val="28"/>
+          <w:szCs w:val="28"/>
+        </w:rPr>
+      </w:pPr>
+    </w:p>
+    <w:p>
+      <w:pPr>
+        <w:rPr>
+          <w:rFonts w:ascii="Times New Roman" w:hAnsi="Times New Roman" w:cs="Times New Roman"/>
+          <w:sz w:val="28"/>
+          <w:szCs w:val="28"/>
+        </w:rPr>
+      </w:pPr>
+      <w:r>
+        <w:rPr>
+          <w:rFonts w:ascii="Times New Roman" w:hAnsi="Times New Roman" w:cs="Times New Roman"/>
+          <w:sz w:val="28"/>
+          <w:szCs w:val="28"/>
+        </w:rPr>
+        <w:lastRenderedPageBreak/>
+        <w:t xml:space="preserve">        </w:t>
+      </w:r>
+      <w:proofErr w:type="spellStart"/>
+      <w:r>
+        <w:rPr>
+          <w:rFonts w:ascii="Times New Roman" w:hAnsi="Times New Roman" w:cs="Times New Roman"/>
+          <w:sz w:val="28"/>
+          <w:szCs w:val="28"/>
+        </w:rPr>
+        <w:t>System.out.println</w:t>
+      </w:r>
+      <w:proofErr w:type="spellEnd"/>
+      <w:r>
+        <w:rPr>
+          <w:rFonts w:ascii="Times New Roman" w:hAnsi="Times New Roman" w:cs="Times New Roman"/>
+          <w:sz w:val="28"/>
+          <w:szCs w:val="28"/>
+        </w:rPr>
+        <w:t>("Enter the array elements:");</w:t>
+      </w:r>
+    </w:p>
+    <w:p>
+      <w:pPr>
+        <w:rPr>
+          <w:rFonts w:ascii="Times New Roman" w:hAnsi="Times New Roman" w:cs="Times New Roman"/>
+          <w:sz w:val="28"/>
+          <w:szCs w:val="28"/>
+        </w:rPr>
+      </w:pPr>
+      <w:r>
+        <w:rPr>
+          <w:rFonts w:ascii="Times New Roman" w:hAnsi="Times New Roman" w:cs="Times New Roman"/>
+          <w:sz w:val="28"/>
+          <w:szCs w:val="28"/>
+        </w:rPr>
+        <w:t xml:space="preserve">        for (int </w:t>
+      </w:r>
+      <w:proofErr w:type="spellStart"/>
+      <w:r>
+        <w:rPr>
+          <w:rFonts w:ascii="Times New Roman" w:hAnsi="Times New Roman" w:cs="Times New Roman"/>
+          <w:sz w:val="28"/>
+          <w:szCs w:val="28"/>
+        </w:rPr>
+        <w:t>i</w:t>
+      </w:r>
+      <w:proofErr w:type="spellEnd"/>
+      <w:r>
+        <w:rPr>
+          <w:rFonts w:ascii="Times New Roman" w:hAnsi="Times New Roman" w:cs="Times New Roman"/>
+          <w:sz w:val="28"/>
+          <w:szCs w:val="28"/>
+        </w:rPr>
+        <w:t xml:space="preserve"> = 0; </w:t>
+      </w:r>
+      <w:proofErr w:type="spellStart"/>
+      <w:r>
+        <w:rPr>
+          <w:rFonts w:ascii="Times New Roman" w:hAnsi="Times New Roman" w:cs="Times New Roman"/>
+          <w:sz w:val="28"/>
+          <w:szCs w:val="28"/>
+        </w:rPr>
+        <w:t>i</w:t>
+      </w:r>
+      <w:proofErr w:type="spellEnd"/>
+      <w:r>
+        <w:rPr>
+          <w:rFonts w:ascii="Times New Roman" w:hAnsi="Times New Roman" w:cs="Times New Roman"/>
+          <w:sz w:val="28"/>
+          <w:szCs w:val="28"/>
+        </w:rPr>
+        <w:t xml:space="preserve"> &lt; n; </w:t>
+      </w:r>
+      <w:proofErr w:type="spellStart"/>
+      <w:r>
+        <w:rPr>
+          <w:rFonts w:ascii="Times New Roman" w:hAnsi="Times New Roman" w:cs="Times New Roman"/>
+          <w:sz w:val="28"/>
+          <w:szCs w:val="28"/>
+        </w:rPr>
+        <w:t>i</w:t>
+      </w:r>
+      <w:proofErr w:type="spellEnd"/>
+      <w:r>
+        <w:rPr>
+          <w:rFonts w:ascii="Times New Roman" w:hAnsi="Times New Roman" w:cs="Times New Roman"/>
+          <w:sz w:val="28"/>
+          <w:szCs w:val="28"/>
+        </w:rPr>
+        <w:t>++) {</w:t>
+      </w:r>
+    </w:p>
+    <w:p>
+      <w:pPr>
+        <w:rPr>
+          <w:rFonts w:ascii="Times New Roman" w:hAnsi="Times New Roman" w:cs="Times New Roman"/>
+          <w:sz w:val="28"/>
+          <w:szCs w:val="28"/>
+        </w:rPr>
+      </w:pPr>
+      <w:r>
+        <w:rPr>
+          <w:rFonts w:ascii="Times New Roman" w:hAnsi="Times New Roman" w:cs="Times New Roman"/>
+          <w:sz w:val="28"/>
+          <w:szCs w:val="28"/>
+        </w:rPr>
+        <w:t xml:space="preserve">            </w:t>
+      </w:r>
+      <w:proofErr w:type="spellStart"/>
+      <w:r>
+        <w:rPr>
+          <w:rFonts w:ascii="Times New Roman" w:hAnsi="Times New Roman" w:cs="Times New Roman"/>
+          <w:sz w:val="28"/>
+          <w:szCs w:val="28"/>
+        </w:rPr>
+        <w:t>arr</w:t>
+      </w:r>
+      <w:proofErr w:type="spellEnd"/>
+      <w:r>
+        <w:rPr>
+          <w:rFonts w:ascii="Times New Roman" w:hAnsi="Times New Roman" w:cs="Times New Roman"/>
+          <w:sz w:val="28"/>
+          <w:szCs w:val="28"/>
+        </w:rPr>
+        <w:t>[</w:t>
+      </w:r>
+      <w:proofErr w:type="spellStart"/>
+      <w:r>
+        <w:rPr>
+          <w:rFonts w:ascii="Times New Roman" w:hAnsi="Times New Roman" w:cs="Times New Roman"/>
+          <w:sz w:val="28"/>
+          <w:szCs w:val="28"/>
+        </w:rPr>
+        <w:t>i</w:t>
+      </w:r>
+      <w:proofErr w:type="spellEnd"/>
+      <w:r>
+        <w:rPr>
+          <w:rFonts w:ascii="Times New Roman" w:hAnsi="Times New Roman" w:cs="Times New Roman"/>
+          <w:sz w:val="28"/>
+          <w:szCs w:val="28"/>
+        </w:rPr>
+        <w:t xml:space="preserve">] = </w:t>
+      </w:r>
+      <w:proofErr w:type="spellStart"/>
+      <w:proofErr w:type="gramStart"/>
+      <w:r>
+        <w:rPr>
+          <w:rFonts w:ascii="Times New Roman" w:hAnsi="Times New Roman" w:cs="Times New Roman"/>
+          <w:sz w:val="28"/>
+          <w:szCs w:val="28"/>
+        </w:rPr>
+        <w:t>sc.nextInt</w:t>
+      </w:r>
+      <w:proofErr w:type="spellEnd"/>
+      <w:proofErr w:type="gramEnd"/>
+      <w:r>
+        <w:rPr>
+          <w:rFonts w:ascii="Times New Roman" w:hAnsi="Times New Roman" w:cs="Times New Roman"/>
+          <w:sz w:val="28"/>
+          <w:szCs w:val="28"/>
+        </w:rPr>
+        <w:t>();</w:t>
+      </w:r>
+    </w:p>
+    <w:p>
+      <w:pPr>
+        <w:rPr>
+          <w:rFonts w:ascii="Times New Roman" w:hAnsi="Times New Roman" w:cs="Times New Roman"/>
+          <w:sz w:val="28"/>
+          <w:szCs w:val="28"/>
+        </w:rPr>
+      </w:pPr>
+      <w:r>
+        <w:rPr>
+          <w:rFonts w:ascii="Times New Roman" w:hAnsi="Times New Roman" w:cs="Times New Roman"/>
+          <w:sz w:val="28"/>
+          <w:szCs w:val="28"/>
+        </w:rPr>
+        <w:t xml:space="preserve">        }</w:t>
+      </w:r>
+    </w:p>
+    <w:p>
+      <w:pPr>
+        <w:rPr>
+          <w:rFonts w:ascii="Times New Roman" w:hAnsi="Times New Roman" w:cs="Times New Roman"/>
+          <w:sz w:val="28"/>
+          <w:szCs w:val="28"/>
+        </w:rPr>
+      </w:pPr>
+    </w:p>
+    <w:p>
+      <w:pPr>
+        <w:rPr>
+          <w:rFonts w:ascii="Times New Roman" w:hAnsi="Times New Roman" w:cs="Times New Roman"/>
+          <w:sz w:val="28"/>
+          <w:szCs w:val="28"/>
+        </w:rPr>
+      </w:pPr>
+      <w:r>
+        <w:rPr>
+          <w:rFonts w:ascii="Times New Roman" w:hAnsi="Times New Roman" w:cs="Times New Roman"/>
+          <w:sz w:val="28"/>
+          <w:szCs w:val="28"/>
+        </w:rPr>
+        <w:t xml:space="preserve">        </w:t>
+      </w:r>
+      <w:proofErr w:type="spellStart"/>
+      <w:r>
+        <w:rPr>
+          <w:rFonts w:ascii="Times New Roman" w:hAnsi="Times New Roman" w:cs="Times New Roman"/>
+          <w:sz w:val="28"/>
+          <w:szCs w:val="28"/>
+        </w:rPr>
+        <w:t>System.out.println</w:t>
+      </w:r>
+      <w:proofErr w:type="spellEnd"/>
+      <w:r>
+        <w:rPr>
+          <w:rFonts w:ascii="Times New Roman" w:hAnsi="Times New Roman" w:cs="Times New Roman"/>
+          <w:sz w:val="28"/>
+          <w:szCs w:val="28"/>
+        </w:rPr>
+        <w:t>("All possible pairs are:");</w:t>
+      </w:r>
+    </w:p>
+    <w:p>
+      <w:pPr>
+        <w:rPr>
+          <w:rFonts w:ascii="Times New Roman" w:hAnsi="Times New Roman" w:cs="Times New Roman"/>
+          <w:sz w:val="28"/>
+          <w:szCs w:val="28"/>
+        </w:rPr>
+      </w:pPr>
+    </w:p>
+    <w:p>
+      <w:pPr>
+        <w:rPr>
+          <w:rFonts w:ascii="Times New Roman" w:hAnsi="Times New Roman" w:cs="Times New Roman"/>
+          <w:sz w:val="28"/>
+          <w:szCs w:val="28"/>
+        </w:rPr>
+      </w:pPr>
+      <w:r>
+        <w:rPr>
+          <w:rFonts w:ascii="Times New Roman" w:hAnsi="Times New Roman" w:cs="Times New Roman"/>
+          <w:sz w:val="28"/>
+          <w:szCs w:val="28"/>
+        </w:rPr>
+        <w:t xml:space="preserve">        for (int </w:t>
+      </w:r>
+      <w:proofErr w:type="spellStart"/>
+      <w:r>
+        <w:rPr>
+          <w:rFonts w:ascii="Times New Roman" w:hAnsi="Times New Roman" w:cs="Times New Roman"/>
+          <w:sz w:val="28"/>
+          <w:szCs w:val="28"/>
+        </w:rPr>
+        <w:t>i</w:t>
+      </w:r>
+      <w:proofErr w:type="spellEnd"/>
+      <w:r>
+        <w:rPr>
+          <w:rFonts w:ascii="Times New Roman" w:hAnsi="Times New Roman" w:cs="Times New Roman"/>
+          <w:sz w:val="28"/>
+          <w:szCs w:val="28"/>
+        </w:rPr>
+        <w:t xml:space="preserve"> = 0; </w:t>
+      </w:r>
+      <w:proofErr w:type="spellStart"/>
+      <w:r>
+        <w:rPr>
+          <w:rFonts w:ascii="Times New Roman" w:hAnsi="Times New Roman" w:cs="Times New Roman"/>
+          <w:sz w:val="28"/>
+          <w:szCs w:val="28"/>
+        </w:rPr>
+        <w:t>i</w:t>
+      </w:r>
+      <w:proofErr w:type="spellEnd"/>
+      <w:r>
+        <w:rPr>
+          <w:rFonts w:ascii="Times New Roman" w:hAnsi="Times New Roman" w:cs="Times New Roman"/>
+          <w:sz w:val="28"/>
+          <w:szCs w:val="28"/>
+        </w:rPr>
+        <w:t xml:space="preserve"> &lt; n - 1; </w:t>
+      </w:r>
+      <w:proofErr w:type="spellStart"/>
+      <w:r>
+        <w:rPr>
+          <w:rFonts w:ascii="Times New Roman" w:hAnsi="Times New Roman" w:cs="Times New Roman"/>
+          <w:sz w:val="28"/>
+          <w:szCs w:val="28"/>
+        </w:rPr>
+        <w:t>i</w:t>
+      </w:r>
+      <w:proofErr w:type="spellEnd"/>
+      <w:r>
+        <w:rPr>
+          <w:rFonts w:ascii="Times New Roman" w:hAnsi="Times New Roman" w:cs="Times New Roman"/>
+          <w:sz w:val="28"/>
+          <w:szCs w:val="28"/>
+        </w:rPr>
+        <w:t>++) {</w:t>
+      </w:r>
+    </w:p>
+    <w:p>
+      <w:pPr>
+        <w:rPr>
+          <w:rFonts w:ascii="Times New Roman" w:hAnsi="Times New Roman" w:cs="Times New Roman"/>
+          <w:sz w:val="28"/>
+          <w:szCs w:val="28"/>
+        </w:rPr>
+      </w:pPr>
+      <w:r>
+        <w:rPr>
+          <w:rFonts w:ascii="Times New Roman" w:hAnsi="Times New Roman" w:cs="Times New Roman"/>
+          <w:sz w:val="28"/>
+          <w:szCs w:val="28"/>
+        </w:rPr>
+        <w:t xml:space="preserve">            for (int j = </w:t>
+      </w:r>
+      <w:proofErr w:type="spellStart"/>
+      <w:r>
+        <w:rPr>
+          <w:rFonts w:ascii="Times New Roman" w:hAnsi="Times New Roman" w:cs="Times New Roman"/>
+          <w:sz w:val="28"/>
+          <w:szCs w:val="28"/>
+        </w:rPr>
+        <w:t>i</w:t>
+      </w:r>
+      <w:proofErr w:type="spellEnd"/>
+      <w:r>
+        <w:rPr>
+          <w:rFonts w:ascii="Times New Roman" w:hAnsi="Times New Roman" w:cs="Times New Roman"/>
+          <w:sz w:val="28"/>
+          <w:szCs w:val="28"/>
+        </w:rPr>
+        <w:t xml:space="preserve"> + 1; j &lt; n; </w:t>
+      </w:r>
+      <w:proofErr w:type="spellStart"/>
+      <w:r>
+        <w:rPr>
+          <w:rFonts w:ascii="Times New Roman" w:hAnsi="Times New Roman" w:cs="Times New Roman"/>
+          <w:sz w:val="28"/>
+          <w:szCs w:val="28"/>
+        </w:rPr>
+        <w:t>j++</w:t>
+      </w:r>
+      <w:proofErr w:type="spellEnd"/>
+      <w:r>
+        <w:rPr>
+          <w:rFonts w:ascii="Times New Roman" w:hAnsi="Times New Roman" w:cs="Times New Roman"/>
+          <w:sz w:val="28"/>
+          <w:szCs w:val="28"/>
+        </w:rPr>
+        <w:t>) {</w:t>
+      </w:r>
+    </w:p>
+    <w:p>
+      <w:pPr>
+        <w:rPr>
+          <w:rFonts w:ascii="Times New Roman" w:hAnsi="Times New Roman" w:cs="Times New Roman"/>
+          <w:sz w:val="28"/>
+          <w:szCs w:val="28"/>
+        </w:rPr>
+      </w:pPr>
+      <w:r>
+        <w:rPr>
+          <w:rFonts w:ascii="Times New Roman" w:hAnsi="Times New Roman" w:cs="Times New Roman"/>
+          <w:sz w:val="28"/>
+          <w:szCs w:val="28"/>
+        </w:rPr>
+        <w:t xml:space="preserve">                </w:t>
+      </w:r>
+      <w:proofErr w:type="spellStart"/>
+      <w:r>
+        <w:rPr>
+          <w:rFonts w:ascii="Times New Roman" w:hAnsi="Times New Roman" w:cs="Times New Roman"/>
+          <w:sz w:val="28"/>
+          <w:szCs w:val="28"/>
+        </w:rPr>
+        <w:t>System.out.println</w:t>
+      </w:r>
+      <w:proofErr w:type="spellEnd"/>
+      <w:r>
+        <w:rPr>
+          <w:rFonts w:ascii="Times New Roman" w:hAnsi="Times New Roman" w:cs="Times New Roman"/>
+          <w:sz w:val="28"/>
+          <w:szCs w:val="28"/>
+        </w:rPr>
+        <w:t xml:space="preserve">("(" + </w:t>
+      </w:r>
+      <w:proofErr w:type="spellStart"/>
+      <w:r>
+        <w:rPr>
+          <w:rFonts w:ascii="Times New Roman" w:hAnsi="Times New Roman" w:cs="Times New Roman"/>
+          <w:sz w:val="28"/>
+          <w:szCs w:val="28"/>
+        </w:rPr>
+        <w:t>arr</w:t>
+      </w:r>
+      <w:proofErr w:type="spellEnd"/>
+      <w:r>
+        <w:rPr>
+          <w:rFonts w:ascii="Times New Roman" w:hAnsi="Times New Roman" w:cs="Times New Roman"/>
+          <w:sz w:val="28"/>
+          <w:szCs w:val="28"/>
+        </w:rPr>
+        <w:t>[</w:t>
+      </w:r>
+      <w:proofErr w:type="spellStart"/>
+      <w:r>
+        <w:rPr>
+          <w:rFonts w:ascii="Times New Roman" w:hAnsi="Times New Roman" w:cs="Times New Roman"/>
+          <w:sz w:val="28"/>
+          <w:szCs w:val="28"/>
+        </w:rPr>
+        <w:t>i</w:t>
+      </w:r>
+      <w:proofErr w:type="spellEnd"/>
+      <w:r>
+        <w:rPr>
+          <w:rFonts w:ascii="Times New Roman" w:hAnsi="Times New Roman" w:cs="Times New Roman"/>
+          <w:sz w:val="28"/>
+          <w:szCs w:val="28"/>
+        </w:rPr>
+        <w:t xml:space="preserve">] + ", " + </w:t>
+      </w:r>
+      <w:proofErr w:type="spellStart"/>
+      <w:r>
+        <w:rPr>
+          <w:rFonts w:ascii="Times New Roman" w:hAnsi="Times New Roman" w:cs="Times New Roman"/>
+          <w:sz w:val="28"/>
+          <w:szCs w:val="28"/>
+        </w:rPr>
+        <w:t>arr</w:t>
+      </w:r>
+      <w:proofErr w:type="spellEnd"/>
+      <w:r>
+        <w:rPr>
+          <w:rFonts w:ascii="Times New Roman" w:hAnsi="Times New Roman" w:cs="Times New Roman"/>
+          <w:sz w:val="28"/>
+          <w:szCs w:val="28"/>
+        </w:rPr>
+        <w:t>[j] + ")");</w:t>
+      </w:r>
+    </w:p>
+    <w:p>
+      <w:pPr>
+        <w:rPr>
+          <w:rFonts w:ascii="Times New Roman" w:hAnsi="Times New Roman" w:cs="Times New Roman"/>
+          <w:sz w:val="28"/>
+          <w:szCs w:val="28"/>
+        </w:rPr>
+      </w:pPr>
+      <w:r>
+        <w:rPr>
+          <w:rFonts w:ascii="Times New Roman" w:hAnsi="Times New Roman" w:cs="Times New Roman"/>
+          <w:sz w:val="28"/>
+          <w:szCs w:val="28"/>
+        </w:rPr>
+        <w:t xml:space="preserve">            }</w:t>
+      </w:r>
+    </w:p>
+    <w:p>
+      <w:pPr>
+        <w:rPr>
+          <w:rFonts w:ascii="Times New Roman" w:hAnsi="Times New Roman" w:cs="Times New Roman"/>
+          <w:sz w:val="28"/>
+          <w:szCs w:val="28"/>
+        </w:rPr>
+      </w:pPr>
+      <w:r>
+        <w:rPr>
+          <w:rFonts w:ascii="Times New Roman" w:hAnsi="Times New Roman" w:cs="Times New Roman"/>
+          <w:sz w:val="28"/>
+          <w:szCs w:val="28"/>
+        </w:rPr>
+        <w:t xml:space="preserve">        }</w:t>
+      </w:r>
+    </w:p>
+    <w:p>
+      <w:pPr>
+        <w:rPr>
+          <w:rFonts w:ascii="Times New Roman" w:hAnsi="Times New Roman" w:cs="Times New Roman"/>
+          <w:sz w:val="28"/>
+          <w:szCs w:val="28"/>
+        </w:rPr>
+      </w:pPr>
+    </w:p>
+    <w:p>
+      <w:pPr>
+        <w:rPr>
+          <w:rFonts w:ascii="Times New Roman" w:hAnsi="Times New Roman" w:cs="Times New Roman"/>
+          <w:sz w:val="28"/>
+          <w:szCs w:val="28"/>
+        </w:rPr>
+      </w:pPr>
+      <w:r>
+        <w:rPr>
+          <w:rFonts w:ascii="Times New Roman" w:hAnsi="Times New Roman" w:cs="Times New Roman"/>
+          <w:sz w:val="28"/>
+          <w:szCs w:val="28"/>
+        </w:rPr>
+        <w:t xml:space="preserve">        </w:t>
+      </w:r>
+      <w:proofErr w:type="spellStart"/>
+      <w:proofErr w:type="gramStart"/>
+      <w:r>
+        <w:rPr>
+          <w:rFonts w:ascii="Times New Roman" w:hAnsi="Times New Roman" w:cs="Times New Roman"/>
+          <w:sz w:val="28"/>
+          <w:szCs w:val="28"/>
+        </w:rPr>
+        <w:t>sc.close</w:t>
+      </w:r>
+      <w:proofErr w:type="spellEnd"/>
+      <w:proofErr w:type="gramEnd"/>
+      <w:r>
+        <w:rPr>
+          <w:rFonts w:ascii="Times New Roman" w:hAnsi="Times New Roman" w:cs="Times New Roman"/>
+          <w:sz w:val="28"/>
+          <w:szCs w:val="28"/>
+        </w:rPr>
+        <w:t>();</w:t>
+      </w:r>
+    </w:p>
+    <w:p>
+      <w:pPr>
+        <w:rPr>
+          <w:rFonts w:ascii="Times New Roman" w:hAnsi="Times New Roman" w:cs="Times New Roman"/>
+          <w:sz w:val="28"/>
+          <w:szCs w:val="28"/>
+        </w:rPr>
+      </w:pPr>
+      <w:r>
+        <w:rPr>
+          <w:rFonts w:ascii="Times New Roman" w:hAnsi="Times New Roman" w:cs="Times New Roman"/>
+          <w:sz w:val="28"/>
+          <w:szCs w:val="28"/>
+        </w:rPr>
+        <w:t xml:space="preserve">    }</w:t>
+      </w:r>
+    </w:p>
+    <w:p>
+      <w:pPr>
+        <w:rPr>
+          <w:rFonts w:ascii="Times New Roman" w:hAnsi="Times New Roman" w:cs="Times New Roman"/>
+          <w:sz w:val="28"/>
+          <w:szCs w:val="28"/>
+        </w:rPr>
+      </w:pPr>
+      <w:r>
+        <w:rPr>
+          <w:rFonts w:ascii="Times New Roman" w:hAnsi="Times New Roman" w:cs="Times New Roman"/>
+          <w:sz w:val="28"/>
+          <w:szCs w:val="28"/>
+        </w:rPr>
+        <w:t>}</w:t>
+      </w:r>
+    </w:p>
+    <w:p>
+      <w:pPr>
+        <w:rPr>
+          <w:rFonts w:ascii="Times New Roman" w:hAnsi="Times New Roman" w:cs="Times New Roman"/>
+          <w:sz w:val="28"/>
+          <w:szCs w:val="28"/>
+        </w:rPr>
+      </w:pPr>
+    </w:p>
+    <w:p>
+      <w:pPr>
+        <w:rPr>
+          <w:rFonts w:ascii="Times New Roman" w:hAnsi="Times New Roman" w:cs="Times New Roman"/>
+          <w:b/>
+          <w:bCs/>
+          <w:sz w:val="28"/>
+          <w:szCs w:val="28"/>
+        </w:rPr>
+      </w:pPr>
+      <w:r>
+        <w:rPr>
+          <w:rFonts w:ascii="Times New Roman" w:hAnsi="Times New Roman" w:cs="Times New Roman"/>
+          <w:b/>
+          <w:bCs/>
+          <w:sz w:val="28"/>
+          <w:szCs w:val="28"/>
+        </w:rPr>
+        <w:t>Sample Output</w:t>
+      </w:r>
+      <w:r>
+        <w:rPr>
+          <w:rFonts w:ascii="Times New Roman" w:hAnsi="Times New Roman" w:cs="Times New Roman"/>
+          <w:b/>
+          <w:bCs/>
+          <w:sz w:val="28"/>
+          <w:szCs w:val="28"/>
+        </w:rPr>
+        <w:t>:</w:t>
+      </w:r>
+    </w:p>
+    <w:p>
+      <w:pPr>
+        <w:rPr>
+          <w:rFonts w:ascii="Times New Roman" w:hAnsi="Times New Roman" w:cs="Times New Roman"/>
+          <w:b/>
+          <w:bCs/>
+          <w:sz w:val="28"/>
+          <w:szCs w:val="28"/>
+        </w:rPr>
+      </w:pPr>
+      <w:r>
+        <w:rPr>
+          <w:rFonts w:ascii="Times New Roman" w:hAnsi="Times New Roman" w:cs="Times New Roman"/>
+          <w:b/>
+          <w:bCs/>
+          <w:noProof/>
+          <w:sz w:val="28"/>
+          <w:szCs w:val="28"/>
+        </w:rPr>
+        <w:drawing>
+          <wp:inline distT="0" distB="0" distL="0" distR="0" wp14:anchorId="20D78D51" wp14:editId="17015DE1">
+            <wp:extent cx="5731510" cy="2487930"/>
+            <wp:effectExtent l="0" t="0" r="2540" b="7620"/>
+            <wp:docPr id="121918755" name="Picture 1"/>
+            <wp:cNvGraphicFramePr>
+              <a:graphicFrameLocks xmlns:a="http://schemas.openxmlformats.org/drawingml/2006/main" noChangeAspect="1"/>
+            </wp:cNvGraphicFramePr>
+            <a:graphic xmlns:a="http://schemas.openxmlformats.org/drawingml/2006/main">
+              <a:graphicData uri="http://schemas.openxmlformats.org/drawingml/2006/picture">
+                <pic:pic xmlns:pic="http://schemas.openxmlformats.org/drawingml/2006/picture">
+                  <pic:nvPicPr>
+                    <pic:cNvPr id="121918755" name="Picture 121918755"/>
+                    <pic:cNvPicPr/>
+                  </pic:nvPicPr>
+                  <pic:blipFill>
+                    <a:blip r:embed="rId12">
+                      <a:extLst>
+                        <a:ext uri="{28A0092B-C50C-407E-A947-70E740481C1C}">
+                          <a14:useLocalDpi xmlns:a14="http://schemas.microsoft.com/office/drawing/2010/main" val="0"/>
+                        </a:ext>
+                      </a:extLst>
+                    </a:blip>
+                    <a:stretch>
+                      <a:fillRect/>
+                    </a:stretch>
+                  </pic:blipFill>
+                  <pic:spPr>
+                    <a:xfrm>
+                      <a:off x="0" y="0"/>
+                      <a:ext cx="5731510" cy="2487930"/>
+                    </a:xfrm>
+                    <a:prstGeom prst="rect">
+                      <a:avLst/>
+                    </a:prstGeom>
+                  </pic:spPr>
+                </pic:pic>
+              </a:graphicData>
+            </a:graphic>
+          </wp:inline>
+        </w:drawing>
+      </w:r>
+    </w:p>
+    <w:p>
+      <w:pPr>
+        <w:rPr>
+          <w:rFonts w:ascii="Times New Roman" w:hAnsi="Times New Roman" w:cs="Times New Roman"/>
+          <w:sz w:val="28"/>
+          <w:szCs w:val="28"/>
+        </w:rPr>
+      </w:pPr>
+      <w:r>
+        <w:rPr>
+          <w:rFonts w:ascii="Times New Roman" w:hAnsi="Times New Roman" w:cs="Times New Roman"/>
+          <w:sz w:val="28"/>
+          <w:szCs w:val="28"/>
+        </w:rPr>
+        <w:lastRenderedPageBreak/>
+        <w:t>Enter the number of elements: 4</w:t>
+      </w:r>
+    </w:p>
+    <w:p>
+      <w:pPr>
+        <w:rPr>
+          <w:rFonts w:ascii="Times New Roman" w:hAnsi="Times New Roman" w:cs="Times New Roman"/>
+          <w:sz w:val="28"/>
+          <w:szCs w:val="28"/>
+        </w:rPr>
+      </w:pPr>
+      <w:r>
+        <w:rPr>
+          <w:rFonts w:ascii="Times New Roman" w:hAnsi="Times New Roman" w:cs="Times New Roman"/>
+          <w:sz w:val="28"/>
+          <w:szCs w:val="28"/>
+        </w:rPr>
+        <w:t>Enter the array elements:</w:t>
+      </w:r>
+    </w:p>
+    <w:p>
+      <w:pPr>
+        <w:rPr>
+          <w:rFonts w:ascii="Times New Roman" w:hAnsi="Times New Roman" w:cs="Times New Roman"/>
+          <w:sz w:val="28"/>
+          <w:szCs w:val="28"/>
+        </w:rPr>
+      </w:pPr>
+      <w:r>
+        <w:rPr>
+          <w:rFonts w:ascii="Times New Roman" w:hAnsi="Times New Roman" w:cs="Times New Roman"/>
+          <w:sz w:val="28"/>
+          <w:szCs w:val="28"/>
+        </w:rPr>
+        <w:t>10</w:t>
+      </w:r>
+    </w:p>
+    <w:p>
+      <w:pPr>
+        <w:rPr>
+          <w:rFonts w:ascii="Times New Roman" w:hAnsi="Times New Roman" w:cs="Times New Roman"/>
+          <w:sz w:val="28"/>
+          <w:szCs w:val="28"/>
+        </w:rPr>
+      </w:pPr>
+      <w:r>
+        <w:rPr>
+          <w:rFonts w:ascii="Times New Roman" w:hAnsi="Times New Roman" w:cs="Times New Roman"/>
+          <w:sz w:val="28"/>
+          <w:szCs w:val="28"/>
+        </w:rPr>
+        <w:t>20</w:t>
+      </w:r>
+    </w:p>
+    <w:p>
+      <w:pPr>
+        <w:rPr>
+          <w:rFonts w:ascii="Times New Roman" w:hAnsi="Times New Roman" w:cs="Times New Roman"/>
+          <w:sz w:val="28"/>
+          <w:szCs w:val="28"/>
+        </w:rPr>
+      </w:pPr>
+      <w:r>
+        <w:rPr>
+          <w:rFonts w:ascii="Times New Roman" w:hAnsi="Times New Roman" w:cs="Times New Roman"/>
+          <w:sz w:val="28"/>
+          <w:szCs w:val="28"/>
+        </w:rPr>
+        <w:t>30</w:t>
+      </w:r>
+    </w:p>
+    <w:p>
+      <w:pPr>
+        <w:rPr>
+          <w:rFonts w:ascii="Times New Roman" w:hAnsi="Times New Roman" w:cs="Times New Roman"/>
+          <w:sz w:val="28"/>
+          <w:szCs w:val="28"/>
+        </w:rPr>
+      </w:pPr>
+      <w:r>
+        <w:rPr>
+          <w:rFonts w:ascii="Times New Roman" w:hAnsi="Times New Roman" w:cs="Times New Roman"/>
+          <w:sz w:val="28"/>
+          <w:szCs w:val="28"/>
+        </w:rPr>
+        <w:t>40</w:t>
+      </w:r>
+    </w:p>
+    <w:p>
+      <w:pPr>
+        <w:rPr>
+          <w:rFonts w:ascii="Times New Roman" w:hAnsi="Times New Roman" w:cs="Times New Roman"/>
+          <w:sz w:val="28"/>
+          <w:szCs w:val="28"/>
+        </w:rPr>
+      </w:pPr>
+      <w:r>
+        <w:rPr>
+          <w:rFonts w:ascii="Times New Roman" w:hAnsi="Times New Roman" w:cs="Times New Roman"/>
+          <w:sz w:val="28"/>
+          <w:szCs w:val="28"/>
+        </w:rPr>
+        <w:t>All possible pairs are:</w:t>
+      </w:r>
+    </w:p>
+    <w:p>
+      <w:pPr>
+        <w:rPr>
+          <w:rFonts w:ascii="Times New Roman" w:hAnsi="Times New Roman" w:cs="Times New Roman"/>
+          <w:sz w:val="28"/>
+          <w:szCs w:val="28"/>
+        </w:rPr>
+      </w:pPr>
+      <w:r>
+        <w:rPr>
+          <w:rFonts w:ascii="Times New Roman" w:hAnsi="Times New Roman" w:cs="Times New Roman"/>
+          <w:sz w:val="28"/>
+          <w:szCs w:val="28"/>
+        </w:rPr>
+        <w:t>(10, 20)</w:t>
+      </w:r>
+    </w:p>
+    <w:p>
+      <w:pPr>
+        <w:rPr>
+          <w:rFonts w:ascii="Times New Roman" w:hAnsi="Times New Roman" w:cs="Times New Roman"/>
+          <w:sz w:val="28"/>
+          <w:szCs w:val="28"/>
+        </w:rPr>
+      </w:pPr>
+      <w:r>
+        <w:rPr>
+          <w:rFonts w:ascii="Times New Roman" w:hAnsi="Times New Roman" w:cs="Times New Roman"/>
+          <w:sz w:val="28"/>
+          <w:szCs w:val="28"/>
+        </w:rPr>
+        <w:t>(10, 30)</w:t>
+      </w:r>
+    </w:p>
+    <w:p>
+      <w:pPr>
+        <w:rPr>
+          <w:rFonts w:ascii="Times New Roman" w:hAnsi="Times New Roman" w:cs="Times New Roman"/>
+          <w:sz w:val="28"/>
+          <w:szCs w:val="28"/>
+        </w:rPr>
+      </w:pPr>
+      <w:r>
+        <w:rPr>
+          <w:rFonts w:ascii="Times New Roman" w:hAnsi="Times New Roman" w:cs="Times New Roman"/>
+          <w:sz w:val="28"/>
+          <w:szCs w:val="28"/>
+        </w:rPr>
+        <w:t>(10, 40)</w:t>
+      </w:r>
+    </w:p>
+    <w:p>
+      <w:pPr>
+        <w:rPr>
+          <w:rFonts w:ascii="Times New Roman" w:hAnsi="Times New Roman" w:cs="Times New Roman"/>
+          <w:sz w:val="28"/>
+          <w:szCs w:val="28"/>
+        </w:rPr>
+      </w:pPr>
+      <w:r>
+        <w:rPr>
+          <w:rFonts w:ascii="Times New Roman" w:hAnsi="Times New Roman" w:cs="Times New Roman"/>
+          <w:sz w:val="28"/>
+          <w:szCs w:val="28"/>
+        </w:rPr>
+        <w:t>(20, 30)</w:t>
+      </w:r>
+    </w:p>
+    <w:p>
+      <w:pPr>
+        <w:rPr>
+          <w:rFonts w:ascii="Times New Roman" w:hAnsi="Times New Roman" w:cs="Times New Roman"/>
+          <w:sz w:val="28"/>
+          <w:szCs w:val="28"/>
+        </w:rPr>
+      </w:pPr>
+      <w:r>
+        <w:rPr>
+          <w:rFonts w:ascii="Times New Roman" w:hAnsi="Times New Roman" w:cs="Times New Roman"/>
+          <w:sz w:val="28"/>
+          <w:szCs w:val="28"/>
+        </w:rPr>
+        <w:t>(20, 40)</w:t>
+      </w:r>
+    </w:p>
+    <w:p>
+      <w:pPr>
+        <w:rPr>
+          <w:rFonts w:ascii="Times New Roman" w:hAnsi="Times New Roman" w:cs="Times New Roman"/>
+          <w:sz w:val="28"/>
+          <w:szCs w:val="28"/>
+        </w:rPr>
+      </w:pPr>
+      <w:r>
+        <w:rPr>
+          <w:rFonts w:ascii="Times New Roman" w:hAnsi="Times New Roman" w:cs="Times New Roman"/>
+          <w:sz w:val="28"/>
+          <w:szCs w:val="28"/>
+        </w:rPr>
+        <w:t>(30, 40)</w:t>
+      </w:r>
+    </w:p>
+    <w:p>
+      <w:pPr>
+        <w:rPr>
+          <w:rFonts w:ascii="Times New Roman" w:hAnsi="Times New Roman" w:cs="Times New Roman"/>
+          <w:sz w:val="28"/>
+          <w:szCs w:val="28"/>
+        </w:rPr>
+      </w:pPr>
+    </w:p>
+    <w:p>
+      <w:pPr>
+        <w:rPr>
+          <w:rFonts w:ascii="Times New Roman" w:hAnsi="Times New Roman" w:cs="Times New Roman"/>
+          <w:b/>
+          <w:bCs/>
+          <w:sz w:val="28"/>
+          <w:szCs w:val="28"/>
+        </w:rPr>
+      </w:pPr>
+      <w:r>
+        <w:rPr>
+          <w:rFonts w:ascii="Times New Roman" w:hAnsi="Times New Roman" w:cs="Times New Roman"/>
+          <w:b/>
+          <w:bCs/>
+          <w:sz w:val="28"/>
+          <w:szCs w:val="28"/>
+        </w:rPr>
+        <w:t>Result</w:t>
+      </w:r>
+      <w:r>
+        <w:rPr>
+          <w:rFonts w:ascii="Times New Roman" w:hAnsi="Times New Roman" w:cs="Times New Roman"/>
+          <w:b/>
+          <w:bCs/>
+          <w:sz w:val="28"/>
+          <w:szCs w:val="28"/>
+        </w:rPr>
+        <w:t>:</w:t>
+      </w:r>
+    </w:p>
+    <w:p>
+      <w:pPr>
+        <w:rPr>
+          <w:rFonts w:ascii="Times New Roman" w:hAnsi="Times New Roman" w:cs="Times New Roman"/>
+          <w:sz w:val="28"/>
+          <w:szCs w:val="28"/>
+        </w:rPr>
+      </w:pPr>
+      <w:r>
+        <w:rPr>
+          <w:rFonts w:ascii="Times New Roman" w:hAnsi="Times New Roman" w:cs="Times New Roman"/>
+          <w:sz w:val="28"/>
+          <w:szCs w:val="28"/>
+        </w:rPr>
+        <w:t>Thus, the Java program to print all possible pairs of elements from an array was executed successfully and the output was verified.</w:t>
+      </w:r>
+    </w:p>
+    <w:p/>
     <w:sectPr>
       <w:pgSz w:w="11906" w:h="16838"/>
       <w:pgMar w:top="1440" w:right="1440" w:bottom="1440" w:left="1440" w:header="708" w:footer="708" w:gutter="0"/>
@@ -4502,6 +6185,123 @@
     </w:lvl>
   </w:abstractNum>
   <w:abstractNum w:abstractNumId="2" w15:restartNumberingAfterBreak="0">
+    <w:nsid w:val="317D3FAE"/>
+    <w:multiLevelType w:val="multilevel"/>
+    <w:tmpl w:val="70EEDDF4"/>
+    <w:lvl w:ilvl="0">
+      <w:start w:val="1"/>
+      <w:numFmt w:val="decimal"/>
+      <w:lvlText w:val="%1."/>
+      <w:lvlJc w:val="left"/>
+      <w:pPr>
+        <w:tabs>
+          <w:tab w:val="num" w:pos="720"/>
+        </w:tabs>
+        <w:ind w:left="720" w:hanging="360"/>
+      </w:pPr>
+    </w:lvl>
+    <w:lvl w:ilvl="1">
+      <w:start w:val="1"/>
+      <w:numFmt w:val="bullet"/>
+      <w:lvlText w:val="o"/>
+      <w:lvlJc w:val="left"/>
+      <w:pPr>
+        <w:tabs>
+          <w:tab w:val="num" w:pos="1440"/>
+        </w:tabs>
+        <w:ind w:left="1440" w:hanging="360"/>
+      </w:pPr>
+      <w:rPr>
+        <w:rFonts w:ascii="Courier New" w:hAnsi="Courier New" w:hint="default"/>
+        <w:sz w:val="20"/>
+      </w:rPr>
+    </w:lvl>
+    <w:lvl w:ilvl="2" w:tentative="1">
+      <w:start w:val="1"/>
+      <w:numFmt w:val="decimal"/>
+      <w:lvlText w:val="%3."/>
+      <w:lvlJc w:val="left"/>
+      <w:pPr>
+        <w:tabs>
+          <w:tab w:val="num" w:pos="2160"/>
+        </w:tabs>
+        <w:ind w:left="2160" w:hanging="360"/>
+      </w:pPr>
+    </w:lvl>
+    <w:lvl w:ilvl="3" w:tentative="1">
+      <w:start w:val="1"/>
+      <w:numFmt w:val="decimal"/>
+      <w:lvlText w:val="%4."/>
+      <w:lvlJc w:val="left"/>
+      <w:pPr>
+        <w:tabs>
+          <w:tab w:val="num" w:pos="2880"/>
+        </w:tabs>
+        <w:ind w:left="2880" w:hanging="360"/>
+      </w:pPr>
+    </w:lvl>
+    <w:lvl w:ilvl="4" w:tentative="1">
+      <w:start w:val="1"/>
+      <w:numFmt w:val="decimal"/>
+      <w:lvlText w:val="%5."/>
+      <w:lvlJc w:val="left"/>
+      <w:pPr>
+        <w:tabs>
+          <w:tab w:val="num" w:pos="3600"/>
+        </w:tabs>
+        <w:ind w:left="3600" w:hanging="360"/>
+      </w:pPr>
+    </w:lvl>
+    <w:lvl w:ilvl="5" w:tentative="1">
+      <w:start w:val="1"/>
+      <w:numFmt w:val="decimal"/>
+      <w:lvlText w:val="%6."/>
+      <w:lvlJc w:val="left"/>
+      <w:pPr>
+        <w:tabs>
+          <w:tab w:val="num" w:pos="4320"/>
+        </w:tabs>
+        <w:ind w:left="4320" w:hanging="360"/>
+      </w:pPr>
+    </w:lvl>
+    <w:lvl w:ilvl="6" w:tentative="1">
+      <w:start w:val="1"/>
+      <w:numFmt w:val="decimal"/>
+      <w:lvlText w:val="%7."/>
+      <w:lvlJc w:val="left"/>
+      <w:pPr>
+        <w:tabs>
+          <w:tab w:val="num" w:pos="5040"/>
+        </w:tabs>
+        <w:ind w:left="5040" w:hanging="360"/>
+      </w:pPr>
+    </w:lvl>
+    <w:lvl w:ilvl="7" w:tentative="1">
+      <w:start w:val="1"/>
+      <w:numFmt w:val="decimal"/>
+      <w:lvlText w:val="%8."/>
+      <w:lvlJc w:val="left"/>
+      <w:pPr>
+        <w:tabs>
+          <w:tab w:val="num" w:pos="5760"/>
+        </w:tabs>
+        <w:ind w:left="5760" w:hanging="360"/>
+      </w:pPr>
+    </w:lvl>
+    <w:lvl w:ilvl="8" w:tentative="1">
+      <w:start w:val="1"/>
+      <w:numFmt w:val="decimal"/>
+      <w:lvlText w:val="%9."/>
+      <w:lvlJc w:val="left"/>
+      <w:pPr>
+        <w:tabs>
+          <w:tab w:val="num" w:pos="6480"/>
+        </w:tabs>
+        <w:ind w:left="6480" w:hanging="360"/>
+      </w:pPr>
+    </w:lvl>
+  </w:abstractNum>
+  <w:abstractNum w:abstractNumId="3" w15:restartNumberingAfterBreak="0">
     <w:nsid w:val="32E9429E"/>
     <w:multiLevelType w:val="multilevel"/>
     <w:tmpl w:val="E4DC6A30"/>
@@ -4614,7 +6414,7 @@
       </w:pPr>
     </w:lvl>
   </w:abstractNum>
-  <w:abstractNum w:abstractNumId="3" w15:restartNumberingAfterBreak="0">
+  <w:abstractNum w:abstractNumId="4" w15:restartNumberingAfterBreak="0">
     <w:nsid w:val="3F0A20D9"/>
     <w:multiLevelType w:val="multilevel"/>
     <w:tmpl w:val="D52484EA"/>
@@ -4727,7 +6527,7 @@
       </w:pPr>
     </w:lvl>
   </w:abstractNum>
-  <w:abstractNum w:abstractNumId="4" w15:restartNumberingAfterBreak="0">
+  <w:abstractNum w:abstractNumId="5" w15:restartNumberingAfterBreak="0">
     <w:nsid w:val="4B8147CF"/>
     <w:multiLevelType w:val="multilevel"/>
     <w:tmpl w:val="357435F6"/>
@@ -4840,7 +6640,7 @@
       </w:pPr>
     </w:lvl>
   </w:abstractNum>
-  <w:abstractNum w:abstractNumId="5" w15:restartNumberingAfterBreak="0">
+  <w:abstractNum w:abstractNumId="6" w15:restartNumberingAfterBreak="0">
     <w:nsid w:val="676A105A"/>
     <w:multiLevelType w:val="multilevel"/>
     <w:tmpl w:val="F31899F8"/>
@@ -4954,13 +6754,13 @@
     </w:lvl>
   </w:abstractNum>
   <w:num w:numId="1" w16cid:durableId="1129781777">
+    <w:abstractNumId w:val="4"/>
+  </w:num>
+  <w:num w:numId="2" w16cid:durableId="210071026">
     <w:abstractNumId w:val="3"/>
   </w:num>
-  <w:num w:numId="2" w16cid:durableId="210071026">
-    <w:abstractNumId w:val="2"/>
-  </w:num>
   <w:num w:numId="3" w16cid:durableId="571818255">
-    <w:abstractNumId w:val="5"/>
+    <w:abstractNumId w:val="6"/>
   </w:num>
   <w:num w:numId="4" w16cid:durableId="25765275">
     <w:abstractNumId w:val="0"/>
@@ -4969,7 +6769,10 @@
     <w:abstractNumId w:val="1"/>
   </w:num>
   <w:num w:numId="6" w16cid:durableId="1290938511">
-    <w:abstractNumId w:val="4"/>
+    <w:abstractNumId w:val="5"/>
+  </w:num>
+  <w:num w:numId="7" w16cid:durableId="877166362">
+    <w:abstractNumId w:val="2"/>
   </w:num>
 </w:numbering>
 </file>
@@ -5578,6 +7381,7 @@
   <w:style w:type="character" w:default="1" w:styleId="DefaultParagraphFont">
     <w:name w:val="Default Paragraph Font"/>
     <w:uiPriority w:val="1"/>
+    <w:semiHidden/>
     <w:unhideWhenUsed/>
   </w:style>
   <w:style w:type="table" w:default="1" w:styleId="TableNormal">

--- a/Observation_ javaRecord.docx
+++ b/Observation_ javaRecord.docx
@@ -1,6 +1,6 @@
 
 <file path=word/document.xml><?xml version="1.0" encoding="utf-8"?>
-<w:document xmlns:wpc="http://schemas.microsoft.com/office/word/2010/wordprocessingCanvas" xmlns:cx="http://schemas.microsoft.com/office/drawing/2014/chartex" xmlns:cx1="http://schemas.microsoft.com/office/drawing/2015/9/8/chartex" xmlns:cx2="http://schemas.microsoft.com/office/drawing/2015/10/21/chartex" xmlns:cx3="http://schemas.microsoft.com/office/drawing/2016/5/9/chartex" xmlns:cx4="http://schemas.microsoft.com/office/drawing/2016/5/10/chartex" xmlns:cx5="http://schemas.microsoft.com/office/drawing/2016/5/11/chartex" xmlns:cx6="http://schemas.microsoft.com/office/drawing/2016/5/12/chartex" xmlns:cx7="http://schemas.microsoft.com/office/drawing/2016/5/13/chartex" xmlns:cx8="http://schemas.microsoft.com/office/drawing/2016/5/14/chartex" xmlns:mc="http://schemas.openxmlformats.org/markup-compatibility/2006" xmlns:aink="http://schemas.microsoft.com/office/drawing/2016/ink" xmlns:am3d="http://schemas.microsoft.com/office/drawing/2017/model3d" xmlns:o="urn:schemas-microsoft-com:office:office" xmlns:oel="http://schemas.microsoft.com/office/2019/extlst" xmlns:r="http://schemas.openxmlformats.org/officeDocument/2006/relationships" xmlns:m="http://schemas.openxmlformats.org/officeDocument/2006/math" xmlns:v="urn:schemas-microsoft-com:vml" xmlns:wp14="http://schemas.microsoft.com/office/word/2010/wordprocessingDrawing" xmlns:wp="http://schemas.openxmlformats.org/drawingml/2006/wordprocessingDrawing" xmlns:w10="urn:schemas-microsoft-com:office:word" xmlns:w="http://schemas.openxmlformats.org/wordprocessingml/2006/main" xmlns:w14="http://schemas.microsoft.com/office/word/2010/wordml" xmlns:w15="http://schemas.microsoft.com/office/word/2012/wordml" xmlns:w16cex="http://schemas.microsoft.com/office/word/2018/wordml/cex" xmlns:w16cid="http://schemas.microsoft.com/office/word/2016/wordml/cid" xmlns:w16="http://schemas.microsoft.com/office/word/2018/wordml" xmlns:w16du="http://schemas.microsoft.com/office/word/2023/wordml/word16du" xmlns:w16sdtdh="http://schemas.microsoft.com/office/word/2020/wordml/sdtdatahash" xmlns:w16sdtfl="http://schemas.microsoft.com/office/word/2024/wordml/sdtformatlock" xmlns:w16se="http://schemas.microsoft.com/office/word/2015/wordml/symex" xmlns:wpg="http://schemas.microsoft.com/office/word/2010/wordprocessingGroup" xmlns:wpi="http://schemas.microsoft.com/office/word/2010/wordprocessingInk" xmlns:wne="http://schemas.microsoft.com/office/word/2006/wordml" xmlns:wps="http://schemas.microsoft.com/office/word/2010/wordprocessingShape" mc:Ignorable="w14 w15 w16se w16cid w16 w16cex w16sdtdh w16sdtfl w16du wp14">
+<w:document xmlns:wpc="http://schemas.microsoft.com/office/word/2010/wordprocessingCanvas" xmlns:cx="http://schemas.microsoft.com/office/drawing/2014/chartex" xmlns:cx1="http://schemas.microsoft.com/office/drawing/2015/9/8/chartex" xmlns:cx2="http://schemas.microsoft.com/office/drawing/2015/10/21/chartex" xmlns:cx3="http://schemas.microsoft.com/office/drawing/2016/5/9/chartex" xmlns:cx4="http://schemas.microsoft.com/office/drawing/2016/5/10/chartex" xmlns:cx5="http://schemas.microsoft.com/office/drawing/2016/5/11/chartex" xmlns:cx6="http://schemas.microsoft.com/office/drawing/2016/5/12/chartex" xmlns:cx7="http://schemas.microsoft.com/office/drawing/2016/5/13/chartex" xmlns:cx8="http://schemas.microsoft.com/office/drawing/2016/5/14/chartex" xmlns:mc="http://schemas.openxmlformats.org/markup-compatibility/2006" xmlns:aink="http://schemas.microsoft.com/office/drawing/2016/ink" xmlns:am3d="http://schemas.microsoft.com/office/drawing/2017/model3d" xmlns:o="urn:schemas-microsoft-com:office:office" xmlns:oel="http://schemas.microsoft.com/office/2019/extlst" xmlns:r="http://schemas.openxmlformats.org/officeDocument/2006/relationships" xmlns:m="http://schemas.openxmlformats.org/officeDocument/2006/math" xmlns:v="urn:schemas-microsoft-com:vml" xmlns:wp14="http://schemas.microsoft.com/office/word/2010/wordprocessingDrawing" xmlns:wp="http://schemas.openxmlformats.org/drawingml/2006/wordprocessingDrawing" xmlns:w10="urn:schemas-microsoft-com:office:word" xmlns:w="http://schemas.openxmlformats.org/wordprocessingml/2006/main" xmlns:w14="http://schemas.microsoft.com/office/word/2010/wordml" xmlns:w15="http://schemas.microsoft.com/office/word/2012/wordml" xmlns:w16cei="http://schemas.microsoft.com/office/word/2026/wordml/cei" xmlns:w16cex="http://schemas.microsoft.com/office/word/2018/wordml/cex" xmlns:w16cid="http://schemas.microsoft.com/office/word/2016/wordml/cid" xmlns:w16="http://schemas.microsoft.com/office/word/2018/wordml" xmlns:w16du="http://schemas.microsoft.com/office/word/2023/wordml/word16du" xmlns:w16sdtdh="http://schemas.microsoft.com/office/word/2020/wordml/sdtdatahash" xmlns:w16sdtfl="http://schemas.microsoft.com/office/word/2024/wordml/sdtformatlock" xmlns:w16se="http://schemas.microsoft.com/office/word/2015/wordml/symex" xmlns:wpg="http://schemas.microsoft.com/office/word/2010/wordprocessingGroup" xmlns:wpi="http://schemas.microsoft.com/office/word/2010/wordprocessingInk" xmlns:wne="http://schemas.microsoft.com/office/word/2006/wordml" xmlns:wps="http://schemas.microsoft.com/office/word/2010/wordprocessingShape" mc:Ignorable="w14 w15 w16se w16cid w16 w16cex w16sdtdh w16sdtfl w16du wp14">
   <w:body>
     <w:p>
       <w:pPr>
@@ -5946,6 +5946,4782 @@
       </w:r>
     </w:p>
     <w:p/>
+    <w:p/>
+    <w:p/>
+    <w:p/>
+    <w:p/>
+    <w:p/>
+    <w:p/>
+    <w:p/>
+    <w:p/>
+    <w:p/>
+    <w:p>
+      <w:pPr>
+        <w:rPr>
+          <w:rFonts w:ascii="Times New Roman" w:hAnsi="Times New Roman" w:cs="Times New Roman"/>
+          <w:b/>
+          <w:bCs/>
+          <w:sz w:val="28"/>
+          <w:szCs w:val="28"/>
+        </w:rPr>
+      </w:pPr>
+      <w:r>
+        <w:rPr>
+          <w:rFonts w:ascii="Times New Roman" w:hAnsi="Times New Roman" w:cs="Times New Roman"/>
+          <w:b/>
+          <w:bCs/>
+          <w:sz w:val="28"/>
+          <w:szCs w:val="28"/>
+        </w:rPr>
+        <w:lastRenderedPageBreak/>
+        <w:t>Task 7: Digit Sum Operation (Sum of Even or Odd Digits)</w:t>
+      </w:r>
+    </w:p>
+    <w:p>
+      <w:pPr>
+        <w:rPr>
+          <w:rFonts w:ascii="Times New Roman" w:hAnsi="Times New Roman" w:cs="Times New Roman"/>
+          <w:b/>
+          <w:bCs/>
+          <w:sz w:val="28"/>
+          <w:szCs w:val="28"/>
+        </w:rPr>
+      </w:pPr>
+      <w:r>
+        <w:rPr>
+          <w:rFonts w:ascii="Times New Roman" w:hAnsi="Times New Roman" w:cs="Times New Roman"/>
+          <w:b/>
+          <w:bCs/>
+          <w:sz w:val="28"/>
+          <w:szCs w:val="28"/>
+        </w:rPr>
+        <w:t>Aim</w:t>
+      </w:r>
+    </w:p>
+    <w:p>
+      <w:pPr>
+        <w:rPr>
+          <w:rFonts w:ascii="Times New Roman" w:hAnsi="Times New Roman" w:cs="Times New Roman"/>
+          <w:sz w:val="28"/>
+          <w:szCs w:val="28"/>
+        </w:rPr>
+      </w:pPr>
+      <w:r>
+        <w:rPr>
+          <w:rFonts w:ascii="Times New Roman" w:hAnsi="Times New Roman" w:cs="Times New Roman"/>
+          <w:sz w:val="28"/>
+          <w:szCs w:val="28"/>
+        </w:rPr>
+        <w:t xml:space="preserve">To write a Java program to calculate the </w:t>
+      </w:r>
+      <w:r>
+        <w:rPr>
+          <w:rFonts w:ascii="Times New Roman" w:hAnsi="Times New Roman" w:cs="Times New Roman"/>
+          <w:b/>
+          <w:bCs/>
+          <w:sz w:val="28"/>
+          <w:szCs w:val="28"/>
+        </w:rPr>
+        <w:t>sum of even digits</w:t>
+      </w:r>
+      <w:r>
+        <w:rPr>
+          <w:rFonts w:ascii="Times New Roman" w:hAnsi="Times New Roman" w:cs="Times New Roman"/>
+          <w:sz w:val="28"/>
+          <w:szCs w:val="28"/>
+        </w:rPr>
+        <w:t xml:space="preserve"> or </w:t>
+      </w:r>
+      <w:r>
+        <w:rPr>
+          <w:rFonts w:ascii="Times New Roman" w:hAnsi="Times New Roman" w:cs="Times New Roman"/>
+          <w:b/>
+          <w:bCs/>
+          <w:sz w:val="28"/>
+          <w:szCs w:val="28"/>
+        </w:rPr>
+        <w:t>sum of odd digits</w:t>
+      </w:r>
+      <w:r>
+        <w:rPr>
+          <w:rFonts w:ascii="Times New Roman" w:hAnsi="Times New Roman" w:cs="Times New Roman"/>
+          <w:sz w:val="28"/>
+          <w:szCs w:val="28"/>
+        </w:rPr>
+        <w:t xml:space="preserve"> of a given number based on the user's choice.</w:t>
+      </w:r>
+    </w:p>
+    <w:p>
+      <w:pPr>
+        <w:rPr>
+          <w:rFonts w:ascii="Times New Roman" w:hAnsi="Times New Roman" w:cs="Times New Roman"/>
+          <w:b/>
+          <w:bCs/>
+          <w:sz w:val="28"/>
+          <w:szCs w:val="28"/>
+        </w:rPr>
+      </w:pPr>
+      <w:r>
+        <w:rPr>
+          <w:rFonts w:ascii="Times New Roman" w:hAnsi="Times New Roman" w:cs="Times New Roman"/>
+          <w:b/>
+          <w:bCs/>
+          <w:sz w:val="28"/>
+          <w:szCs w:val="28"/>
+        </w:rPr>
+        <w:t>Algorithm</w:t>
+      </w:r>
+    </w:p>
+    <w:p>
+      <w:pPr>
+        <w:numPr>
+          <w:ilvl w:val="0"/>
+          <w:numId w:val="8"/>
+        </w:numPr>
+        <w:rPr>
+          <w:rFonts w:ascii="Times New Roman" w:hAnsi="Times New Roman" w:cs="Times New Roman"/>
+          <w:sz w:val="28"/>
+          <w:szCs w:val="28"/>
+        </w:rPr>
+      </w:pPr>
+      <w:r>
+        <w:rPr>
+          <w:rFonts w:ascii="Times New Roman" w:hAnsi="Times New Roman" w:cs="Times New Roman"/>
+          <w:sz w:val="28"/>
+          <w:szCs w:val="28"/>
+        </w:rPr>
+        <w:t xml:space="preserve">Start. </w:t>
+      </w:r>
+    </w:p>
+    <w:p>
+      <w:pPr>
+        <w:numPr>
+          <w:ilvl w:val="0"/>
+          <w:numId w:val="8"/>
+        </w:numPr>
+        <w:rPr>
+          <w:rFonts w:ascii="Times New Roman" w:hAnsi="Times New Roman" w:cs="Times New Roman"/>
+          <w:sz w:val="28"/>
+          <w:szCs w:val="28"/>
+        </w:rPr>
+      </w:pPr>
+      <w:r>
+        <w:rPr>
+          <w:rFonts w:ascii="Times New Roman" w:hAnsi="Times New Roman" w:cs="Times New Roman"/>
+          <w:sz w:val="28"/>
+          <w:szCs w:val="28"/>
+        </w:rPr>
+        <w:t xml:space="preserve">Read the number. </w:t>
+      </w:r>
+    </w:p>
+    <w:p>
+      <w:pPr>
+        <w:numPr>
+          <w:ilvl w:val="0"/>
+          <w:numId w:val="8"/>
+        </w:numPr>
+        <w:rPr>
+          <w:rFonts w:ascii="Times New Roman" w:hAnsi="Times New Roman" w:cs="Times New Roman"/>
+          <w:sz w:val="28"/>
+          <w:szCs w:val="28"/>
+        </w:rPr>
+      </w:pPr>
+      <w:r>
+        <w:rPr>
+          <w:rFonts w:ascii="Times New Roman" w:hAnsi="Times New Roman" w:cs="Times New Roman"/>
+          <w:sz w:val="28"/>
+          <w:szCs w:val="28"/>
+        </w:rPr>
+        <w:t xml:space="preserve">Read the user's choice (1 for Even, 2 for Odd). </w:t>
+      </w:r>
+    </w:p>
+    <w:p>
+      <w:pPr>
+        <w:numPr>
+          <w:ilvl w:val="0"/>
+          <w:numId w:val="8"/>
+        </w:numPr>
+        <w:rPr>
+          <w:rFonts w:ascii="Times New Roman" w:hAnsi="Times New Roman" w:cs="Times New Roman"/>
+          <w:sz w:val="28"/>
+          <w:szCs w:val="28"/>
+        </w:rPr>
+      </w:pPr>
+      <w:r>
+        <w:rPr>
+          <w:rFonts w:ascii="Times New Roman" w:hAnsi="Times New Roman" w:cs="Times New Roman"/>
+          <w:sz w:val="28"/>
+          <w:szCs w:val="28"/>
+        </w:rPr>
+        <w:t xml:space="preserve">Extract each digit using % 10. </w:t>
+      </w:r>
+    </w:p>
+    <w:p>
+      <w:pPr>
+        <w:numPr>
+          <w:ilvl w:val="0"/>
+          <w:numId w:val="8"/>
+        </w:numPr>
+        <w:rPr>
+          <w:rFonts w:ascii="Times New Roman" w:hAnsi="Times New Roman" w:cs="Times New Roman"/>
+          <w:sz w:val="28"/>
+          <w:szCs w:val="28"/>
+        </w:rPr>
+      </w:pPr>
+      <w:r>
+        <w:rPr>
+          <w:rFonts w:ascii="Times New Roman" w:hAnsi="Times New Roman" w:cs="Times New Roman"/>
+          <w:sz w:val="28"/>
+          <w:szCs w:val="28"/>
+        </w:rPr>
+        <w:t xml:space="preserve">If choice is Even, add even digits. </w:t>
+      </w:r>
+    </w:p>
+    <w:p>
+      <w:pPr>
+        <w:numPr>
+          <w:ilvl w:val="0"/>
+          <w:numId w:val="8"/>
+        </w:numPr>
+        <w:rPr>
+          <w:rFonts w:ascii="Times New Roman" w:hAnsi="Times New Roman" w:cs="Times New Roman"/>
+          <w:sz w:val="28"/>
+          <w:szCs w:val="28"/>
+        </w:rPr>
+      </w:pPr>
+      <w:r>
+        <w:rPr>
+          <w:rFonts w:ascii="Times New Roman" w:hAnsi="Times New Roman" w:cs="Times New Roman"/>
+          <w:sz w:val="28"/>
+          <w:szCs w:val="28"/>
+        </w:rPr>
+        <w:t xml:space="preserve">If choice is Odd, add odd digits. </w:t>
+      </w:r>
+    </w:p>
+    <w:p>
+      <w:pPr>
+        <w:numPr>
+          <w:ilvl w:val="0"/>
+          <w:numId w:val="8"/>
+        </w:numPr>
+        <w:rPr>
+          <w:rFonts w:ascii="Times New Roman" w:hAnsi="Times New Roman" w:cs="Times New Roman"/>
+          <w:sz w:val="28"/>
+          <w:szCs w:val="28"/>
+        </w:rPr>
+      </w:pPr>
+      <w:r>
+        <w:rPr>
+          <w:rFonts w:ascii="Times New Roman" w:hAnsi="Times New Roman" w:cs="Times New Roman"/>
+          <w:sz w:val="28"/>
+          <w:szCs w:val="28"/>
+        </w:rPr>
+        <w:t xml:space="preserve">Display the sum. </w:t>
+      </w:r>
+    </w:p>
+    <w:p>
+      <w:pPr>
+        <w:numPr>
+          <w:ilvl w:val="0"/>
+          <w:numId w:val="8"/>
+        </w:numPr>
+        <w:rPr>
+          <w:rFonts w:ascii="Times New Roman" w:hAnsi="Times New Roman" w:cs="Times New Roman"/>
+          <w:sz w:val="28"/>
+          <w:szCs w:val="28"/>
+        </w:rPr>
+      </w:pPr>
+      <w:r>
+        <w:rPr>
+          <w:rFonts w:ascii="Times New Roman" w:hAnsi="Times New Roman" w:cs="Times New Roman"/>
+          <w:sz w:val="28"/>
+          <w:szCs w:val="28"/>
+        </w:rPr>
+        <w:t xml:space="preserve">Stop. </w:t>
+      </w:r>
+    </w:p>
+    <w:p>
+      <w:pPr>
+        <w:rPr>
+          <w:rFonts w:ascii="Times New Roman" w:hAnsi="Times New Roman" w:cs="Times New Roman"/>
+          <w:b/>
+          <w:bCs/>
+          <w:sz w:val="28"/>
+          <w:szCs w:val="28"/>
+        </w:rPr>
+      </w:pPr>
+      <w:r>
+        <w:rPr>
+          <w:rFonts w:ascii="Times New Roman" w:hAnsi="Times New Roman" w:cs="Times New Roman"/>
+          <w:b/>
+          <w:bCs/>
+          <w:sz w:val="28"/>
+          <w:szCs w:val="28"/>
+        </w:rPr>
+        <w:t>Program (DigitSum.java)</w:t>
+      </w:r>
+    </w:p>
+    <w:p>
+      <w:pPr>
+        <w:rPr>
+          <w:rFonts w:ascii="Times New Roman" w:hAnsi="Times New Roman" w:cs="Times New Roman"/>
+          <w:sz w:val="28"/>
+          <w:szCs w:val="28"/>
+        </w:rPr>
+      </w:pPr>
+      <w:r>
+        <w:rPr>
+          <w:rFonts w:ascii="Times New Roman" w:hAnsi="Times New Roman" w:cs="Times New Roman"/>
+          <w:sz w:val="28"/>
+          <w:szCs w:val="28"/>
+        </w:rPr>
+        <w:t xml:space="preserve">import </w:t>
+      </w:r>
+      <w:proofErr w:type="spellStart"/>
+      <w:proofErr w:type="gramStart"/>
+      <w:r>
+        <w:rPr>
+          <w:rFonts w:ascii="Times New Roman" w:hAnsi="Times New Roman" w:cs="Times New Roman"/>
+          <w:sz w:val="28"/>
+          <w:szCs w:val="28"/>
+        </w:rPr>
+        <w:t>java.util</w:t>
+      </w:r>
+      <w:proofErr w:type="gramEnd"/>
+      <w:r>
+        <w:rPr>
+          <w:rFonts w:ascii="Times New Roman" w:hAnsi="Times New Roman" w:cs="Times New Roman"/>
+          <w:sz w:val="28"/>
+          <w:szCs w:val="28"/>
+        </w:rPr>
+        <w:t>.Scanner</w:t>
+      </w:r>
+      <w:proofErr w:type="spellEnd"/>
+      <w:r>
+        <w:rPr>
+          <w:rFonts w:ascii="Times New Roman" w:hAnsi="Times New Roman" w:cs="Times New Roman"/>
+          <w:sz w:val="28"/>
+          <w:szCs w:val="28"/>
+        </w:rPr>
+        <w:t>;</w:t>
+      </w:r>
+    </w:p>
+    <w:p>
+      <w:pPr>
+        <w:rPr>
+          <w:rFonts w:ascii="Times New Roman" w:hAnsi="Times New Roman" w:cs="Times New Roman"/>
+          <w:sz w:val="28"/>
+          <w:szCs w:val="28"/>
+        </w:rPr>
+      </w:pPr>
+    </w:p>
+    <w:p>
+      <w:pPr>
+        <w:rPr>
+          <w:rFonts w:ascii="Times New Roman" w:hAnsi="Times New Roman" w:cs="Times New Roman"/>
+          <w:sz w:val="28"/>
+          <w:szCs w:val="28"/>
+        </w:rPr>
+      </w:pPr>
+      <w:r>
+        <w:rPr>
+          <w:rFonts w:ascii="Times New Roman" w:hAnsi="Times New Roman" w:cs="Times New Roman"/>
+          <w:sz w:val="28"/>
+          <w:szCs w:val="28"/>
+        </w:rPr>
+        <w:t xml:space="preserve">public class </w:t>
+      </w:r>
+      <w:proofErr w:type="spellStart"/>
+      <w:r>
+        <w:rPr>
+          <w:rFonts w:ascii="Times New Roman" w:hAnsi="Times New Roman" w:cs="Times New Roman"/>
+          <w:sz w:val="28"/>
+          <w:szCs w:val="28"/>
+        </w:rPr>
+        <w:t>DigitSum</w:t>
+      </w:r>
+      <w:proofErr w:type="spellEnd"/>
+      <w:r>
+        <w:rPr>
+          <w:rFonts w:ascii="Times New Roman" w:hAnsi="Times New Roman" w:cs="Times New Roman"/>
+          <w:sz w:val="28"/>
+          <w:szCs w:val="28"/>
+        </w:rPr>
+        <w:t xml:space="preserve"> {</w:t>
+      </w:r>
+    </w:p>
+    <w:p>
+      <w:pPr>
+        <w:rPr>
+          <w:rFonts w:ascii="Times New Roman" w:hAnsi="Times New Roman" w:cs="Times New Roman"/>
+          <w:sz w:val="28"/>
+          <w:szCs w:val="28"/>
+        </w:rPr>
+      </w:pPr>
+      <w:r>
+        <w:rPr>
+          <w:rFonts w:ascii="Times New Roman" w:hAnsi="Times New Roman" w:cs="Times New Roman"/>
+          <w:sz w:val="28"/>
+          <w:szCs w:val="28"/>
+        </w:rPr>
+        <w:t xml:space="preserve">    public static void </w:t>
+      </w:r>
+      <w:proofErr w:type="gramStart"/>
+      <w:r>
+        <w:rPr>
+          <w:rFonts w:ascii="Times New Roman" w:hAnsi="Times New Roman" w:cs="Times New Roman"/>
+          <w:sz w:val="28"/>
+          <w:szCs w:val="28"/>
+        </w:rPr>
+        <w:t>main(String[</w:t>
+      </w:r>
+      <w:proofErr w:type="gramEnd"/>
+      <w:r>
+        <w:rPr>
+          <w:rFonts w:ascii="Times New Roman" w:hAnsi="Times New Roman" w:cs="Times New Roman"/>
+          <w:sz w:val="28"/>
+          <w:szCs w:val="28"/>
+        </w:rPr>
+        <w:t xml:space="preserve">] </w:t>
+      </w:r>
+      <w:proofErr w:type="spellStart"/>
+      <w:r>
+        <w:rPr>
+          <w:rFonts w:ascii="Times New Roman" w:hAnsi="Times New Roman" w:cs="Times New Roman"/>
+          <w:sz w:val="28"/>
+          <w:szCs w:val="28"/>
+        </w:rPr>
+        <w:t>args</w:t>
+      </w:r>
+      <w:proofErr w:type="spellEnd"/>
+      <w:r>
+        <w:rPr>
+          <w:rFonts w:ascii="Times New Roman" w:hAnsi="Times New Roman" w:cs="Times New Roman"/>
+          <w:sz w:val="28"/>
+          <w:szCs w:val="28"/>
+        </w:rPr>
+        <w:t>) {</w:t>
+      </w:r>
+    </w:p>
+    <w:p>
+      <w:pPr>
+        <w:rPr>
+          <w:rFonts w:ascii="Times New Roman" w:hAnsi="Times New Roman" w:cs="Times New Roman"/>
+          <w:sz w:val="28"/>
+          <w:szCs w:val="28"/>
+        </w:rPr>
+      </w:pPr>
+      <w:r>
+        <w:rPr>
+          <w:rFonts w:ascii="Times New Roman" w:hAnsi="Times New Roman" w:cs="Times New Roman"/>
+          <w:sz w:val="28"/>
+          <w:szCs w:val="28"/>
+        </w:rPr>
+        <w:t xml:space="preserve">        Scanner </w:t>
+      </w:r>
+      <w:proofErr w:type="spellStart"/>
+      <w:r>
+        <w:rPr>
+          <w:rFonts w:ascii="Times New Roman" w:hAnsi="Times New Roman" w:cs="Times New Roman"/>
+          <w:sz w:val="28"/>
+          <w:szCs w:val="28"/>
+        </w:rPr>
+        <w:t>sc</w:t>
+      </w:r>
+      <w:proofErr w:type="spellEnd"/>
+      <w:r>
+        <w:rPr>
+          <w:rFonts w:ascii="Times New Roman" w:hAnsi="Times New Roman" w:cs="Times New Roman"/>
+          <w:sz w:val="28"/>
+          <w:szCs w:val="28"/>
+        </w:rPr>
+        <w:t xml:space="preserve"> = new </w:t>
+      </w:r>
+      <w:proofErr w:type="gramStart"/>
+      <w:r>
+        <w:rPr>
+          <w:rFonts w:ascii="Times New Roman" w:hAnsi="Times New Roman" w:cs="Times New Roman"/>
+          <w:sz w:val="28"/>
+          <w:szCs w:val="28"/>
+        </w:rPr>
+        <w:t>Scanner(</w:t>
+      </w:r>
+      <w:proofErr w:type="gramEnd"/>
+      <w:r>
+        <w:rPr>
+          <w:rFonts w:ascii="Times New Roman" w:hAnsi="Times New Roman" w:cs="Times New Roman"/>
+          <w:sz w:val="28"/>
+          <w:szCs w:val="28"/>
+        </w:rPr>
+        <w:t>System.in);</w:t>
+      </w:r>
+    </w:p>
+    <w:p>
+      <w:pPr>
+        <w:rPr>
+          <w:rFonts w:ascii="Times New Roman" w:hAnsi="Times New Roman" w:cs="Times New Roman"/>
+          <w:sz w:val="28"/>
+          <w:szCs w:val="28"/>
+        </w:rPr>
+      </w:pPr>
+    </w:p>
+    <w:p>
+      <w:pPr>
+        <w:rPr>
+          <w:rFonts w:ascii="Times New Roman" w:hAnsi="Times New Roman" w:cs="Times New Roman"/>
+          <w:sz w:val="28"/>
+          <w:szCs w:val="28"/>
+        </w:rPr>
+      </w:pPr>
+      <w:r>
+        <w:rPr>
+          <w:rFonts w:ascii="Times New Roman" w:hAnsi="Times New Roman" w:cs="Times New Roman"/>
+          <w:sz w:val="28"/>
+          <w:szCs w:val="28"/>
+        </w:rPr>
+        <w:t xml:space="preserve">        </w:t>
+      </w:r>
+      <w:proofErr w:type="spellStart"/>
+      <w:r>
+        <w:rPr>
+          <w:rFonts w:ascii="Times New Roman" w:hAnsi="Times New Roman" w:cs="Times New Roman"/>
+          <w:sz w:val="28"/>
+          <w:szCs w:val="28"/>
+        </w:rPr>
+        <w:t>System.out.print</w:t>
+      </w:r>
+      <w:proofErr w:type="spellEnd"/>
+      <w:r>
+        <w:rPr>
+          <w:rFonts w:ascii="Times New Roman" w:hAnsi="Times New Roman" w:cs="Times New Roman"/>
+          <w:sz w:val="28"/>
+          <w:szCs w:val="28"/>
+        </w:rPr>
+        <w:t>("Enter a number: ");</w:t>
+      </w:r>
+    </w:p>
+    <w:p>
+      <w:pPr>
+        <w:rPr>
+          <w:rFonts w:ascii="Times New Roman" w:hAnsi="Times New Roman" w:cs="Times New Roman"/>
+          <w:sz w:val="28"/>
+          <w:szCs w:val="28"/>
+        </w:rPr>
+      </w:pPr>
+      <w:r>
+        <w:rPr>
+          <w:rFonts w:ascii="Times New Roman" w:hAnsi="Times New Roman" w:cs="Times New Roman"/>
+          <w:sz w:val="28"/>
+          <w:szCs w:val="28"/>
+        </w:rPr>
+        <w:t xml:space="preserve">        int </w:t>
+      </w:r>
+      <w:proofErr w:type="spellStart"/>
+      <w:r>
+        <w:rPr>
+          <w:rFonts w:ascii="Times New Roman" w:hAnsi="Times New Roman" w:cs="Times New Roman"/>
+          <w:sz w:val="28"/>
+          <w:szCs w:val="28"/>
+        </w:rPr>
+        <w:t>num</w:t>
+      </w:r>
+      <w:proofErr w:type="spellEnd"/>
+      <w:r>
+        <w:rPr>
+          <w:rFonts w:ascii="Times New Roman" w:hAnsi="Times New Roman" w:cs="Times New Roman"/>
+          <w:sz w:val="28"/>
+          <w:szCs w:val="28"/>
+        </w:rPr>
+        <w:t xml:space="preserve"> = </w:t>
+      </w:r>
+      <w:proofErr w:type="spellStart"/>
+      <w:proofErr w:type="gramStart"/>
+      <w:r>
+        <w:rPr>
+          <w:rFonts w:ascii="Times New Roman" w:hAnsi="Times New Roman" w:cs="Times New Roman"/>
+          <w:sz w:val="28"/>
+          <w:szCs w:val="28"/>
+        </w:rPr>
+        <w:t>sc.nextInt</w:t>
+      </w:r>
+      <w:proofErr w:type="spellEnd"/>
+      <w:proofErr w:type="gramEnd"/>
+      <w:r>
+        <w:rPr>
+          <w:rFonts w:ascii="Times New Roman" w:hAnsi="Times New Roman" w:cs="Times New Roman"/>
+          <w:sz w:val="28"/>
+          <w:szCs w:val="28"/>
+        </w:rPr>
+        <w:t>();</w:t>
+      </w:r>
+    </w:p>
+    <w:p>
+      <w:pPr>
+        <w:rPr>
+          <w:rFonts w:ascii="Times New Roman" w:hAnsi="Times New Roman" w:cs="Times New Roman"/>
+          <w:sz w:val="28"/>
+          <w:szCs w:val="28"/>
+        </w:rPr>
+      </w:pPr>
+    </w:p>
+    <w:p>
+      <w:pPr>
+        <w:rPr>
+          <w:rFonts w:ascii="Times New Roman" w:hAnsi="Times New Roman" w:cs="Times New Roman"/>
+          <w:sz w:val="28"/>
+          <w:szCs w:val="28"/>
+        </w:rPr>
+      </w:pPr>
+      <w:r>
+        <w:rPr>
+          <w:rFonts w:ascii="Times New Roman" w:hAnsi="Times New Roman" w:cs="Times New Roman"/>
+          <w:sz w:val="28"/>
+          <w:szCs w:val="28"/>
+        </w:rPr>
+        <w:t xml:space="preserve">        </w:t>
+      </w:r>
+      <w:proofErr w:type="spellStart"/>
+      <w:r>
+        <w:rPr>
+          <w:rFonts w:ascii="Times New Roman" w:hAnsi="Times New Roman" w:cs="Times New Roman"/>
+          <w:sz w:val="28"/>
+          <w:szCs w:val="28"/>
+        </w:rPr>
+        <w:t>System.out.println</w:t>
+      </w:r>
+      <w:proofErr w:type="spellEnd"/>
+      <w:r>
+        <w:rPr>
+          <w:rFonts w:ascii="Times New Roman" w:hAnsi="Times New Roman" w:cs="Times New Roman"/>
+          <w:sz w:val="28"/>
+          <w:szCs w:val="28"/>
+        </w:rPr>
+        <w:t>("1. Sum of Even Digits");</w:t>
+      </w:r>
+    </w:p>
+    <w:p>
+      <w:pPr>
+        <w:rPr>
+          <w:rFonts w:ascii="Times New Roman" w:hAnsi="Times New Roman" w:cs="Times New Roman"/>
+          <w:sz w:val="28"/>
+          <w:szCs w:val="28"/>
+        </w:rPr>
+      </w:pPr>
+      <w:r>
+        <w:rPr>
+          <w:rFonts w:ascii="Times New Roman" w:hAnsi="Times New Roman" w:cs="Times New Roman"/>
+          <w:sz w:val="28"/>
+          <w:szCs w:val="28"/>
+        </w:rPr>
+        <w:t xml:space="preserve">        </w:t>
+      </w:r>
+      <w:proofErr w:type="spellStart"/>
+      <w:r>
+        <w:rPr>
+          <w:rFonts w:ascii="Times New Roman" w:hAnsi="Times New Roman" w:cs="Times New Roman"/>
+          <w:sz w:val="28"/>
+          <w:szCs w:val="28"/>
+        </w:rPr>
+        <w:t>System.out.println</w:t>
+      </w:r>
+      <w:proofErr w:type="spellEnd"/>
+      <w:r>
+        <w:rPr>
+          <w:rFonts w:ascii="Times New Roman" w:hAnsi="Times New Roman" w:cs="Times New Roman"/>
+          <w:sz w:val="28"/>
+          <w:szCs w:val="28"/>
+        </w:rPr>
+        <w:t>("2. Sum of Odd Digits");</w:t>
+      </w:r>
+    </w:p>
+    <w:p>
+      <w:pPr>
+        <w:rPr>
+          <w:rFonts w:ascii="Times New Roman" w:hAnsi="Times New Roman" w:cs="Times New Roman"/>
+          <w:sz w:val="28"/>
+          <w:szCs w:val="28"/>
+        </w:rPr>
+      </w:pPr>
+      <w:r>
+        <w:rPr>
+          <w:rFonts w:ascii="Times New Roman" w:hAnsi="Times New Roman" w:cs="Times New Roman"/>
+          <w:sz w:val="28"/>
+          <w:szCs w:val="28"/>
+        </w:rPr>
+        <w:t xml:space="preserve">        </w:t>
+      </w:r>
+      <w:proofErr w:type="spellStart"/>
+      <w:r>
+        <w:rPr>
+          <w:rFonts w:ascii="Times New Roman" w:hAnsi="Times New Roman" w:cs="Times New Roman"/>
+          <w:sz w:val="28"/>
+          <w:szCs w:val="28"/>
+        </w:rPr>
+        <w:t>System.out.print</w:t>
+      </w:r>
+      <w:proofErr w:type="spellEnd"/>
+      <w:r>
+        <w:rPr>
+          <w:rFonts w:ascii="Times New Roman" w:hAnsi="Times New Roman" w:cs="Times New Roman"/>
+          <w:sz w:val="28"/>
+          <w:szCs w:val="28"/>
+        </w:rPr>
+        <w:t>("Enter your choice: ");</w:t>
+      </w:r>
+    </w:p>
+    <w:p>
+      <w:pPr>
+        <w:rPr>
+          <w:rFonts w:ascii="Times New Roman" w:hAnsi="Times New Roman" w:cs="Times New Roman"/>
+          <w:sz w:val="28"/>
+          <w:szCs w:val="28"/>
+        </w:rPr>
+      </w:pPr>
+      <w:r>
+        <w:rPr>
+          <w:rFonts w:ascii="Times New Roman" w:hAnsi="Times New Roman" w:cs="Times New Roman"/>
+          <w:sz w:val="28"/>
+          <w:szCs w:val="28"/>
+        </w:rPr>
+        <w:lastRenderedPageBreak/>
+        <w:t xml:space="preserve">        int choice = </w:t>
+      </w:r>
+      <w:proofErr w:type="spellStart"/>
+      <w:proofErr w:type="gramStart"/>
+      <w:r>
+        <w:rPr>
+          <w:rFonts w:ascii="Times New Roman" w:hAnsi="Times New Roman" w:cs="Times New Roman"/>
+          <w:sz w:val="28"/>
+          <w:szCs w:val="28"/>
+        </w:rPr>
+        <w:t>sc.nextInt</w:t>
+      </w:r>
+      <w:proofErr w:type="spellEnd"/>
+      <w:proofErr w:type="gramEnd"/>
+      <w:r>
+        <w:rPr>
+          <w:rFonts w:ascii="Times New Roman" w:hAnsi="Times New Roman" w:cs="Times New Roman"/>
+          <w:sz w:val="28"/>
+          <w:szCs w:val="28"/>
+        </w:rPr>
+        <w:t>();</w:t>
+      </w:r>
+    </w:p>
+    <w:p>
+      <w:pPr>
+        <w:rPr>
+          <w:rFonts w:ascii="Times New Roman" w:hAnsi="Times New Roman" w:cs="Times New Roman"/>
+          <w:sz w:val="28"/>
+          <w:szCs w:val="28"/>
+        </w:rPr>
+      </w:pPr>
+    </w:p>
+    <w:p>
+      <w:pPr>
+        <w:rPr>
+          <w:rFonts w:ascii="Times New Roman" w:hAnsi="Times New Roman" w:cs="Times New Roman"/>
+          <w:sz w:val="28"/>
+          <w:szCs w:val="28"/>
+        </w:rPr>
+      </w:pPr>
+      <w:r>
+        <w:rPr>
+          <w:rFonts w:ascii="Times New Roman" w:hAnsi="Times New Roman" w:cs="Times New Roman"/>
+          <w:sz w:val="28"/>
+          <w:szCs w:val="28"/>
+        </w:rPr>
+        <w:t xml:space="preserve">        int sum = 0;</w:t>
+      </w:r>
+    </w:p>
+    <w:p>
+      <w:pPr>
+        <w:rPr>
+          <w:rFonts w:ascii="Times New Roman" w:hAnsi="Times New Roman" w:cs="Times New Roman"/>
+          <w:sz w:val="28"/>
+          <w:szCs w:val="28"/>
+        </w:rPr>
+      </w:pPr>
+      <w:r>
+        <w:rPr>
+          <w:rFonts w:ascii="Times New Roman" w:hAnsi="Times New Roman" w:cs="Times New Roman"/>
+          <w:sz w:val="28"/>
+          <w:szCs w:val="28"/>
+        </w:rPr>
+        <w:t xml:space="preserve">        int temp = </w:t>
+      </w:r>
+      <w:proofErr w:type="spellStart"/>
+      <w:r>
+        <w:rPr>
+          <w:rFonts w:ascii="Times New Roman" w:hAnsi="Times New Roman" w:cs="Times New Roman"/>
+          <w:sz w:val="28"/>
+          <w:szCs w:val="28"/>
+        </w:rPr>
+        <w:t>num</w:t>
+      </w:r>
+      <w:proofErr w:type="spellEnd"/>
+      <w:r>
+        <w:rPr>
+          <w:rFonts w:ascii="Times New Roman" w:hAnsi="Times New Roman" w:cs="Times New Roman"/>
+          <w:sz w:val="28"/>
+          <w:szCs w:val="28"/>
+        </w:rPr>
+        <w:t>;</w:t>
+      </w:r>
+    </w:p>
+    <w:p>
+      <w:pPr>
+        <w:rPr>
+          <w:rFonts w:ascii="Times New Roman" w:hAnsi="Times New Roman" w:cs="Times New Roman"/>
+          <w:sz w:val="28"/>
+          <w:szCs w:val="28"/>
+        </w:rPr>
+      </w:pPr>
+    </w:p>
+    <w:p>
+      <w:pPr>
+        <w:rPr>
+          <w:rFonts w:ascii="Times New Roman" w:hAnsi="Times New Roman" w:cs="Times New Roman"/>
+          <w:sz w:val="28"/>
+          <w:szCs w:val="28"/>
+        </w:rPr>
+      </w:pPr>
+      <w:r>
+        <w:rPr>
+          <w:rFonts w:ascii="Times New Roman" w:hAnsi="Times New Roman" w:cs="Times New Roman"/>
+          <w:sz w:val="28"/>
+          <w:szCs w:val="28"/>
+        </w:rPr>
+        <w:t xml:space="preserve">        while (temp &gt; 0) {</w:t>
+      </w:r>
+    </w:p>
+    <w:p>
+      <w:pPr>
+        <w:rPr>
+          <w:rFonts w:ascii="Times New Roman" w:hAnsi="Times New Roman" w:cs="Times New Roman"/>
+          <w:sz w:val="28"/>
+          <w:szCs w:val="28"/>
+        </w:rPr>
+      </w:pPr>
+      <w:r>
+        <w:rPr>
+          <w:rFonts w:ascii="Times New Roman" w:hAnsi="Times New Roman" w:cs="Times New Roman"/>
+          <w:sz w:val="28"/>
+          <w:szCs w:val="28"/>
+        </w:rPr>
+        <w:t xml:space="preserve">            int digit = temp % 10;</w:t>
+      </w:r>
+    </w:p>
+    <w:p>
+      <w:pPr>
+        <w:rPr>
+          <w:rFonts w:ascii="Times New Roman" w:hAnsi="Times New Roman" w:cs="Times New Roman"/>
+          <w:sz w:val="28"/>
+          <w:szCs w:val="28"/>
+        </w:rPr>
+      </w:pPr>
+    </w:p>
+    <w:p>
+      <w:pPr>
+        <w:rPr>
+          <w:rFonts w:ascii="Times New Roman" w:hAnsi="Times New Roman" w:cs="Times New Roman"/>
+          <w:sz w:val="28"/>
+          <w:szCs w:val="28"/>
+        </w:rPr>
+      </w:pPr>
+      <w:r>
+        <w:rPr>
+          <w:rFonts w:ascii="Times New Roman" w:hAnsi="Times New Roman" w:cs="Times New Roman"/>
+          <w:sz w:val="28"/>
+          <w:szCs w:val="28"/>
+        </w:rPr>
+        <w:t xml:space="preserve">            if (choice == 1 &amp;&amp; digit % 2 == 0)</w:t>
+      </w:r>
+    </w:p>
+    <w:p>
+      <w:pPr>
+        <w:rPr>
+          <w:rFonts w:ascii="Times New Roman" w:hAnsi="Times New Roman" w:cs="Times New Roman"/>
+          <w:sz w:val="28"/>
+          <w:szCs w:val="28"/>
+        </w:rPr>
+      </w:pPr>
+      <w:r>
+        <w:rPr>
+          <w:rFonts w:ascii="Times New Roman" w:hAnsi="Times New Roman" w:cs="Times New Roman"/>
+          <w:sz w:val="28"/>
+          <w:szCs w:val="28"/>
+        </w:rPr>
+        <w:t xml:space="preserve">                sum += digit;</w:t>
+      </w:r>
+    </w:p>
+    <w:p>
+      <w:pPr>
+        <w:rPr>
+          <w:rFonts w:ascii="Times New Roman" w:hAnsi="Times New Roman" w:cs="Times New Roman"/>
+          <w:sz w:val="28"/>
+          <w:szCs w:val="28"/>
+        </w:rPr>
+      </w:pPr>
+      <w:r>
+        <w:rPr>
+          <w:rFonts w:ascii="Times New Roman" w:hAnsi="Times New Roman" w:cs="Times New Roman"/>
+          <w:sz w:val="28"/>
+          <w:szCs w:val="28"/>
+        </w:rPr>
+        <w:t xml:space="preserve">            else if (choice == 2 &amp;&amp; digit % </w:t>
+      </w:r>
+      <w:proofErr w:type="gramStart"/>
+      <w:r>
+        <w:rPr>
+          <w:rFonts w:ascii="Times New Roman" w:hAnsi="Times New Roman" w:cs="Times New Roman"/>
+          <w:sz w:val="28"/>
+          <w:szCs w:val="28"/>
+        </w:rPr>
+        <w:t>2 !</w:t>
+      </w:r>
+      <w:proofErr w:type="gramEnd"/>
+      <w:r>
+        <w:rPr>
+          <w:rFonts w:ascii="Times New Roman" w:hAnsi="Times New Roman" w:cs="Times New Roman"/>
+          <w:sz w:val="28"/>
+          <w:szCs w:val="28"/>
+        </w:rPr>
+        <w:t>= 0)</w:t>
+      </w:r>
+    </w:p>
+    <w:p>
+      <w:pPr>
+        <w:rPr>
+          <w:rFonts w:ascii="Times New Roman" w:hAnsi="Times New Roman" w:cs="Times New Roman"/>
+          <w:sz w:val="28"/>
+          <w:szCs w:val="28"/>
+        </w:rPr>
+      </w:pPr>
+      <w:r>
+        <w:rPr>
+          <w:rFonts w:ascii="Times New Roman" w:hAnsi="Times New Roman" w:cs="Times New Roman"/>
+          <w:sz w:val="28"/>
+          <w:szCs w:val="28"/>
+        </w:rPr>
+        <w:t xml:space="preserve">                sum += digit;</w:t>
+      </w:r>
+    </w:p>
+    <w:p>
+      <w:pPr>
+        <w:rPr>
+          <w:rFonts w:ascii="Times New Roman" w:hAnsi="Times New Roman" w:cs="Times New Roman"/>
+          <w:sz w:val="28"/>
+          <w:szCs w:val="28"/>
+        </w:rPr>
+      </w:pPr>
+    </w:p>
+    <w:p>
+      <w:pPr>
+        <w:rPr>
+          <w:rFonts w:ascii="Times New Roman" w:hAnsi="Times New Roman" w:cs="Times New Roman"/>
+          <w:sz w:val="28"/>
+          <w:szCs w:val="28"/>
+        </w:rPr>
+      </w:pPr>
+      <w:r>
+        <w:rPr>
+          <w:rFonts w:ascii="Times New Roman" w:hAnsi="Times New Roman" w:cs="Times New Roman"/>
+          <w:sz w:val="28"/>
+          <w:szCs w:val="28"/>
+        </w:rPr>
+        <w:t xml:space="preserve">            temp /= 10;</w:t>
+      </w:r>
+    </w:p>
+    <w:p>
+      <w:pPr>
+        <w:rPr>
+          <w:rFonts w:ascii="Times New Roman" w:hAnsi="Times New Roman" w:cs="Times New Roman"/>
+          <w:sz w:val="28"/>
+          <w:szCs w:val="28"/>
+        </w:rPr>
+      </w:pPr>
+      <w:r>
+        <w:rPr>
+          <w:rFonts w:ascii="Times New Roman" w:hAnsi="Times New Roman" w:cs="Times New Roman"/>
+          <w:sz w:val="28"/>
+          <w:szCs w:val="28"/>
+        </w:rPr>
+        <w:t xml:space="preserve">        }</w:t>
+      </w:r>
+    </w:p>
+    <w:p>
+      <w:pPr>
+        <w:rPr>
+          <w:rFonts w:ascii="Times New Roman" w:hAnsi="Times New Roman" w:cs="Times New Roman"/>
+          <w:sz w:val="28"/>
+          <w:szCs w:val="28"/>
+        </w:rPr>
+      </w:pPr>
+    </w:p>
+    <w:p>
+      <w:pPr>
+        <w:rPr>
+          <w:rFonts w:ascii="Times New Roman" w:hAnsi="Times New Roman" w:cs="Times New Roman"/>
+          <w:sz w:val="28"/>
+          <w:szCs w:val="28"/>
+        </w:rPr>
+      </w:pPr>
+      <w:r>
+        <w:rPr>
+          <w:rFonts w:ascii="Times New Roman" w:hAnsi="Times New Roman" w:cs="Times New Roman"/>
+          <w:sz w:val="28"/>
+          <w:szCs w:val="28"/>
+        </w:rPr>
+        <w:t xml:space="preserve">        </w:t>
+      </w:r>
+      <w:proofErr w:type="spellStart"/>
+      <w:r>
+        <w:rPr>
+          <w:rFonts w:ascii="Times New Roman" w:hAnsi="Times New Roman" w:cs="Times New Roman"/>
+          <w:sz w:val="28"/>
+          <w:szCs w:val="28"/>
+        </w:rPr>
+        <w:t>System.out.println</w:t>
+      </w:r>
+      <w:proofErr w:type="spellEnd"/>
+      <w:r>
+        <w:rPr>
+          <w:rFonts w:ascii="Times New Roman" w:hAnsi="Times New Roman" w:cs="Times New Roman"/>
+          <w:sz w:val="28"/>
+          <w:szCs w:val="28"/>
+        </w:rPr>
+        <w:t>("Sum = " + sum);</w:t>
+      </w:r>
+    </w:p>
+    <w:p>
+      <w:pPr>
+        <w:rPr>
+          <w:rFonts w:ascii="Times New Roman" w:hAnsi="Times New Roman" w:cs="Times New Roman"/>
+          <w:sz w:val="28"/>
+          <w:szCs w:val="28"/>
+        </w:rPr>
+      </w:pPr>
+      <w:r>
+        <w:rPr>
+          <w:rFonts w:ascii="Times New Roman" w:hAnsi="Times New Roman" w:cs="Times New Roman"/>
+          <w:sz w:val="28"/>
+          <w:szCs w:val="28"/>
+        </w:rPr>
+        <w:t xml:space="preserve">    }</w:t>
+      </w:r>
+    </w:p>
+    <w:p>
+      <w:pPr>
+        <w:rPr>
+          <w:rFonts w:ascii="Times New Roman" w:hAnsi="Times New Roman" w:cs="Times New Roman"/>
+          <w:sz w:val="28"/>
+          <w:szCs w:val="28"/>
+        </w:rPr>
+      </w:pPr>
+      <w:r>
+        <w:rPr>
+          <w:rFonts w:ascii="Times New Roman" w:hAnsi="Times New Roman" w:cs="Times New Roman"/>
+          <w:sz w:val="28"/>
+          <w:szCs w:val="28"/>
+        </w:rPr>
+        <w:t>}</w:t>
+      </w:r>
+    </w:p>
+    <w:p>
+      <w:pPr>
+        <w:rPr>
+          <w:rFonts w:ascii="Times New Roman" w:hAnsi="Times New Roman" w:cs="Times New Roman"/>
+          <w:b/>
+          <w:bCs/>
+          <w:sz w:val="28"/>
+          <w:szCs w:val="28"/>
+        </w:rPr>
+      </w:pPr>
+      <w:r>
+        <w:rPr>
+          <w:rFonts w:ascii="Times New Roman" w:hAnsi="Times New Roman" w:cs="Times New Roman"/>
+          <w:b/>
+          <w:bCs/>
+          <w:sz w:val="28"/>
+          <w:szCs w:val="28"/>
+        </w:rPr>
+        <w:t>Sample Output</w:t>
+      </w:r>
+    </w:p>
+    <w:p>
+      <w:pPr>
+        <w:rPr>
+          <w:rFonts w:ascii="Times New Roman" w:hAnsi="Times New Roman" w:cs="Times New Roman"/>
+          <w:sz w:val="28"/>
+          <w:szCs w:val="28"/>
+        </w:rPr>
+      </w:pPr>
+      <w:r>
+        <w:rPr>
+          <w:rFonts w:ascii="Times New Roman" w:hAnsi="Times New Roman" w:cs="Times New Roman"/>
+          <w:sz w:val="28"/>
+          <w:szCs w:val="28"/>
+        </w:rPr>
+        <w:t>Enter a number: 123456</w:t>
+      </w:r>
+    </w:p>
+    <w:p>
+      <w:pPr>
+        <w:rPr>
+          <w:rFonts w:ascii="Times New Roman" w:hAnsi="Times New Roman" w:cs="Times New Roman"/>
+          <w:sz w:val="28"/>
+          <w:szCs w:val="28"/>
+        </w:rPr>
+      </w:pPr>
+      <w:r>
+        <w:rPr>
+          <w:rFonts w:ascii="Times New Roman" w:hAnsi="Times New Roman" w:cs="Times New Roman"/>
+          <w:sz w:val="28"/>
+          <w:szCs w:val="28"/>
+        </w:rPr>
+        <w:t>1. Sum of Even Digits</w:t>
+      </w:r>
+    </w:p>
+    <w:p>
+      <w:pPr>
+        <w:rPr>
+          <w:rFonts w:ascii="Times New Roman" w:hAnsi="Times New Roman" w:cs="Times New Roman"/>
+          <w:sz w:val="28"/>
+          <w:szCs w:val="28"/>
+        </w:rPr>
+      </w:pPr>
+      <w:r>
+        <w:rPr>
+          <w:rFonts w:ascii="Times New Roman" w:hAnsi="Times New Roman" w:cs="Times New Roman"/>
+          <w:sz w:val="28"/>
+          <w:szCs w:val="28"/>
+        </w:rPr>
+        <w:t>2. Sum of Odd Digits</w:t>
+      </w:r>
+    </w:p>
+    <w:p>
+      <w:pPr>
+        <w:rPr>
+          <w:rFonts w:ascii="Times New Roman" w:hAnsi="Times New Roman" w:cs="Times New Roman"/>
+          <w:sz w:val="28"/>
+          <w:szCs w:val="28"/>
+        </w:rPr>
+      </w:pPr>
+      <w:r>
+        <w:rPr>
+          <w:rFonts w:ascii="Times New Roman" w:hAnsi="Times New Roman" w:cs="Times New Roman"/>
+          <w:sz w:val="28"/>
+          <w:szCs w:val="28"/>
+        </w:rPr>
+        <w:t>Enter your choice: 1</w:t>
+      </w:r>
+    </w:p>
+    <w:p>
+      <w:pPr>
+        <w:rPr>
+          <w:rFonts w:ascii="Times New Roman" w:hAnsi="Times New Roman" w:cs="Times New Roman"/>
+          <w:sz w:val="28"/>
+          <w:szCs w:val="28"/>
+        </w:rPr>
+      </w:pPr>
+      <w:r>
+        <w:rPr>
+          <w:rFonts w:ascii="Times New Roman" w:hAnsi="Times New Roman" w:cs="Times New Roman"/>
+          <w:sz w:val="28"/>
+          <w:szCs w:val="28"/>
+        </w:rPr>
+        <w:t>Sum = 12</w:t>
+      </w:r>
+    </w:p>
+    <w:p>
+      <w:pPr>
+        <w:rPr>
+          <w:rFonts w:ascii="Times New Roman" w:hAnsi="Times New Roman" w:cs="Times New Roman"/>
+          <w:b/>
+          <w:bCs/>
+          <w:sz w:val="28"/>
+          <w:szCs w:val="28"/>
+        </w:rPr>
+      </w:pPr>
+    </w:p>
+    <w:p>
+      <w:pPr>
+        <w:rPr>
+          <w:rFonts w:ascii="Times New Roman" w:hAnsi="Times New Roman" w:cs="Times New Roman"/>
+          <w:b/>
+          <w:bCs/>
+          <w:sz w:val="28"/>
+          <w:szCs w:val="28"/>
+        </w:rPr>
+      </w:pPr>
+      <w:r>
+        <w:rPr>
+          <w:rFonts w:ascii="Times New Roman" w:hAnsi="Times New Roman" w:cs="Times New Roman"/>
+          <w:b/>
+          <w:bCs/>
+          <w:noProof/>
+          <w:sz w:val="28"/>
+          <w:szCs w:val="28"/>
+        </w:rPr>
+        <w:lastRenderedPageBreak/>
+        <w:drawing>
+          <wp:inline distT="0" distB="0" distL="0" distR="0" wp14:anchorId="69933DFD" wp14:editId="636C892D">
+            <wp:extent cx="5380186" cy="1577477"/>
+            <wp:effectExtent l="0" t="0" r="0" b="3810"/>
+            <wp:docPr id="1642017496" name="Picture 1"/>
+            <wp:cNvGraphicFramePr>
+              <a:graphicFrameLocks xmlns:a="http://schemas.openxmlformats.org/drawingml/2006/main" noChangeAspect="1"/>
+            </wp:cNvGraphicFramePr>
+            <a:graphic xmlns:a="http://schemas.openxmlformats.org/drawingml/2006/main">
+              <a:graphicData uri="http://schemas.openxmlformats.org/drawingml/2006/picture">
+                <pic:pic xmlns:pic="http://schemas.openxmlformats.org/drawingml/2006/picture">
+                  <pic:nvPicPr>
+                    <pic:cNvPr id="1642017496" name="Picture 1642017496"/>
+                    <pic:cNvPicPr/>
+                  </pic:nvPicPr>
+                  <pic:blipFill>
+                    <a:blip r:embed="rId13">
+                      <a:extLst>
+                        <a:ext uri="{28A0092B-C50C-407E-A947-70E740481C1C}">
+                          <a14:useLocalDpi xmlns:a14="http://schemas.microsoft.com/office/drawing/2010/main" val="0"/>
+                        </a:ext>
+                      </a:extLst>
+                    </a:blip>
+                    <a:stretch>
+                      <a:fillRect/>
+                    </a:stretch>
+                  </pic:blipFill>
+                  <pic:spPr>
+                    <a:xfrm>
+                      <a:off x="0" y="0"/>
+                      <a:ext cx="5380186" cy="1577477"/>
+                    </a:xfrm>
+                    <a:prstGeom prst="rect">
+                      <a:avLst/>
+                    </a:prstGeom>
+                  </pic:spPr>
+                </pic:pic>
+              </a:graphicData>
+            </a:graphic>
+          </wp:inline>
+        </w:drawing>
+      </w:r>
+      <w:r>
+        <w:rPr>
+          <w:rFonts w:ascii="Times New Roman" w:hAnsi="Times New Roman" w:cs="Times New Roman"/>
+          <w:b/>
+          <w:bCs/>
+          <w:sz w:val="28"/>
+          <w:szCs w:val="28"/>
+        </w:rPr>
+        <w:t xml:space="preserve">   </w:t>
+      </w:r>
+      <w:r>
+        <w:rPr>
+          <w:rFonts w:ascii="Times New Roman" w:hAnsi="Times New Roman" w:cs="Times New Roman"/>
+          <w:b/>
+          <w:bCs/>
+          <w:sz w:val="28"/>
+          <w:szCs w:val="28"/>
+        </w:rPr>
+        <w:t>Result</w:t>
+      </w:r>
+      <w:r>
+        <w:rPr>
+          <w:rFonts w:ascii="Times New Roman" w:hAnsi="Times New Roman" w:cs="Times New Roman"/>
+          <w:b/>
+          <w:bCs/>
+          <w:sz w:val="28"/>
+          <w:szCs w:val="28"/>
+        </w:rPr>
+        <w:t>:</w:t>
+      </w:r>
+    </w:p>
+    <w:p>
+      <w:pPr>
+        <w:rPr>
+          <w:rFonts w:ascii="Times New Roman" w:hAnsi="Times New Roman" w:cs="Times New Roman"/>
+          <w:sz w:val="28"/>
+          <w:szCs w:val="28"/>
+        </w:rPr>
+      </w:pPr>
+      <w:r>
+        <w:rPr>
+          <w:rFonts w:ascii="Times New Roman" w:hAnsi="Times New Roman" w:cs="Times New Roman"/>
+          <w:sz w:val="28"/>
+          <w:szCs w:val="28"/>
+        </w:rPr>
+        <w:t>Thus, the Java program to find the sum of even or odd digits was executed successfully.</w:t>
+      </w:r>
+    </w:p>
+    <w:p>
+      <w:pPr>
+        <w:rPr>
+          <w:rFonts w:ascii="Times New Roman" w:hAnsi="Times New Roman" w:cs="Times New Roman"/>
+          <w:sz w:val="28"/>
+          <w:szCs w:val="28"/>
+        </w:rPr>
+      </w:pPr>
+    </w:p>
+    <w:p>
+      <w:pPr>
+        <w:rPr>
+          <w:rFonts w:ascii="Times New Roman" w:hAnsi="Times New Roman" w:cs="Times New Roman"/>
+          <w:sz w:val="28"/>
+          <w:szCs w:val="28"/>
+        </w:rPr>
+      </w:pPr>
+    </w:p>
+    <w:p>
+      <w:pPr>
+        <w:rPr>
+          <w:rFonts w:ascii="Times New Roman" w:hAnsi="Times New Roman" w:cs="Times New Roman"/>
+          <w:sz w:val="28"/>
+          <w:szCs w:val="28"/>
+        </w:rPr>
+      </w:pPr>
+    </w:p>
+    <w:p>
+      <w:pPr>
+        <w:rPr>
+          <w:rFonts w:ascii="Times New Roman" w:hAnsi="Times New Roman" w:cs="Times New Roman"/>
+          <w:sz w:val="28"/>
+          <w:szCs w:val="28"/>
+        </w:rPr>
+      </w:pPr>
+    </w:p>
+    <w:p>
+      <w:pPr>
+        <w:rPr>
+          <w:rFonts w:ascii="Times New Roman" w:hAnsi="Times New Roman" w:cs="Times New Roman"/>
+          <w:sz w:val="28"/>
+          <w:szCs w:val="28"/>
+        </w:rPr>
+      </w:pPr>
+    </w:p>
+    <w:p>
+      <w:pPr>
+        <w:rPr>
+          <w:rFonts w:ascii="Times New Roman" w:hAnsi="Times New Roman" w:cs="Times New Roman"/>
+          <w:sz w:val="28"/>
+          <w:szCs w:val="28"/>
+        </w:rPr>
+      </w:pPr>
+    </w:p>
+    <w:p>
+      <w:pPr>
+        <w:rPr>
+          <w:rFonts w:ascii="Times New Roman" w:hAnsi="Times New Roman" w:cs="Times New Roman"/>
+          <w:sz w:val="28"/>
+          <w:szCs w:val="28"/>
+        </w:rPr>
+      </w:pPr>
+    </w:p>
+    <w:p>
+      <w:pPr>
+        <w:rPr>
+          <w:rFonts w:ascii="Times New Roman" w:hAnsi="Times New Roman" w:cs="Times New Roman"/>
+          <w:sz w:val="28"/>
+          <w:szCs w:val="28"/>
+        </w:rPr>
+      </w:pPr>
+    </w:p>
+    <w:p>
+      <w:pPr>
+        <w:rPr>
+          <w:rFonts w:ascii="Times New Roman" w:hAnsi="Times New Roman" w:cs="Times New Roman"/>
+          <w:sz w:val="28"/>
+          <w:szCs w:val="28"/>
+        </w:rPr>
+      </w:pPr>
+    </w:p>
+    <w:p>
+      <w:pPr>
+        <w:rPr>
+          <w:rFonts w:ascii="Times New Roman" w:hAnsi="Times New Roman" w:cs="Times New Roman"/>
+          <w:sz w:val="28"/>
+          <w:szCs w:val="28"/>
+        </w:rPr>
+      </w:pPr>
+    </w:p>
+    <w:p>
+      <w:pPr>
+        <w:rPr>
+          <w:rFonts w:ascii="Times New Roman" w:hAnsi="Times New Roman" w:cs="Times New Roman"/>
+          <w:sz w:val="28"/>
+          <w:szCs w:val="28"/>
+        </w:rPr>
+      </w:pPr>
+    </w:p>
+    <w:p>
+      <w:pPr>
+        <w:rPr>
+          <w:rFonts w:ascii="Times New Roman" w:hAnsi="Times New Roman" w:cs="Times New Roman"/>
+          <w:sz w:val="28"/>
+          <w:szCs w:val="28"/>
+        </w:rPr>
+      </w:pPr>
+    </w:p>
+    <w:p>
+      <w:pPr>
+        <w:rPr>
+          <w:rFonts w:ascii="Times New Roman" w:hAnsi="Times New Roman" w:cs="Times New Roman"/>
+          <w:sz w:val="28"/>
+          <w:szCs w:val="28"/>
+        </w:rPr>
+      </w:pPr>
+    </w:p>
+    <w:p>
+      <w:pPr>
+        <w:rPr>
+          <w:rFonts w:ascii="Times New Roman" w:hAnsi="Times New Roman" w:cs="Times New Roman"/>
+          <w:sz w:val="28"/>
+          <w:szCs w:val="28"/>
+        </w:rPr>
+      </w:pPr>
+    </w:p>
+    <w:p>
+      <w:pPr>
+        <w:rPr>
+          <w:rFonts w:ascii="Times New Roman" w:hAnsi="Times New Roman" w:cs="Times New Roman"/>
+          <w:sz w:val="28"/>
+          <w:szCs w:val="28"/>
+        </w:rPr>
+      </w:pPr>
+    </w:p>
+    <w:p>
+      <w:pPr>
+        <w:rPr>
+          <w:rFonts w:ascii="Times New Roman" w:hAnsi="Times New Roman" w:cs="Times New Roman"/>
+          <w:sz w:val="28"/>
+          <w:szCs w:val="28"/>
+        </w:rPr>
+      </w:pPr>
+    </w:p>
+    <w:p>
+      <w:pPr>
+        <w:rPr>
+          <w:rFonts w:ascii="Times New Roman" w:hAnsi="Times New Roman" w:cs="Times New Roman"/>
+          <w:sz w:val="28"/>
+          <w:szCs w:val="28"/>
+        </w:rPr>
+      </w:pPr>
+    </w:p>
+    <w:p>
+      <w:pPr>
+        <w:rPr>
+          <w:rFonts w:ascii="Times New Roman" w:hAnsi="Times New Roman" w:cs="Times New Roman"/>
+          <w:sz w:val="28"/>
+          <w:szCs w:val="28"/>
+        </w:rPr>
+      </w:pPr>
+    </w:p>
+    <w:p>
+      <w:pPr>
+        <w:rPr>
+          <w:rFonts w:ascii="Times New Roman" w:hAnsi="Times New Roman" w:cs="Times New Roman"/>
+          <w:sz w:val="28"/>
+          <w:szCs w:val="28"/>
+        </w:rPr>
+      </w:pPr>
+    </w:p>
+    <w:p>
+      <w:pPr>
+        <w:rPr>
+          <w:rFonts w:ascii="Times New Roman" w:hAnsi="Times New Roman" w:cs="Times New Roman"/>
+          <w:b/>
+          <w:bCs/>
+          <w:sz w:val="28"/>
+          <w:szCs w:val="28"/>
+        </w:rPr>
+      </w:pPr>
+      <w:r>
+        <w:rPr>
+          <w:rFonts w:ascii="Times New Roman" w:hAnsi="Times New Roman" w:cs="Times New Roman"/>
+          <w:sz w:val="28"/>
+          <w:szCs w:val="28"/>
+        </w:rPr>
+        <w:lastRenderedPageBreak/>
+        <w:t xml:space="preserve">                           </w:t>
+      </w:r>
+      <w:r>
+        <w:rPr>
+          <w:rFonts w:ascii="Times New Roman" w:hAnsi="Times New Roman" w:cs="Times New Roman"/>
+          <w:b/>
+          <w:bCs/>
+          <w:sz w:val="28"/>
+          <w:szCs w:val="28"/>
+        </w:rPr>
+        <w:t xml:space="preserve">    </w:t>
+      </w:r>
+      <w:r>
+        <w:rPr>
+          <w:rFonts w:ascii="Times New Roman" w:hAnsi="Times New Roman" w:cs="Times New Roman"/>
+          <w:b/>
+          <w:bCs/>
+          <w:sz w:val="28"/>
+          <w:szCs w:val="28"/>
+        </w:rPr>
+        <w:t>Task 8: Nth Fibonacci Number</w:t>
+      </w:r>
+    </w:p>
+    <w:p>
+      <w:pPr>
+        <w:rPr>
+          <w:rFonts w:ascii="Times New Roman" w:hAnsi="Times New Roman" w:cs="Times New Roman"/>
+          <w:b/>
+          <w:bCs/>
+          <w:sz w:val="28"/>
+          <w:szCs w:val="28"/>
+        </w:rPr>
+      </w:pPr>
+      <w:r>
+        <w:rPr>
+          <w:rFonts w:ascii="Times New Roman" w:hAnsi="Times New Roman" w:cs="Times New Roman"/>
+          <w:b/>
+          <w:bCs/>
+          <w:sz w:val="28"/>
+          <w:szCs w:val="28"/>
+        </w:rPr>
+        <w:t>Aim</w:t>
+      </w:r>
+      <w:r>
+        <w:rPr>
+          <w:rFonts w:ascii="Times New Roman" w:hAnsi="Times New Roman" w:cs="Times New Roman"/>
+          <w:b/>
+          <w:bCs/>
+          <w:sz w:val="28"/>
+          <w:szCs w:val="28"/>
+        </w:rPr>
+        <w:t>:</w:t>
+      </w:r>
+    </w:p>
+    <w:p>
+      <w:pPr>
+        <w:rPr>
+          <w:rFonts w:ascii="Times New Roman" w:hAnsi="Times New Roman" w:cs="Times New Roman"/>
+          <w:sz w:val="28"/>
+          <w:szCs w:val="28"/>
+        </w:rPr>
+      </w:pPr>
+      <w:r>
+        <w:rPr>
+          <w:rFonts w:ascii="Times New Roman" w:hAnsi="Times New Roman" w:cs="Times New Roman"/>
+          <w:sz w:val="28"/>
+          <w:szCs w:val="28"/>
+        </w:rPr>
+        <w:t>To write a Java program to find the Nth Fibonacci number.</w:t>
+      </w:r>
+    </w:p>
+    <w:p>
+      <w:pPr>
+        <w:rPr>
+          <w:rFonts w:ascii="Times New Roman" w:hAnsi="Times New Roman" w:cs="Times New Roman"/>
+          <w:b/>
+          <w:bCs/>
+          <w:sz w:val="28"/>
+          <w:szCs w:val="28"/>
+        </w:rPr>
+      </w:pPr>
+      <w:r>
+        <w:rPr>
+          <w:rFonts w:ascii="Times New Roman" w:hAnsi="Times New Roman" w:cs="Times New Roman"/>
+          <w:b/>
+          <w:bCs/>
+          <w:sz w:val="28"/>
+          <w:szCs w:val="28"/>
+        </w:rPr>
+        <w:t>Algorithm</w:t>
+      </w:r>
+      <w:r>
+        <w:rPr>
+          <w:rFonts w:ascii="Times New Roman" w:hAnsi="Times New Roman" w:cs="Times New Roman"/>
+          <w:b/>
+          <w:bCs/>
+          <w:sz w:val="28"/>
+          <w:szCs w:val="28"/>
+        </w:rPr>
+        <w:t>:</w:t>
+      </w:r>
+    </w:p>
+    <w:p>
+      <w:pPr>
+        <w:numPr>
+          <w:ilvl w:val="0"/>
+          <w:numId w:val="9"/>
+        </w:numPr>
+        <w:rPr>
+          <w:rFonts w:ascii="Times New Roman" w:hAnsi="Times New Roman" w:cs="Times New Roman"/>
+          <w:sz w:val="28"/>
+          <w:szCs w:val="28"/>
+        </w:rPr>
+      </w:pPr>
+      <w:r>
+        <w:rPr>
+          <w:rFonts w:ascii="Times New Roman" w:hAnsi="Times New Roman" w:cs="Times New Roman"/>
+          <w:sz w:val="28"/>
+          <w:szCs w:val="28"/>
+        </w:rPr>
+        <w:t xml:space="preserve">Start. </w:t>
+      </w:r>
+    </w:p>
+    <w:p>
+      <w:pPr>
+        <w:numPr>
+          <w:ilvl w:val="0"/>
+          <w:numId w:val="9"/>
+        </w:numPr>
+        <w:rPr>
+          <w:rFonts w:ascii="Times New Roman" w:hAnsi="Times New Roman" w:cs="Times New Roman"/>
+          <w:sz w:val="28"/>
+          <w:szCs w:val="28"/>
+        </w:rPr>
+      </w:pPr>
+      <w:r>
+        <w:rPr>
+          <w:rFonts w:ascii="Times New Roman" w:hAnsi="Times New Roman" w:cs="Times New Roman"/>
+          <w:sz w:val="28"/>
+          <w:szCs w:val="28"/>
+        </w:rPr>
+        <w:t xml:space="preserve">Read N. </w:t>
+      </w:r>
+    </w:p>
+    <w:p>
+      <w:pPr>
+        <w:numPr>
+          <w:ilvl w:val="0"/>
+          <w:numId w:val="9"/>
+        </w:numPr>
+        <w:rPr>
+          <w:rFonts w:ascii="Times New Roman" w:hAnsi="Times New Roman" w:cs="Times New Roman"/>
+          <w:sz w:val="28"/>
+          <w:szCs w:val="28"/>
+        </w:rPr>
+      </w:pPr>
+      <w:r>
+        <w:rPr>
+          <w:rFonts w:ascii="Times New Roman" w:hAnsi="Times New Roman" w:cs="Times New Roman"/>
+          <w:sz w:val="28"/>
+          <w:szCs w:val="28"/>
+        </w:rPr>
+        <w:t xml:space="preserve">Initialize first = 0 and second = 1. </w:t>
+      </w:r>
+    </w:p>
+    <w:p>
+      <w:pPr>
+        <w:numPr>
+          <w:ilvl w:val="0"/>
+          <w:numId w:val="9"/>
+        </w:numPr>
+        <w:rPr>
+          <w:rFonts w:ascii="Times New Roman" w:hAnsi="Times New Roman" w:cs="Times New Roman"/>
+          <w:sz w:val="28"/>
+          <w:szCs w:val="28"/>
+        </w:rPr>
+      </w:pPr>
+      <w:r>
+        <w:rPr>
+          <w:rFonts w:ascii="Times New Roman" w:hAnsi="Times New Roman" w:cs="Times New Roman"/>
+          <w:sz w:val="28"/>
+          <w:szCs w:val="28"/>
+        </w:rPr>
+        <w:t xml:space="preserve">Repeat until Nth term. </w:t>
+      </w:r>
+    </w:p>
+    <w:p>
+      <w:pPr>
+        <w:numPr>
+          <w:ilvl w:val="0"/>
+          <w:numId w:val="9"/>
+        </w:numPr>
+        <w:rPr>
+          <w:rFonts w:ascii="Times New Roman" w:hAnsi="Times New Roman" w:cs="Times New Roman"/>
+          <w:sz w:val="28"/>
+          <w:szCs w:val="28"/>
+        </w:rPr>
+      </w:pPr>
+      <w:r>
+        <w:rPr>
+          <w:rFonts w:ascii="Times New Roman" w:hAnsi="Times New Roman" w:cs="Times New Roman"/>
+          <w:sz w:val="28"/>
+          <w:szCs w:val="28"/>
+        </w:rPr>
+        <w:t xml:space="preserve">Display the Nth Fibonacci number. </w:t>
+      </w:r>
+    </w:p>
+    <w:p>
+      <w:pPr>
+        <w:numPr>
+          <w:ilvl w:val="0"/>
+          <w:numId w:val="9"/>
+        </w:numPr>
+        <w:rPr>
+          <w:rFonts w:ascii="Times New Roman" w:hAnsi="Times New Roman" w:cs="Times New Roman"/>
+          <w:sz w:val="28"/>
+          <w:szCs w:val="28"/>
+        </w:rPr>
+      </w:pPr>
+      <w:r>
+        <w:rPr>
+          <w:rFonts w:ascii="Times New Roman" w:hAnsi="Times New Roman" w:cs="Times New Roman"/>
+          <w:sz w:val="28"/>
+          <w:szCs w:val="28"/>
+        </w:rPr>
+        <w:t xml:space="preserve">Stop. </w:t>
+      </w:r>
+    </w:p>
+    <w:p>
+      <w:pPr>
+        <w:rPr>
+          <w:rFonts w:ascii="Times New Roman" w:hAnsi="Times New Roman" w:cs="Times New Roman"/>
+          <w:b/>
+          <w:bCs/>
+          <w:sz w:val="28"/>
+          <w:szCs w:val="28"/>
+        </w:rPr>
+      </w:pPr>
+      <w:r>
+        <w:rPr>
+          <w:rFonts w:ascii="Times New Roman" w:hAnsi="Times New Roman" w:cs="Times New Roman"/>
+          <w:b/>
+          <w:bCs/>
+          <w:sz w:val="28"/>
+          <w:szCs w:val="28"/>
+        </w:rPr>
+        <w:t>Program (NthFibonacci.java)</w:t>
+      </w:r>
+      <w:r>
+        <w:rPr>
+          <w:rFonts w:ascii="Times New Roman" w:hAnsi="Times New Roman" w:cs="Times New Roman"/>
+          <w:b/>
+          <w:bCs/>
+          <w:sz w:val="28"/>
+          <w:szCs w:val="28"/>
+        </w:rPr>
+        <w:t>:</w:t>
+      </w:r>
+    </w:p>
+    <w:p>
+      <w:pPr>
+        <w:rPr>
+          <w:rFonts w:ascii="Times New Roman" w:hAnsi="Times New Roman" w:cs="Times New Roman"/>
+          <w:sz w:val="28"/>
+          <w:szCs w:val="28"/>
+        </w:rPr>
+      </w:pPr>
+      <w:r>
+        <w:rPr>
+          <w:rFonts w:ascii="Times New Roman" w:hAnsi="Times New Roman" w:cs="Times New Roman"/>
+          <w:sz w:val="28"/>
+          <w:szCs w:val="28"/>
+        </w:rPr>
+        <w:t xml:space="preserve">import </w:t>
+      </w:r>
+      <w:proofErr w:type="spellStart"/>
+      <w:proofErr w:type="gramStart"/>
+      <w:r>
+        <w:rPr>
+          <w:rFonts w:ascii="Times New Roman" w:hAnsi="Times New Roman" w:cs="Times New Roman"/>
+          <w:sz w:val="28"/>
+          <w:szCs w:val="28"/>
+        </w:rPr>
+        <w:t>java.util</w:t>
+      </w:r>
+      <w:proofErr w:type="gramEnd"/>
+      <w:r>
+        <w:rPr>
+          <w:rFonts w:ascii="Times New Roman" w:hAnsi="Times New Roman" w:cs="Times New Roman"/>
+          <w:sz w:val="28"/>
+          <w:szCs w:val="28"/>
+        </w:rPr>
+        <w:t>.Scanner</w:t>
+      </w:r>
+      <w:proofErr w:type="spellEnd"/>
+      <w:r>
+        <w:rPr>
+          <w:rFonts w:ascii="Times New Roman" w:hAnsi="Times New Roman" w:cs="Times New Roman"/>
+          <w:sz w:val="28"/>
+          <w:szCs w:val="28"/>
+        </w:rPr>
+        <w:t>;</w:t>
+      </w:r>
+    </w:p>
+    <w:p>
+      <w:pPr>
+        <w:rPr>
+          <w:rFonts w:ascii="Times New Roman" w:hAnsi="Times New Roman" w:cs="Times New Roman"/>
+          <w:sz w:val="28"/>
+          <w:szCs w:val="28"/>
+        </w:rPr>
+      </w:pPr>
+    </w:p>
+    <w:p>
+      <w:pPr>
+        <w:rPr>
+          <w:rFonts w:ascii="Times New Roman" w:hAnsi="Times New Roman" w:cs="Times New Roman"/>
+          <w:sz w:val="28"/>
+          <w:szCs w:val="28"/>
+        </w:rPr>
+      </w:pPr>
+      <w:r>
+        <w:rPr>
+          <w:rFonts w:ascii="Times New Roman" w:hAnsi="Times New Roman" w:cs="Times New Roman"/>
+          <w:sz w:val="28"/>
+          <w:szCs w:val="28"/>
+        </w:rPr>
+        <w:t xml:space="preserve">public class </w:t>
+      </w:r>
+      <w:proofErr w:type="spellStart"/>
+      <w:r>
+        <w:rPr>
+          <w:rFonts w:ascii="Times New Roman" w:hAnsi="Times New Roman" w:cs="Times New Roman"/>
+          <w:sz w:val="28"/>
+          <w:szCs w:val="28"/>
+        </w:rPr>
+        <w:t>NthFibonacci</w:t>
+      </w:r>
+      <w:proofErr w:type="spellEnd"/>
+      <w:r>
+        <w:rPr>
+          <w:rFonts w:ascii="Times New Roman" w:hAnsi="Times New Roman" w:cs="Times New Roman"/>
+          <w:sz w:val="28"/>
+          <w:szCs w:val="28"/>
+        </w:rPr>
+        <w:t xml:space="preserve"> {</w:t>
+      </w:r>
+    </w:p>
+    <w:p>
+      <w:pPr>
+        <w:rPr>
+          <w:rFonts w:ascii="Times New Roman" w:hAnsi="Times New Roman" w:cs="Times New Roman"/>
+          <w:sz w:val="28"/>
+          <w:szCs w:val="28"/>
+        </w:rPr>
+      </w:pPr>
+      <w:r>
+        <w:rPr>
+          <w:rFonts w:ascii="Times New Roman" w:hAnsi="Times New Roman" w:cs="Times New Roman"/>
+          <w:sz w:val="28"/>
+          <w:szCs w:val="28"/>
+        </w:rPr>
+        <w:t xml:space="preserve">    public static void </w:t>
+      </w:r>
+      <w:proofErr w:type="gramStart"/>
+      <w:r>
+        <w:rPr>
+          <w:rFonts w:ascii="Times New Roman" w:hAnsi="Times New Roman" w:cs="Times New Roman"/>
+          <w:sz w:val="28"/>
+          <w:szCs w:val="28"/>
+        </w:rPr>
+        <w:t>main(String[</w:t>
+      </w:r>
+      <w:proofErr w:type="gramEnd"/>
+      <w:r>
+        <w:rPr>
+          <w:rFonts w:ascii="Times New Roman" w:hAnsi="Times New Roman" w:cs="Times New Roman"/>
+          <w:sz w:val="28"/>
+          <w:szCs w:val="28"/>
+        </w:rPr>
+        <w:t xml:space="preserve">] </w:t>
+      </w:r>
+      <w:proofErr w:type="spellStart"/>
+      <w:r>
+        <w:rPr>
+          <w:rFonts w:ascii="Times New Roman" w:hAnsi="Times New Roman" w:cs="Times New Roman"/>
+          <w:sz w:val="28"/>
+          <w:szCs w:val="28"/>
+        </w:rPr>
+        <w:t>args</w:t>
+      </w:r>
+      <w:proofErr w:type="spellEnd"/>
+      <w:r>
+        <w:rPr>
+          <w:rFonts w:ascii="Times New Roman" w:hAnsi="Times New Roman" w:cs="Times New Roman"/>
+          <w:sz w:val="28"/>
+          <w:szCs w:val="28"/>
+        </w:rPr>
+        <w:t>) {</w:t>
+      </w:r>
+    </w:p>
+    <w:p>
+      <w:pPr>
+        <w:rPr>
+          <w:rFonts w:ascii="Times New Roman" w:hAnsi="Times New Roman" w:cs="Times New Roman"/>
+          <w:sz w:val="28"/>
+          <w:szCs w:val="28"/>
+        </w:rPr>
+      </w:pPr>
+      <w:r>
+        <w:rPr>
+          <w:rFonts w:ascii="Times New Roman" w:hAnsi="Times New Roman" w:cs="Times New Roman"/>
+          <w:sz w:val="28"/>
+          <w:szCs w:val="28"/>
+        </w:rPr>
+        <w:t xml:space="preserve">        Scanner </w:t>
+      </w:r>
+      <w:proofErr w:type="spellStart"/>
+      <w:r>
+        <w:rPr>
+          <w:rFonts w:ascii="Times New Roman" w:hAnsi="Times New Roman" w:cs="Times New Roman"/>
+          <w:sz w:val="28"/>
+          <w:szCs w:val="28"/>
+        </w:rPr>
+        <w:t>sc</w:t>
+      </w:r>
+      <w:proofErr w:type="spellEnd"/>
+      <w:r>
+        <w:rPr>
+          <w:rFonts w:ascii="Times New Roman" w:hAnsi="Times New Roman" w:cs="Times New Roman"/>
+          <w:sz w:val="28"/>
+          <w:szCs w:val="28"/>
+        </w:rPr>
+        <w:t xml:space="preserve"> = new </w:t>
+      </w:r>
+      <w:proofErr w:type="gramStart"/>
+      <w:r>
+        <w:rPr>
+          <w:rFonts w:ascii="Times New Roman" w:hAnsi="Times New Roman" w:cs="Times New Roman"/>
+          <w:sz w:val="28"/>
+          <w:szCs w:val="28"/>
+        </w:rPr>
+        <w:t>Scanner(</w:t>
+      </w:r>
+      <w:proofErr w:type="gramEnd"/>
+      <w:r>
+        <w:rPr>
+          <w:rFonts w:ascii="Times New Roman" w:hAnsi="Times New Roman" w:cs="Times New Roman"/>
+          <w:sz w:val="28"/>
+          <w:szCs w:val="28"/>
+        </w:rPr>
+        <w:t>System.in);</w:t>
+      </w:r>
+    </w:p>
+    <w:p>
+      <w:pPr>
+        <w:rPr>
+          <w:rFonts w:ascii="Times New Roman" w:hAnsi="Times New Roman" w:cs="Times New Roman"/>
+          <w:sz w:val="28"/>
+          <w:szCs w:val="28"/>
+        </w:rPr>
+      </w:pPr>
+    </w:p>
+    <w:p>
+      <w:pPr>
+        <w:rPr>
+          <w:rFonts w:ascii="Times New Roman" w:hAnsi="Times New Roman" w:cs="Times New Roman"/>
+          <w:sz w:val="28"/>
+          <w:szCs w:val="28"/>
+        </w:rPr>
+      </w:pPr>
+      <w:r>
+        <w:rPr>
+          <w:rFonts w:ascii="Times New Roman" w:hAnsi="Times New Roman" w:cs="Times New Roman"/>
+          <w:sz w:val="28"/>
+          <w:szCs w:val="28"/>
+        </w:rPr>
+        <w:t xml:space="preserve">        </w:t>
+      </w:r>
+      <w:proofErr w:type="spellStart"/>
+      <w:r>
+        <w:rPr>
+          <w:rFonts w:ascii="Times New Roman" w:hAnsi="Times New Roman" w:cs="Times New Roman"/>
+          <w:sz w:val="28"/>
+          <w:szCs w:val="28"/>
+        </w:rPr>
+        <w:t>System.out.print</w:t>
+      </w:r>
+      <w:proofErr w:type="spellEnd"/>
+      <w:r>
+        <w:rPr>
+          <w:rFonts w:ascii="Times New Roman" w:hAnsi="Times New Roman" w:cs="Times New Roman"/>
+          <w:sz w:val="28"/>
+          <w:szCs w:val="28"/>
+        </w:rPr>
+        <w:t>("Enter N: ");</w:t>
+      </w:r>
+    </w:p>
+    <w:p>
+      <w:pPr>
+        <w:rPr>
+          <w:rFonts w:ascii="Times New Roman" w:hAnsi="Times New Roman" w:cs="Times New Roman"/>
+          <w:sz w:val="28"/>
+          <w:szCs w:val="28"/>
+        </w:rPr>
+      </w:pPr>
+      <w:r>
+        <w:rPr>
+          <w:rFonts w:ascii="Times New Roman" w:hAnsi="Times New Roman" w:cs="Times New Roman"/>
+          <w:sz w:val="28"/>
+          <w:szCs w:val="28"/>
+        </w:rPr>
+        <w:t xml:space="preserve">        int n = </w:t>
+      </w:r>
+      <w:proofErr w:type="spellStart"/>
+      <w:proofErr w:type="gramStart"/>
+      <w:r>
+        <w:rPr>
+          <w:rFonts w:ascii="Times New Roman" w:hAnsi="Times New Roman" w:cs="Times New Roman"/>
+          <w:sz w:val="28"/>
+          <w:szCs w:val="28"/>
+        </w:rPr>
+        <w:t>sc.nextInt</w:t>
+      </w:r>
+      <w:proofErr w:type="spellEnd"/>
+      <w:proofErr w:type="gramEnd"/>
+      <w:r>
+        <w:rPr>
+          <w:rFonts w:ascii="Times New Roman" w:hAnsi="Times New Roman" w:cs="Times New Roman"/>
+          <w:sz w:val="28"/>
+          <w:szCs w:val="28"/>
+        </w:rPr>
+        <w:t>();</w:t>
+      </w:r>
+    </w:p>
+    <w:p>
+      <w:pPr>
+        <w:rPr>
+          <w:rFonts w:ascii="Times New Roman" w:hAnsi="Times New Roman" w:cs="Times New Roman"/>
+          <w:sz w:val="28"/>
+          <w:szCs w:val="28"/>
+        </w:rPr>
+      </w:pPr>
+    </w:p>
+    <w:p>
+      <w:pPr>
+        <w:rPr>
+          <w:rFonts w:ascii="Times New Roman" w:hAnsi="Times New Roman" w:cs="Times New Roman"/>
+          <w:sz w:val="28"/>
+          <w:szCs w:val="28"/>
+        </w:rPr>
+      </w:pPr>
+      <w:r>
+        <w:rPr>
+          <w:rFonts w:ascii="Times New Roman" w:hAnsi="Times New Roman" w:cs="Times New Roman"/>
+          <w:sz w:val="28"/>
+          <w:szCs w:val="28"/>
+        </w:rPr>
+        <w:t xml:space="preserve">        int first = 0, second = 1, next = 0;</w:t>
+      </w:r>
+    </w:p>
+    <w:p>
+      <w:pPr>
+        <w:rPr>
+          <w:rFonts w:ascii="Times New Roman" w:hAnsi="Times New Roman" w:cs="Times New Roman"/>
+          <w:sz w:val="28"/>
+          <w:szCs w:val="28"/>
+        </w:rPr>
+      </w:pPr>
+    </w:p>
+    <w:p>
+      <w:pPr>
+        <w:rPr>
+          <w:rFonts w:ascii="Times New Roman" w:hAnsi="Times New Roman" w:cs="Times New Roman"/>
+          <w:sz w:val="28"/>
+          <w:szCs w:val="28"/>
+        </w:rPr>
+      </w:pPr>
+      <w:r>
+        <w:rPr>
+          <w:rFonts w:ascii="Times New Roman" w:hAnsi="Times New Roman" w:cs="Times New Roman"/>
+          <w:sz w:val="28"/>
+          <w:szCs w:val="28"/>
+        </w:rPr>
+        <w:t xml:space="preserve">        if (n == 0)</w:t>
+      </w:r>
+    </w:p>
+    <w:p>
+      <w:pPr>
+        <w:rPr>
+          <w:rFonts w:ascii="Times New Roman" w:hAnsi="Times New Roman" w:cs="Times New Roman"/>
+          <w:sz w:val="28"/>
+          <w:szCs w:val="28"/>
+        </w:rPr>
+      </w:pPr>
+      <w:r>
+        <w:rPr>
+          <w:rFonts w:ascii="Times New Roman" w:hAnsi="Times New Roman" w:cs="Times New Roman"/>
+          <w:sz w:val="28"/>
+          <w:szCs w:val="28"/>
+        </w:rPr>
+        <w:t xml:space="preserve">            </w:t>
+      </w:r>
+      <w:proofErr w:type="spellStart"/>
+      <w:r>
+        <w:rPr>
+          <w:rFonts w:ascii="Times New Roman" w:hAnsi="Times New Roman" w:cs="Times New Roman"/>
+          <w:sz w:val="28"/>
+          <w:szCs w:val="28"/>
+        </w:rPr>
+        <w:t>System.out.println</w:t>
+      </w:r>
+      <w:proofErr w:type="spellEnd"/>
+      <w:r>
+        <w:rPr>
+          <w:rFonts w:ascii="Times New Roman" w:hAnsi="Times New Roman" w:cs="Times New Roman"/>
+          <w:sz w:val="28"/>
+          <w:szCs w:val="28"/>
+        </w:rPr>
+        <w:t>("Fibonacci Number = " + first);</w:t>
+      </w:r>
+    </w:p>
+    <w:p>
+      <w:pPr>
+        <w:rPr>
+          <w:rFonts w:ascii="Times New Roman" w:hAnsi="Times New Roman" w:cs="Times New Roman"/>
+          <w:sz w:val="28"/>
+          <w:szCs w:val="28"/>
+        </w:rPr>
+      </w:pPr>
+      <w:r>
+        <w:rPr>
+          <w:rFonts w:ascii="Times New Roman" w:hAnsi="Times New Roman" w:cs="Times New Roman"/>
+          <w:sz w:val="28"/>
+          <w:szCs w:val="28"/>
+        </w:rPr>
+        <w:t xml:space="preserve">        else if (n == 1)</w:t>
+      </w:r>
+    </w:p>
+    <w:p>
+      <w:pPr>
+        <w:rPr>
+          <w:rFonts w:ascii="Times New Roman" w:hAnsi="Times New Roman" w:cs="Times New Roman"/>
+          <w:sz w:val="28"/>
+          <w:szCs w:val="28"/>
+        </w:rPr>
+      </w:pPr>
+      <w:r>
+        <w:rPr>
+          <w:rFonts w:ascii="Times New Roman" w:hAnsi="Times New Roman" w:cs="Times New Roman"/>
+          <w:sz w:val="28"/>
+          <w:szCs w:val="28"/>
+        </w:rPr>
+        <w:t xml:space="preserve">            </w:t>
+      </w:r>
+      <w:proofErr w:type="spellStart"/>
+      <w:r>
+        <w:rPr>
+          <w:rFonts w:ascii="Times New Roman" w:hAnsi="Times New Roman" w:cs="Times New Roman"/>
+          <w:sz w:val="28"/>
+          <w:szCs w:val="28"/>
+        </w:rPr>
+        <w:t>System.out.println</w:t>
+      </w:r>
+      <w:proofErr w:type="spellEnd"/>
+      <w:r>
+        <w:rPr>
+          <w:rFonts w:ascii="Times New Roman" w:hAnsi="Times New Roman" w:cs="Times New Roman"/>
+          <w:sz w:val="28"/>
+          <w:szCs w:val="28"/>
+        </w:rPr>
+        <w:t>("Fibonacci Number = " + second);</w:t>
+      </w:r>
+    </w:p>
+    <w:p>
+      <w:pPr>
+        <w:rPr>
+          <w:rFonts w:ascii="Times New Roman" w:hAnsi="Times New Roman" w:cs="Times New Roman"/>
+          <w:sz w:val="28"/>
+          <w:szCs w:val="28"/>
+        </w:rPr>
+      </w:pPr>
+      <w:r>
+        <w:rPr>
+          <w:rFonts w:ascii="Times New Roman" w:hAnsi="Times New Roman" w:cs="Times New Roman"/>
+          <w:sz w:val="28"/>
+          <w:szCs w:val="28"/>
+        </w:rPr>
+        <w:lastRenderedPageBreak/>
+        <w:t xml:space="preserve">        else {</w:t>
+      </w:r>
+    </w:p>
+    <w:p>
+      <w:pPr>
+        <w:rPr>
+          <w:rFonts w:ascii="Times New Roman" w:hAnsi="Times New Roman" w:cs="Times New Roman"/>
+          <w:sz w:val="28"/>
+          <w:szCs w:val="28"/>
+        </w:rPr>
+      </w:pPr>
+      <w:r>
+        <w:rPr>
+          <w:rFonts w:ascii="Times New Roman" w:hAnsi="Times New Roman" w:cs="Times New Roman"/>
+          <w:sz w:val="28"/>
+          <w:szCs w:val="28"/>
+        </w:rPr>
+        <w:t xml:space="preserve">            for (int </w:t>
+      </w:r>
+      <w:proofErr w:type="spellStart"/>
+      <w:r>
+        <w:rPr>
+          <w:rFonts w:ascii="Times New Roman" w:hAnsi="Times New Roman" w:cs="Times New Roman"/>
+          <w:sz w:val="28"/>
+          <w:szCs w:val="28"/>
+        </w:rPr>
+        <w:t>i</w:t>
+      </w:r>
+      <w:proofErr w:type="spellEnd"/>
+      <w:r>
+        <w:rPr>
+          <w:rFonts w:ascii="Times New Roman" w:hAnsi="Times New Roman" w:cs="Times New Roman"/>
+          <w:sz w:val="28"/>
+          <w:szCs w:val="28"/>
+        </w:rPr>
+        <w:t xml:space="preserve"> = 2; </w:t>
+      </w:r>
+      <w:proofErr w:type="spellStart"/>
+      <w:r>
+        <w:rPr>
+          <w:rFonts w:ascii="Times New Roman" w:hAnsi="Times New Roman" w:cs="Times New Roman"/>
+          <w:sz w:val="28"/>
+          <w:szCs w:val="28"/>
+        </w:rPr>
+        <w:t>i</w:t>
+      </w:r>
+      <w:proofErr w:type="spellEnd"/>
+      <w:r>
+        <w:rPr>
+          <w:rFonts w:ascii="Times New Roman" w:hAnsi="Times New Roman" w:cs="Times New Roman"/>
+          <w:sz w:val="28"/>
+          <w:szCs w:val="28"/>
+        </w:rPr>
+        <w:t xml:space="preserve"> &lt;= n; </w:t>
+      </w:r>
+      <w:proofErr w:type="spellStart"/>
+      <w:r>
+        <w:rPr>
+          <w:rFonts w:ascii="Times New Roman" w:hAnsi="Times New Roman" w:cs="Times New Roman"/>
+          <w:sz w:val="28"/>
+          <w:szCs w:val="28"/>
+        </w:rPr>
+        <w:t>i</w:t>
+      </w:r>
+      <w:proofErr w:type="spellEnd"/>
+      <w:r>
+        <w:rPr>
+          <w:rFonts w:ascii="Times New Roman" w:hAnsi="Times New Roman" w:cs="Times New Roman"/>
+          <w:sz w:val="28"/>
+          <w:szCs w:val="28"/>
+        </w:rPr>
+        <w:t>++) {</w:t>
+      </w:r>
+    </w:p>
+    <w:p>
+      <w:pPr>
+        <w:rPr>
+          <w:rFonts w:ascii="Times New Roman" w:hAnsi="Times New Roman" w:cs="Times New Roman"/>
+          <w:sz w:val="28"/>
+          <w:szCs w:val="28"/>
+        </w:rPr>
+      </w:pPr>
+      <w:r>
+        <w:rPr>
+          <w:rFonts w:ascii="Times New Roman" w:hAnsi="Times New Roman" w:cs="Times New Roman"/>
+          <w:sz w:val="28"/>
+          <w:szCs w:val="28"/>
+        </w:rPr>
+        <w:t xml:space="preserve">                next = first + second;</w:t>
+      </w:r>
+    </w:p>
+    <w:p>
+      <w:pPr>
+        <w:rPr>
+          <w:rFonts w:ascii="Times New Roman" w:hAnsi="Times New Roman" w:cs="Times New Roman"/>
+          <w:sz w:val="28"/>
+          <w:szCs w:val="28"/>
+        </w:rPr>
+      </w:pPr>
+      <w:r>
+        <w:rPr>
+          <w:rFonts w:ascii="Times New Roman" w:hAnsi="Times New Roman" w:cs="Times New Roman"/>
+          <w:sz w:val="28"/>
+          <w:szCs w:val="28"/>
+        </w:rPr>
+        <w:t xml:space="preserve">                first = second;</w:t>
+      </w:r>
+    </w:p>
+    <w:p>
+      <w:pPr>
+        <w:rPr>
+          <w:rFonts w:ascii="Times New Roman" w:hAnsi="Times New Roman" w:cs="Times New Roman"/>
+          <w:sz w:val="28"/>
+          <w:szCs w:val="28"/>
+        </w:rPr>
+      </w:pPr>
+      <w:r>
+        <w:rPr>
+          <w:rFonts w:ascii="Times New Roman" w:hAnsi="Times New Roman" w:cs="Times New Roman"/>
+          <w:sz w:val="28"/>
+          <w:szCs w:val="28"/>
+        </w:rPr>
+        <w:t xml:space="preserve">                second = next;</w:t>
+      </w:r>
+    </w:p>
+    <w:p>
+      <w:pPr>
+        <w:rPr>
+          <w:rFonts w:ascii="Times New Roman" w:hAnsi="Times New Roman" w:cs="Times New Roman"/>
+          <w:sz w:val="28"/>
+          <w:szCs w:val="28"/>
+        </w:rPr>
+      </w:pPr>
+      <w:r>
+        <w:rPr>
+          <w:rFonts w:ascii="Times New Roman" w:hAnsi="Times New Roman" w:cs="Times New Roman"/>
+          <w:sz w:val="28"/>
+          <w:szCs w:val="28"/>
+        </w:rPr>
+        <w:t xml:space="preserve">            }</w:t>
+      </w:r>
+    </w:p>
+    <w:p>
+      <w:pPr>
+        <w:rPr>
+          <w:rFonts w:ascii="Times New Roman" w:hAnsi="Times New Roman" w:cs="Times New Roman"/>
+          <w:sz w:val="28"/>
+          <w:szCs w:val="28"/>
+        </w:rPr>
+      </w:pPr>
+      <w:r>
+        <w:rPr>
+          <w:rFonts w:ascii="Times New Roman" w:hAnsi="Times New Roman" w:cs="Times New Roman"/>
+          <w:sz w:val="28"/>
+          <w:szCs w:val="28"/>
+        </w:rPr>
+        <w:t xml:space="preserve">            </w:t>
+      </w:r>
+      <w:proofErr w:type="spellStart"/>
+      <w:r>
+        <w:rPr>
+          <w:rFonts w:ascii="Times New Roman" w:hAnsi="Times New Roman" w:cs="Times New Roman"/>
+          <w:sz w:val="28"/>
+          <w:szCs w:val="28"/>
+        </w:rPr>
+        <w:t>System.out.println</w:t>
+      </w:r>
+      <w:proofErr w:type="spellEnd"/>
+      <w:r>
+        <w:rPr>
+          <w:rFonts w:ascii="Times New Roman" w:hAnsi="Times New Roman" w:cs="Times New Roman"/>
+          <w:sz w:val="28"/>
+          <w:szCs w:val="28"/>
+        </w:rPr>
+        <w:t>("Fibonacci Number = " + next);</w:t>
+      </w:r>
+    </w:p>
+    <w:p>
+      <w:pPr>
+        <w:rPr>
+          <w:rFonts w:ascii="Times New Roman" w:hAnsi="Times New Roman" w:cs="Times New Roman"/>
+          <w:sz w:val="28"/>
+          <w:szCs w:val="28"/>
+        </w:rPr>
+      </w:pPr>
+      <w:r>
+        <w:rPr>
+          <w:rFonts w:ascii="Times New Roman" w:hAnsi="Times New Roman" w:cs="Times New Roman"/>
+          <w:sz w:val="28"/>
+          <w:szCs w:val="28"/>
+        </w:rPr>
+        <w:t xml:space="preserve">        }</w:t>
+      </w:r>
+    </w:p>
+    <w:p>
+      <w:pPr>
+        <w:rPr>
+          <w:rFonts w:ascii="Times New Roman" w:hAnsi="Times New Roman" w:cs="Times New Roman"/>
+          <w:sz w:val="28"/>
+          <w:szCs w:val="28"/>
+        </w:rPr>
+      </w:pPr>
+      <w:r>
+        <w:rPr>
+          <w:rFonts w:ascii="Times New Roman" w:hAnsi="Times New Roman" w:cs="Times New Roman"/>
+          <w:sz w:val="28"/>
+          <w:szCs w:val="28"/>
+        </w:rPr>
+        <w:t xml:space="preserve">    }</w:t>
+      </w:r>
+    </w:p>
+    <w:p>
+      <w:pPr>
+        <w:rPr>
+          <w:rFonts w:ascii="Times New Roman" w:hAnsi="Times New Roman" w:cs="Times New Roman"/>
+          <w:sz w:val="28"/>
+          <w:szCs w:val="28"/>
+        </w:rPr>
+      </w:pPr>
+      <w:r>
+        <w:rPr>
+          <w:rFonts w:ascii="Times New Roman" w:hAnsi="Times New Roman" w:cs="Times New Roman"/>
+          <w:sz w:val="28"/>
+          <w:szCs w:val="28"/>
+        </w:rPr>
+        <w:t>}</w:t>
+      </w:r>
+    </w:p>
+    <w:p>
+      <w:pPr>
+        <w:rPr>
+          <w:rFonts w:ascii="Times New Roman" w:hAnsi="Times New Roman" w:cs="Times New Roman"/>
+          <w:b/>
+          <w:bCs/>
+          <w:sz w:val="28"/>
+          <w:szCs w:val="28"/>
+        </w:rPr>
+      </w:pPr>
+      <w:r>
+        <w:rPr>
+          <w:rFonts w:ascii="Times New Roman" w:hAnsi="Times New Roman" w:cs="Times New Roman"/>
+          <w:b/>
+          <w:bCs/>
+          <w:sz w:val="28"/>
+          <w:szCs w:val="28"/>
+        </w:rPr>
+        <w:t>Sample Output</w:t>
+      </w:r>
+      <w:r>
+        <w:rPr>
+          <w:rFonts w:ascii="Times New Roman" w:hAnsi="Times New Roman" w:cs="Times New Roman"/>
+          <w:b/>
+          <w:bCs/>
+          <w:sz w:val="28"/>
+          <w:szCs w:val="28"/>
+        </w:rPr>
+        <w:t>:</w:t>
+      </w:r>
+    </w:p>
+    <w:p>
+      <w:pPr>
+        <w:rPr>
+          <w:rFonts w:ascii="Times New Roman" w:hAnsi="Times New Roman" w:cs="Times New Roman"/>
+          <w:sz w:val="28"/>
+          <w:szCs w:val="28"/>
+        </w:rPr>
+      </w:pPr>
+      <w:r>
+        <w:rPr>
+          <w:rFonts w:ascii="Times New Roman" w:hAnsi="Times New Roman" w:cs="Times New Roman"/>
+          <w:sz w:val="28"/>
+          <w:szCs w:val="28"/>
+        </w:rPr>
+        <w:t>Enter N: 8</w:t>
+      </w:r>
+    </w:p>
+    <w:p>
+      <w:pPr>
+        <w:rPr>
+          <w:rFonts w:ascii="Times New Roman" w:hAnsi="Times New Roman" w:cs="Times New Roman"/>
+          <w:sz w:val="28"/>
+          <w:szCs w:val="28"/>
+        </w:rPr>
+      </w:pPr>
+      <w:r>
+        <w:rPr>
+          <w:rFonts w:ascii="Times New Roman" w:hAnsi="Times New Roman" w:cs="Times New Roman"/>
+          <w:sz w:val="28"/>
+          <w:szCs w:val="28"/>
+        </w:rPr>
+        <w:t>Fibonacci Number = 21</w:t>
+      </w:r>
+    </w:p>
+    <w:p>
+      <w:pPr>
+        <w:rPr>
+          <w:rFonts w:ascii="Times New Roman" w:hAnsi="Times New Roman" w:cs="Times New Roman"/>
+          <w:sz w:val="28"/>
+          <w:szCs w:val="28"/>
+        </w:rPr>
+      </w:pPr>
+      <w:r>
+        <w:rPr>
+          <w:rFonts w:ascii="Times New Roman" w:hAnsi="Times New Roman" w:cs="Times New Roman"/>
+          <w:noProof/>
+          <w:sz w:val="28"/>
+          <w:szCs w:val="28"/>
+        </w:rPr>
+        <w:drawing>
+          <wp:inline distT="0" distB="0" distL="0" distR="0" wp14:anchorId="25F9FA53" wp14:editId="1CACABAC">
+            <wp:extent cx="5731510" cy="2522855"/>
+            <wp:effectExtent l="0" t="0" r="2540" b="0"/>
+            <wp:docPr id="2063459217" name="Picture 2"/>
+            <wp:cNvGraphicFramePr>
+              <a:graphicFrameLocks xmlns:a="http://schemas.openxmlformats.org/drawingml/2006/main" noChangeAspect="1"/>
+            </wp:cNvGraphicFramePr>
+            <a:graphic xmlns:a="http://schemas.openxmlformats.org/drawingml/2006/main">
+              <a:graphicData uri="http://schemas.openxmlformats.org/drawingml/2006/picture">
+                <pic:pic xmlns:pic="http://schemas.openxmlformats.org/drawingml/2006/picture">
+                  <pic:nvPicPr>
+                    <pic:cNvPr id="2063459217" name="Picture 2063459217"/>
+                    <pic:cNvPicPr/>
+                  </pic:nvPicPr>
+                  <pic:blipFill>
+                    <a:blip r:embed="rId14">
+                      <a:extLst>
+                        <a:ext uri="{28A0092B-C50C-407E-A947-70E740481C1C}">
+                          <a14:useLocalDpi xmlns:a14="http://schemas.microsoft.com/office/drawing/2010/main" val="0"/>
+                        </a:ext>
+                      </a:extLst>
+                    </a:blip>
+                    <a:stretch>
+                      <a:fillRect/>
+                    </a:stretch>
+                  </pic:blipFill>
+                  <pic:spPr>
+                    <a:xfrm>
+                      <a:off x="0" y="0"/>
+                      <a:ext cx="5731510" cy="2522855"/>
+                    </a:xfrm>
+                    <a:prstGeom prst="rect">
+                      <a:avLst/>
+                    </a:prstGeom>
+                  </pic:spPr>
+                </pic:pic>
+              </a:graphicData>
+            </a:graphic>
+          </wp:inline>
+        </w:drawing>
+      </w:r>
+    </w:p>
+    <w:p>
+      <w:pPr>
+        <w:rPr>
+          <w:rFonts w:ascii="Times New Roman" w:hAnsi="Times New Roman" w:cs="Times New Roman"/>
+          <w:b/>
+          <w:bCs/>
+          <w:sz w:val="28"/>
+          <w:szCs w:val="28"/>
+        </w:rPr>
+      </w:pPr>
+      <w:r>
+        <w:rPr>
+          <w:rFonts w:ascii="Times New Roman" w:hAnsi="Times New Roman" w:cs="Times New Roman"/>
+          <w:b/>
+          <w:bCs/>
+          <w:sz w:val="28"/>
+          <w:szCs w:val="28"/>
+        </w:rPr>
+        <w:t>Result</w:t>
+      </w:r>
+      <w:r>
+        <w:rPr>
+          <w:rFonts w:ascii="Times New Roman" w:hAnsi="Times New Roman" w:cs="Times New Roman"/>
+          <w:b/>
+          <w:bCs/>
+          <w:sz w:val="28"/>
+          <w:szCs w:val="28"/>
+        </w:rPr>
+        <w:t>:</w:t>
+      </w:r>
+    </w:p>
+    <w:p>
+      <w:pPr>
+        <w:rPr>
+          <w:rFonts w:ascii="Times New Roman" w:hAnsi="Times New Roman" w:cs="Times New Roman"/>
+          <w:sz w:val="28"/>
+          <w:szCs w:val="28"/>
+        </w:rPr>
+      </w:pPr>
+      <w:r>
+        <w:rPr>
+          <w:rFonts w:ascii="Times New Roman" w:hAnsi="Times New Roman" w:cs="Times New Roman"/>
+          <w:sz w:val="28"/>
+          <w:szCs w:val="28"/>
+        </w:rPr>
+        <w:t>Thus, the Java program to find the Nth Fibonacci number was executed successfully.</w:t>
+      </w:r>
+    </w:p>
+    <w:p>
+      <w:pPr>
+        <w:rPr>
+          <w:rFonts w:ascii="Times New Roman" w:hAnsi="Times New Roman" w:cs="Times New Roman"/>
+          <w:sz w:val="28"/>
+          <w:szCs w:val="28"/>
+        </w:rPr>
+      </w:pPr>
+    </w:p>
+    <w:p>
+      <w:pPr>
+        <w:rPr>
+          <w:rFonts w:ascii="Times New Roman" w:hAnsi="Times New Roman" w:cs="Times New Roman"/>
+          <w:sz w:val="28"/>
+          <w:szCs w:val="28"/>
+        </w:rPr>
+      </w:pPr>
+    </w:p>
+    <w:p>
+      <w:pPr>
+        <w:rPr>
+          <w:rFonts w:ascii="Times New Roman" w:hAnsi="Times New Roman" w:cs="Times New Roman"/>
+          <w:sz w:val="28"/>
+          <w:szCs w:val="28"/>
+        </w:rPr>
+      </w:pPr>
+    </w:p>
+    <w:p>
+      <w:pPr>
+        <w:rPr>
+          <w:rFonts w:ascii="Times New Roman" w:hAnsi="Times New Roman" w:cs="Times New Roman"/>
+          <w:b/>
+          <w:bCs/>
+          <w:sz w:val="28"/>
+          <w:szCs w:val="28"/>
+        </w:rPr>
+      </w:pPr>
+      <w:r>
+        <w:rPr>
+          <w:rFonts w:ascii="Times New Roman" w:hAnsi="Times New Roman" w:cs="Times New Roman"/>
+          <w:sz w:val="28"/>
+          <w:szCs w:val="28"/>
+        </w:rPr>
+        <w:lastRenderedPageBreak/>
+        <w:t xml:space="preserve">                               </w:t>
+      </w:r>
+      <w:r>
+        <w:rPr>
+          <w:rFonts w:ascii="Times New Roman" w:hAnsi="Times New Roman" w:cs="Times New Roman"/>
+          <w:b/>
+          <w:bCs/>
+          <w:sz w:val="28"/>
+          <w:szCs w:val="28"/>
+        </w:rPr>
+        <w:t xml:space="preserve">  </w:t>
+      </w:r>
+      <w:r>
+        <w:rPr>
+          <w:rFonts w:ascii="Times New Roman" w:hAnsi="Times New Roman" w:cs="Times New Roman"/>
+          <w:b/>
+          <w:bCs/>
+          <w:sz w:val="28"/>
+          <w:szCs w:val="28"/>
+        </w:rPr>
+        <w:t>Task 9: Palindrome Number</w:t>
+      </w:r>
+    </w:p>
+    <w:p>
+      <w:pPr>
+        <w:rPr>
+          <w:rFonts w:ascii="Times New Roman" w:hAnsi="Times New Roman" w:cs="Times New Roman"/>
+          <w:b/>
+          <w:bCs/>
+          <w:sz w:val="28"/>
+          <w:szCs w:val="28"/>
+        </w:rPr>
+      </w:pPr>
+      <w:r>
+        <w:rPr>
+          <w:rFonts w:ascii="Times New Roman" w:hAnsi="Times New Roman" w:cs="Times New Roman"/>
+          <w:b/>
+          <w:bCs/>
+          <w:sz w:val="28"/>
+          <w:szCs w:val="28"/>
+        </w:rPr>
+        <w:t>Aim</w:t>
+      </w:r>
+      <w:r>
+        <w:rPr>
+          <w:rFonts w:ascii="Times New Roman" w:hAnsi="Times New Roman" w:cs="Times New Roman"/>
+          <w:b/>
+          <w:bCs/>
+          <w:sz w:val="28"/>
+          <w:szCs w:val="28"/>
+        </w:rPr>
+        <w:t>:</w:t>
+      </w:r>
+    </w:p>
+    <w:p>
+      <w:pPr>
+        <w:rPr>
+          <w:rFonts w:ascii="Times New Roman" w:hAnsi="Times New Roman" w:cs="Times New Roman"/>
+          <w:sz w:val="28"/>
+          <w:szCs w:val="28"/>
+        </w:rPr>
+      </w:pPr>
+      <w:r>
+        <w:rPr>
+          <w:rFonts w:ascii="Times New Roman" w:hAnsi="Times New Roman" w:cs="Times New Roman"/>
+          <w:sz w:val="28"/>
+          <w:szCs w:val="28"/>
+        </w:rPr>
+        <w:t>To write a Java program to check whether a given number is a palindrome.</w:t>
+      </w:r>
+    </w:p>
+    <w:p>
+      <w:pPr>
+        <w:rPr>
+          <w:rFonts w:ascii="Times New Roman" w:hAnsi="Times New Roman" w:cs="Times New Roman"/>
+          <w:b/>
+          <w:bCs/>
+          <w:sz w:val="28"/>
+          <w:szCs w:val="28"/>
+        </w:rPr>
+      </w:pPr>
+      <w:r>
+        <w:rPr>
+          <w:rFonts w:ascii="Times New Roman" w:hAnsi="Times New Roman" w:cs="Times New Roman"/>
+          <w:b/>
+          <w:bCs/>
+          <w:sz w:val="28"/>
+          <w:szCs w:val="28"/>
+        </w:rPr>
+        <w:t>Algorithm</w:t>
+      </w:r>
+      <w:r>
+        <w:rPr>
+          <w:rFonts w:ascii="Times New Roman" w:hAnsi="Times New Roman" w:cs="Times New Roman"/>
+          <w:b/>
+          <w:bCs/>
+          <w:sz w:val="28"/>
+          <w:szCs w:val="28"/>
+        </w:rPr>
+        <w:t>:</w:t>
+      </w:r>
+    </w:p>
+    <w:p>
+      <w:pPr>
+        <w:numPr>
+          <w:ilvl w:val="0"/>
+          <w:numId w:val="10"/>
+        </w:numPr>
+        <w:rPr>
+          <w:rFonts w:ascii="Times New Roman" w:hAnsi="Times New Roman" w:cs="Times New Roman"/>
+          <w:sz w:val="28"/>
+          <w:szCs w:val="28"/>
+        </w:rPr>
+      </w:pPr>
+      <w:r>
+        <w:rPr>
+          <w:rFonts w:ascii="Times New Roman" w:hAnsi="Times New Roman" w:cs="Times New Roman"/>
+          <w:sz w:val="28"/>
+          <w:szCs w:val="28"/>
+        </w:rPr>
+        <w:t xml:space="preserve">Start. </w:t>
+      </w:r>
+    </w:p>
+    <w:p>
+      <w:pPr>
+        <w:numPr>
+          <w:ilvl w:val="0"/>
+          <w:numId w:val="10"/>
+        </w:numPr>
+        <w:rPr>
+          <w:rFonts w:ascii="Times New Roman" w:hAnsi="Times New Roman" w:cs="Times New Roman"/>
+          <w:sz w:val="28"/>
+          <w:szCs w:val="28"/>
+        </w:rPr>
+      </w:pPr>
+      <w:r>
+        <w:rPr>
+          <w:rFonts w:ascii="Times New Roman" w:hAnsi="Times New Roman" w:cs="Times New Roman"/>
+          <w:sz w:val="28"/>
+          <w:szCs w:val="28"/>
+        </w:rPr>
+        <w:t xml:space="preserve">Read the number. </w:t>
+      </w:r>
+    </w:p>
+    <w:p>
+      <w:pPr>
+        <w:numPr>
+          <w:ilvl w:val="0"/>
+          <w:numId w:val="10"/>
+        </w:numPr>
+        <w:rPr>
+          <w:rFonts w:ascii="Times New Roman" w:hAnsi="Times New Roman" w:cs="Times New Roman"/>
+          <w:sz w:val="28"/>
+          <w:szCs w:val="28"/>
+        </w:rPr>
+      </w:pPr>
+      <w:r>
+        <w:rPr>
+          <w:rFonts w:ascii="Times New Roman" w:hAnsi="Times New Roman" w:cs="Times New Roman"/>
+          <w:sz w:val="28"/>
+          <w:szCs w:val="28"/>
+        </w:rPr>
+        <w:t xml:space="preserve">Reverse the number. </w:t>
+      </w:r>
+    </w:p>
+    <w:p>
+      <w:pPr>
+        <w:numPr>
+          <w:ilvl w:val="0"/>
+          <w:numId w:val="10"/>
+        </w:numPr>
+        <w:rPr>
+          <w:rFonts w:ascii="Times New Roman" w:hAnsi="Times New Roman" w:cs="Times New Roman"/>
+          <w:sz w:val="28"/>
+          <w:szCs w:val="28"/>
+        </w:rPr>
+      </w:pPr>
+      <w:r>
+        <w:rPr>
+          <w:rFonts w:ascii="Times New Roman" w:hAnsi="Times New Roman" w:cs="Times New Roman"/>
+          <w:sz w:val="28"/>
+          <w:szCs w:val="28"/>
+        </w:rPr>
+        <w:t xml:space="preserve">Compare the reversed number with the original. </w:t>
+      </w:r>
+    </w:p>
+    <w:p>
+      <w:pPr>
+        <w:numPr>
+          <w:ilvl w:val="0"/>
+          <w:numId w:val="10"/>
+        </w:numPr>
+        <w:rPr>
+          <w:rFonts w:ascii="Times New Roman" w:hAnsi="Times New Roman" w:cs="Times New Roman"/>
+          <w:sz w:val="28"/>
+          <w:szCs w:val="28"/>
+        </w:rPr>
+      </w:pPr>
+      <w:r>
+        <w:rPr>
+          <w:rFonts w:ascii="Times New Roman" w:hAnsi="Times New Roman" w:cs="Times New Roman"/>
+          <w:sz w:val="28"/>
+          <w:szCs w:val="28"/>
+        </w:rPr>
+        <w:t xml:space="preserve">If both are equal, print Palindrome. </w:t>
+      </w:r>
+    </w:p>
+    <w:p>
+      <w:pPr>
+        <w:numPr>
+          <w:ilvl w:val="0"/>
+          <w:numId w:val="10"/>
+        </w:numPr>
+        <w:rPr>
+          <w:rFonts w:ascii="Times New Roman" w:hAnsi="Times New Roman" w:cs="Times New Roman"/>
+          <w:sz w:val="28"/>
+          <w:szCs w:val="28"/>
+        </w:rPr>
+      </w:pPr>
+      <w:r>
+        <w:rPr>
+          <w:rFonts w:ascii="Times New Roman" w:hAnsi="Times New Roman" w:cs="Times New Roman"/>
+          <w:sz w:val="28"/>
+          <w:szCs w:val="28"/>
+        </w:rPr>
+        <w:t xml:space="preserve">Otherwise, print Not Palindrome. </w:t>
+      </w:r>
+    </w:p>
+    <w:p>
+      <w:pPr>
+        <w:numPr>
+          <w:ilvl w:val="0"/>
+          <w:numId w:val="10"/>
+        </w:numPr>
+        <w:rPr>
+          <w:rFonts w:ascii="Times New Roman" w:hAnsi="Times New Roman" w:cs="Times New Roman"/>
+          <w:sz w:val="28"/>
+          <w:szCs w:val="28"/>
+        </w:rPr>
+      </w:pPr>
+      <w:r>
+        <w:rPr>
+          <w:rFonts w:ascii="Times New Roman" w:hAnsi="Times New Roman" w:cs="Times New Roman"/>
+          <w:sz w:val="28"/>
+          <w:szCs w:val="28"/>
+        </w:rPr>
+        <w:t xml:space="preserve">Stop. </w:t>
+      </w:r>
+    </w:p>
+    <w:p>
+      <w:pPr>
+        <w:rPr>
+          <w:rFonts w:ascii="Times New Roman" w:hAnsi="Times New Roman" w:cs="Times New Roman"/>
+          <w:b/>
+          <w:bCs/>
+          <w:sz w:val="28"/>
+          <w:szCs w:val="28"/>
+        </w:rPr>
+      </w:pPr>
+      <w:r>
+        <w:rPr>
+          <w:rFonts w:ascii="Times New Roman" w:hAnsi="Times New Roman" w:cs="Times New Roman"/>
+          <w:b/>
+          <w:bCs/>
+          <w:sz w:val="28"/>
+          <w:szCs w:val="28"/>
+        </w:rPr>
+        <w:t>Program (PalindromeNumber.java)</w:t>
+      </w:r>
+      <w:r>
+        <w:rPr>
+          <w:rFonts w:ascii="Times New Roman" w:hAnsi="Times New Roman" w:cs="Times New Roman"/>
+          <w:b/>
+          <w:bCs/>
+          <w:sz w:val="28"/>
+          <w:szCs w:val="28"/>
+        </w:rPr>
+        <w:t>:</w:t>
+      </w:r>
+    </w:p>
+    <w:p>
+      <w:pPr>
+        <w:rPr>
+          <w:rFonts w:ascii="Times New Roman" w:hAnsi="Times New Roman" w:cs="Times New Roman"/>
+          <w:sz w:val="28"/>
+          <w:szCs w:val="28"/>
+        </w:rPr>
+      </w:pPr>
+      <w:r>
+        <w:rPr>
+          <w:rFonts w:ascii="Times New Roman" w:hAnsi="Times New Roman" w:cs="Times New Roman"/>
+          <w:sz w:val="28"/>
+          <w:szCs w:val="28"/>
+        </w:rPr>
+        <w:t xml:space="preserve">import </w:t>
+      </w:r>
+      <w:proofErr w:type="spellStart"/>
+      <w:proofErr w:type="gramStart"/>
+      <w:r>
+        <w:rPr>
+          <w:rFonts w:ascii="Times New Roman" w:hAnsi="Times New Roman" w:cs="Times New Roman"/>
+          <w:sz w:val="28"/>
+          <w:szCs w:val="28"/>
+        </w:rPr>
+        <w:t>java.util</w:t>
+      </w:r>
+      <w:proofErr w:type="gramEnd"/>
+      <w:r>
+        <w:rPr>
+          <w:rFonts w:ascii="Times New Roman" w:hAnsi="Times New Roman" w:cs="Times New Roman"/>
+          <w:sz w:val="28"/>
+          <w:szCs w:val="28"/>
+        </w:rPr>
+        <w:t>.Scanner</w:t>
+      </w:r>
+      <w:proofErr w:type="spellEnd"/>
+      <w:r>
+        <w:rPr>
+          <w:rFonts w:ascii="Times New Roman" w:hAnsi="Times New Roman" w:cs="Times New Roman"/>
+          <w:sz w:val="28"/>
+          <w:szCs w:val="28"/>
+        </w:rPr>
+        <w:t>;</w:t>
+      </w:r>
+    </w:p>
+    <w:p>
+      <w:pPr>
+        <w:rPr>
+          <w:rFonts w:ascii="Times New Roman" w:hAnsi="Times New Roman" w:cs="Times New Roman"/>
+          <w:sz w:val="28"/>
+          <w:szCs w:val="28"/>
+        </w:rPr>
+      </w:pPr>
+    </w:p>
+    <w:p>
+      <w:pPr>
+        <w:rPr>
+          <w:rFonts w:ascii="Times New Roman" w:hAnsi="Times New Roman" w:cs="Times New Roman"/>
+          <w:sz w:val="28"/>
+          <w:szCs w:val="28"/>
+        </w:rPr>
+      </w:pPr>
+      <w:r>
+        <w:rPr>
+          <w:rFonts w:ascii="Times New Roman" w:hAnsi="Times New Roman" w:cs="Times New Roman"/>
+          <w:sz w:val="28"/>
+          <w:szCs w:val="28"/>
+        </w:rPr>
+        <w:t xml:space="preserve">public class </w:t>
+      </w:r>
+      <w:proofErr w:type="spellStart"/>
+      <w:r>
+        <w:rPr>
+          <w:rFonts w:ascii="Times New Roman" w:hAnsi="Times New Roman" w:cs="Times New Roman"/>
+          <w:sz w:val="28"/>
+          <w:szCs w:val="28"/>
+        </w:rPr>
+        <w:t>PalindromeNumber</w:t>
+      </w:r>
+      <w:proofErr w:type="spellEnd"/>
+      <w:r>
+        <w:rPr>
+          <w:rFonts w:ascii="Times New Roman" w:hAnsi="Times New Roman" w:cs="Times New Roman"/>
+          <w:sz w:val="28"/>
+          <w:szCs w:val="28"/>
+        </w:rPr>
+        <w:t xml:space="preserve"> {</w:t>
+      </w:r>
+    </w:p>
+    <w:p>
+      <w:pPr>
+        <w:rPr>
+          <w:rFonts w:ascii="Times New Roman" w:hAnsi="Times New Roman" w:cs="Times New Roman"/>
+          <w:sz w:val="28"/>
+          <w:szCs w:val="28"/>
+        </w:rPr>
+      </w:pPr>
+      <w:r>
+        <w:rPr>
+          <w:rFonts w:ascii="Times New Roman" w:hAnsi="Times New Roman" w:cs="Times New Roman"/>
+          <w:sz w:val="28"/>
+          <w:szCs w:val="28"/>
+        </w:rPr>
+        <w:t xml:space="preserve">    public static void </w:t>
+      </w:r>
+      <w:proofErr w:type="gramStart"/>
+      <w:r>
+        <w:rPr>
+          <w:rFonts w:ascii="Times New Roman" w:hAnsi="Times New Roman" w:cs="Times New Roman"/>
+          <w:sz w:val="28"/>
+          <w:szCs w:val="28"/>
+        </w:rPr>
+        <w:t>main(String[</w:t>
+      </w:r>
+      <w:proofErr w:type="gramEnd"/>
+      <w:r>
+        <w:rPr>
+          <w:rFonts w:ascii="Times New Roman" w:hAnsi="Times New Roman" w:cs="Times New Roman"/>
+          <w:sz w:val="28"/>
+          <w:szCs w:val="28"/>
+        </w:rPr>
+        <w:t xml:space="preserve">] </w:t>
+      </w:r>
+      <w:proofErr w:type="spellStart"/>
+      <w:r>
+        <w:rPr>
+          <w:rFonts w:ascii="Times New Roman" w:hAnsi="Times New Roman" w:cs="Times New Roman"/>
+          <w:sz w:val="28"/>
+          <w:szCs w:val="28"/>
+        </w:rPr>
+        <w:t>args</w:t>
+      </w:r>
+      <w:proofErr w:type="spellEnd"/>
+      <w:r>
+        <w:rPr>
+          <w:rFonts w:ascii="Times New Roman" w:hAnsi="Times New Roman" w:cs="Times New Roman"/>
+          <w:sz w:val="28"/>
+          <w:szCs w:val="28"/>
+        </w:rPr>
+        <w:t>) {</w:t>
+      </w:r>
+    </w:p>
+    <w:p>
+      <w:pPr>
+        <w:rPr>
+          <w:rFonts w:ascii="Times New Roman" w:hAnsi="Times New Roman" w:cs="Times New Roman"/>
+          <w:sz w:val="28"/>
+          <w:szCs w:val="28"/>
+        </w:rPr>
+      </w:pPr>
+      <w:r>
+        <w:rPr>
+          <w:rFonts w:ascii="Times New Roman" w:hAnsi="Times New Roman" w:cs="Times New Roman"/>
+          <w:sz w:val="28"/>
+          <w:szCs w:val="28"/>
+        </w:rPr>
+        <w:t xml:space="preserve">        Scanner </w:t>
+      </w:r>
+      <w:proofErr w:type="spellStart"/>
+      <w:r>
+        <w:rPr>
+          <w:rFonts w:ascii="Times New Roman" w:hAnsi="Times New Roman" w:cs="Times New Roman"/>
+          <w:sz w:val="28"/>
+          <w:szCs w:val="28"/>
+        </w:rPr>
+        <w:t>sc</w:t>
+      </w:r>
+      <w:proofErr w:type="spellEnd"/>
+      <w:r>
+        <w:rPr>
+          <w:rFonts w:ascii="Times New Roman" w:hAnsi="Times New Roman" w:cs="Times New Roman"/>
+          <w:sz w:val="28"/>
+          <w:szCs w:val="28"/>
+        </w:rPr>
+        <w:t xml:space="preserve"> = new </w:t>
+      </w:r>
+      <w:proofErr w:type="gramStart"/>
+      <w:r>
+        <w:rPr>
+          <w:rFonts w:ascii="Times New Roman" w:hAnsi="Times New Roman" w:cs="Times New Roman"/>
+          <w:sz w:val="28"/>
+          <w:szCs w:val="28"/>
+        </w:rPr>
+        <w:t>Scanner(</w:t>
+      </w:r>
+      <w:proofErr w:type="gramEnd"/>
+      <w:r>
+        <w:rPr>
+          <w:rFonts w:ascii="Times New Roman" w:hAnsi="Times New Roman" w:cs="Times New Roman"/>
+          <w:sz w:val="28"/>
+          <w:szCs w:val="28"/>
+        </w:rPr>
+        <w:t>System.in);</w:t>
+      </w:r>
+    </w:p>
+    <w:p>
+      <w:pPr>
+        <w:rPr>
+          <w:rFonts w:ascii="Times New Roman" w:hAnsi="Times New Roman" w:cs="Times New Roman"/>
+          <w:sz w:val="28"/>
+          <w:szCs w:val="28"/>
+        </w:rPr>
+      </w:pPr>
+    </w:p>
+    <w:p>
+      <w:pPr>
+        <w:rPr>
+          <w:rFonts w:ascii="Times New Roman" w:hAnsi="Times New Roman" w:cs="Times New Roman"/>
+          <w:sz w:val="28"/>
+          <w:szCs w:val="28"/>
+        </w:rPr>
+      </w:pPr>
+      <w:r>
+        <w:rPr>
+          <w:rFonts w:ascii="Times New Roman" w:hAnsi="Times New Roman" w:cs="Times New Roman"/>
+          <w:sz w:val="28"/>
+          <w:szCs w:val="28"/>
+        </w:rPr>
+        <w:t xml:space="preserve">        </w:t>
+      </w:r>
+      <w:proofErr w:type="spellStart"/>
+      <w:r>
+        <w:rPr>
+          <w:rFonts w:ascii="Times New Roman" w:hAnsi="Times New Roman" w:cs="Times New Roman"/>
+          <w:sz w:val="28"/>
+          <w:szCs w:val="28"/>
+        </w:rPr>
+        <w:t>System.out.print</w:t>
+      </w:r>
+      <w:proofErr w:type="spellEnd"/>
+      <w:r>
+        <w:rPr>
+          <w:rFonts w:ascii="Times New Roman" w:hAnsi="Times New Roman" w:cs="Times New Roman"/>
+          <w:sz w:val="28"/>
+          <w:szCs w:val="28"/>
+        </w:rPr>
+        <w:t>("Enter a number: ");</w:t>
+      </w:r>
+    </w:p>
+    <w:p>
+      <w:pPr>
+        <w:rPr>
+          <w:rFonts w:ascii="Times New Roman" w:hAnsi="Times New Roman" w:cs="Times New Roman"/>
+          <w:sz w:val="28"/>
+          <w:szCs w:val="28"/>
+        </w:rPr>
+      </w:pPr>
+      <w:r>
+        <w:rPr>
+          <w:rFonts w:ascii="Times New Roman" w:hAnsi="Times New Roman" w:cs="Times New Roman"/>
+          <w:sz w:val="28"/>
+          <w:szCs w:val="28"/>
+        </w:rPr>
+        <w:t xml:space="preserve">        int </w:t>
+      </w:r>
+      <w:proofErr w:type="spellStart"/>
+      <w:r>
+        <w:rPr>
+          <w:rFonts w:ascii="Times New Roman" w:hAnsi="Times New Roman" w:cs="Times New Roman"/>
+          <w:sz w:val="28"/>
+          <w:szCs w:val="28"/>
+        </w:rPr>
+        <w:t>num</w:t>
+      </w:r>
+      <w:proofErr w:type="spellEnd"/>
+      <w:r>
+        <w:rPr>
+          <w:rFonts w:ascii="Times New Roman" w:hAnsi="Times New Roman" w:cs="Times New Roman"/>
+          <w:sz w:val="28"/>
+          <w:szCs w:val="28"/>
+        </w:rPr>
+        <w:t xml:space="preserve"> = </w:t>
+      </w:r>
+      <w:proofErr w:type="spellStart"/>
+      <w:proofErr w:type="gramStart"/>
+      <w:r>
+        <w:rPr>
+          <w:rFonts w:ascii="Times New Roman" w:hAnsi="Times New Roman" w:cs="Times New Roman"/>
+          <w:sz w:val="28"/>
+          <w:szCs w:val="28"/>
+        </w:rPr>
+        <w:t>sc.nextInt</w:t>
+      </w:r>
+      <w:proofErr w:type="spellEnd"/>
+      <w:proofErr w:type="gramEnd"/>
+      <w:r>
+        <w:rPr>
+          <w:rFonts w:ascii="Times New Roman" w:hAnsi="Times New Roman" w:cs="Times New Roman"/>
+          <w:sz w:val="28"/>
+          <w:szCs w:val="28"/>
+        </w:rPr>
+        <w:t>();</w:t>
+      </w:r>
+    </w:p>
+    <w:p>
+      <w:pPr>
+        <w:rPr>
+          <w:rFonts w:ascii="Times New Roman" w:hAnsi="Times New Roman" w:cs="Times New Roman"/>
+          <w:sz w:val="28"/>
+          <w:szCs w:val="28"/>
+        </w:rPr>
+      </w:pPr>
+    </w:p>
+    <w:p>
+      <w:pPr>
+        <w:rPr>
+          <w:rFonts w:ascii="Times New Roman" w:hAnsi="Times New Roman" w:cs="Times New Roman"/>
+          <w:sz w:val="28"/>
+          <w:szCs w:val="28"/>
+        </w:rPr>
+      </w:pPr>
+      <w:r>
+        <w:rPr>
+          <w:rFonts w:ascii="Times New Roman" w:hAnsi="Times New Roman" w:cs="Times New Roman"/>
+          <w:sz w:val="28"/>
+          <w:szCs w:val="28"/>
+        </w:rPr>
+        <w:t xml:space="preserve">        int original = </w:t>
+      </w:r>
+      <w:proofErr w:type="spellStart"/>
+      <w:r>
+        <w:rPr>
+          <w:rFonts w:ascii="Times New Roman" w:hAnsi="Times New Roman" w:cs="Times New Roman"/>
+          <w:sz w:val="28"/>
+          <w:szCs w:val="28"/>
+        </w:rPr>
+        <w:t>num</w:t>
+      </w:r>
+      <w:proofErr w:type="spellEnd"/>
+      <w:r>
+        <w:rPr>
+          <w:rFonts w:ascii="Times New Roman" w:hAnsi="Times New Roman" w:cs="Times New Roman"/>
+          <w:sz w:val="28"/>
+          <w:szCs w:val="28"/>
+        </w:rPr>
+        <w:t>;</w:t>
+      </w:r>
+    </w:p>
+    <w:p>
+      <w:pPr>
+        <w:rPr>
+          <w:rFonts w:ascii="Times New Roman" w:hAnsi="Times New Roman" w:cs="Times New Roman"/>
+          <w:sz w:val="28"/>
+          <w:szCs w:val="28"/>
+        </w:rPr>
+      </w:pPr>
+      <w:r>
+        <w:rPr>
+          <w:rFonts w:ascii="Times New Roman" w:hAnsi="Times New Roman" w:cs="Times New Roman"/>
+          <w:sz w:val="28"/>
+          <w:szCs w:val="28"/>
+        </w:rPr>
+        <w:t xml:space="preserve">        int reverse = 0;</w:t>
+      </w:r>
+    </w:p>
+    <w:p>
+      <w:pPr>
+        <w:rPr>
+          <w:rFonts w:ascii="Times New Roman" w:hAnsi="Times New Roman" w:cs="Times New Roman"/>
+          <w:sz w:val="28"/>
+          <w:szCs w:val="28"/>
+        </w:rPr>
+      </w:pPr>
+    </w:p>
+    <w:p>
+      <w:pPr>
+        <w:rPr>
+          <w:rFonts w:ascii="Times New Roman" w:hAnsi="Times New Roman" w:cs="Times New Roman"/>
+          <w:sz w:val="28"/>
+          <w:szCs w:val="28"/>
+        </w:rPr>
+      </w:pPr>
+      <w:r>
+        <w:rPr>
+          <w:rFonts w:ascii="Times New Roman" w:hAnsi="Times New Roman" w:cs="Times New Roman"/>
+          <w:sz w:val="28"/>
+          <w:szCs w:val="28"/>
+        </w:rPr>
+        <w:t xml:space="preserve">        while (</w:t>
+      </w:r>
+      <w:proofErr w:type="spellStart"/>
+      <w:r>
+        <w:rPr>
+          <w:rFonts w:ascii="Times New Roman" w:hAnsi="Times New Roman" w:cs="Times New Roman"/>
+          <w:sz w:val="28"/>
+          <w:szCs w:val="28"/>
+        </w:rPr>
+        <w:t>num</w:t>
+      </w:r>
+      <w:proofErr w:type="spellEnd"/>
+      <w:r>
+        <w:rPr>
+          <w:rFonts w:ascii="Times New Roman" w:hAnsi="Times New Roman" w:cs="Times New Roman"/>
+          <w:sz w:val="28"/>
+          <w:szCs w:val="28"/>
+        </w:rPr>
+        <w:t xml:space="preserve"> &gt; 0) {</w:t>
+      </w:r>
+    </w:p>
+    <w:p>
+      <w:pPr>
+        <w:rPr>
+          <w:rFonts w:ascii="Times New Roman" w:hAnsi="Times New Roman" w:cs="Times New Roman"/>
+          <w:sz w:val="28"/>
+          <w:szCs w:val="28"/>
+        </w:rPr>
+      </w:pPr>
+      <w:r>
+        <w:rPr>
+          <w:rFonts w:ascii="Times New Roman" w:hAnsi="Times New Roman" w:cs="Times New Roman"/>
+          <w:sz w:val="28"/>
+          <w:szCs w:val="28"/>
+        </w:rPr>
+        <w:t xml:space="preserve">            int digit = </w:t>
+      </w:r>
+      <w:proofErr w:type="spellStart"/>
+      <w:r>
+        <w:rPr>
+          <w:rFonts w:ascii="Times New Roman" w:hAnsi="Times New Roman" w:cs="Times New Roman"/>
+          <w:sz w:val="28"/>
+          <w:szCs w:val="28"/>
+        </w:rPr>
+        <w:t>num</w:t>
+      </w:r>
+      <w:proofErr w:type="spellEnd"/>
+      <w:r>
+        <w:rPr>
+          <w:rFonts w:ascii="Times New Roman" w:hAnsi="Times New Roman" w:cs="Times New Roman"/>
+          <w:sz w:val="28"/>
+          <w:szCs w:val="28"/>
+        </w:rPr>
+        <w:t xml:space="preserve"> % 10;</w:t>
+      </w:r>
+    </w:p>
+    <w:p>
+      <w:pPr>
+        <w:rPr>
+          <w:rFonts w:ascii="Times New Roman" w:hAnsi="Times New Roman" w:cs="Times New Roman"/>
+          <w:sz w:val="28"/>
+          <w:szCs w:val="28"/>
+        </w:rPr>
+      </w:pPr>
+      <w:r>
+        <w:rPr>
+          <w:rFonts w:ascii="Times New Roman" w:hAnsi="Times New Roman" w:cs="Times New Roman"/>
+          <w:sz w:val="28"/>
+          <w:szCs w:val="28"/>
+        </w:rPr>
+        <w:lastRenderedPageBreak/>
+        <w:t xml:space="preserve">            reverse = reverse * 10 + digit;</w:t>
+      </w:r>
+    </w:p>
+    <w:p>
+      <w:pPr>
+        <w:rPr>
+          <w:rFonts w:ascii="Times New Roman" w:hAnsi="Times New Roman" w:cs="Times New Roman"/>
+          <w:sz w:val="28"/>
+          <w:szCs w:val="28"/>
+        </w:rPr>
+      </w:pPr>
+      <w:r>
+        <w:rPr>
+          <w:rFonts w:ascii="Times New Roman" w:hAnsi="Times New Roman" w:cs="Times New Roman"/>
+          <w:sz w:val="28"/>
+          <w:szCs w:val="28"/>
+        </w:rPr>
+        <w:t xml:space="preserve">            </w:t>
+      </w:r>
+      <w:proofErr w:type="spellStart"/>
+      <w:r>
+        <w:rPr>
+          <w:rFonts w:ascii="Times New Roman" w:hAnsi="Times New Roman" w:cs="Times New Roman"/>
+          <w:sz w:val="28"/>
+          <w:szCs w:val="28"/>
+        </w:rPr>
+        <w:t>num</w:t>
+      </w:r>
+      <w:proofErr w:type="spellEnd"/>
+      <w:r>
+        <w:rPr>
+          <w:rFonts w:ascii="Times New Roman" w:hAnsi="Times New Roman" w:cs="Times New Roman"/>
+          <w:sz w:val="28"/>
+          <w:szCs w:val="28"/>
+        </w:rPr>
+        <w:t xml:space="preserve"> /= 10;</w:t>
+      </w:r>
+    </w:p>
+    <w:p>
+      <w:pPr>
+        <w:rPr>
+          <w:rFonts w:ascii="Times New Roman" w:hAnsi="Times New Roman" w:cs="Times New Roman"/>
+          <w:sz w:val="28"/>
+          <w:szCs w:val="28"/>
+        </w:rPr>
+      </w:pPr>
+      <w:r>
+        <w:rPr>
+          <w:rFonts w:ascii="Times New Roman" w:hAnsi="Times New Roman" w:cs="Times New Roman"/>
+          <w:sz w:val="28"/>
+          <w:szCs w:val="28"/>
+        </w:rPr>
+        <w:t xml:space="preserve">        }</w:t>
+      </w:r>
+    </w:p>
+    <w:p>
+      <w:pPr>
+        <w:rPr>
+          <w:rFonts w:ascii="Times New Roman" w:hAnsi="Times New Roman" w:cs="Times New Roman"/>
+          <w:sz w:val="28"/>
+          <w:szCs w:val="28"/>
+        </w:rPr>
+      </w:pPr>
+    </w:p>
+    <w:p>
+      <w:pPr>
+        <w:rPr>
+          <w:rFonts w:ascii="Times New Roman" w:hAnsi="Times New Roman" w:cs="Times New Roman"/>
+          <w:sz w:val="28"/>
+          <w:szCs w:val="28"/>
+        </w:rPr>
+      </w:pPr>
+      <w:r>
+        <w:rPr>
+          <w:rFonts w:ascii="Times New Roman" w:hAnsi="Times New Roman" w:cs="Times New Roman"/>
+          <w:sz w:val="28"/>
+          <w:szCs w:val="28"/>
+        </w:rPr>
+        <w:t xml:space="preserve">        if (original == reverse)</w:t>
+      </w:r>
+    </w:p>
+    <w:p>
+      <w:pPr>
+        <w:rPr>
+          <w:rFonts w:ascii="Times New Roman" w:hAnsi="Times New Roman" w:cs="Times New Roman"/>
+          <w:sz w:val="28"/>
+          <w:szCs w:val="28"/>
+        </w:rPr>
+      </w:pPr>
+      <w:r>
+        <w:rPr>
+          <w:rFonts w:ascii="Times New Roman" w:hAnsi="Times New Roman" w:cs="Times New Roman"/>
+          <w:sz w:val="28"/>
+          <w:szCs w:val="28"/>
+        </w:rPr>
+        <w:t xml:space="preserve">            </w:t>
+      </w:r>
+      <w:proofErr w:type="spellStart"/>
+      <w:r>
+        <w:rPr>
+          <w:rFonts w:ascii="Times New Roman" w:hAnsi="Times New Roman" w:cs="Times New Roman"/>
+          <w:sz w:val="28"/>
+          <w:szCs w:val="28"/>
+        </w:rPr>
+        <w:t>System.out.println</w:t>
+      </w:r>
+      <w:proofErr w:type="spellEnd"/>
+      <w:r>
+        <w:rPr>
+          <w:rFonts w:ascii="Times New Roman" w:hAnsi="Times New Roman" w:cs="Times New Roman"/>
+          <w:sz w:val="28"/>
+          <w:szCs w:val="28"/>
+        </w:rPr>
+        <w:t>("Palindrome Number");</w:t>
+      </w:r>
+    </w:p>
+    <w:p>
+      <w:pPr>
+        <w:rPr>
+          <w:rFonts w:ascii="Times New Roman" w:hAnsi="Times New Roman" w:cs="Times New Roman"/>
+          <w:sz w:val="28"/>
+          <w:szCs w:val="28"/>
+        </w:rPr>
+      </w:pPr>
+      <w:r>
+        <w:rPr>
+          <w:rFonts w:ascii="Times New Roman" w:hAnsi="Times New Roman" w:cs="Times New Roman"/>
+          <w:sz w:val="28"/>
+          <w:szCs w:val="28"/>
+        </w:rPr>
+        <w:t xml:space="preserve">        else</w:t>
+      </w:r>
+    </w:p>
+    <w:p>
+      <w:pPr>
+        <w:rPr>
+          <w:rFonts w:ascii="Times New Roman" w:hAnsi="Times New Roman" w:cs="Times New Roman"/>
+          <w:sz w:val="28"/>
+          <w:szCs w:val="28"/>
+        </w:rPr>
+      </w:pPr>
+      <w:r>
+        <w:rPr>
+          <w:rFonts w:ascii="Times New Roman" w:hAnsi="Times New Roman" w:cs="Times New Roman"/>
+          <w:sz w:val="28"/>
+          <w:szCs w:val="28"/>
+        </w:rPr>
+        <w:t xml:space="preserve">            </w:t>
+      </w:r>
+      <w:proofErr w:type="spellStart"/>
+      <w:r>
+        <w:rPr>
+          <w:rFonts w:ascii="Times New Roman" w:hAnsi="Times New Roman" w:cs="Times New Roman"/>
+          <w:sz w:val="28"/>
+          <w:szCs w:val="28"/>
+        </w:rPr>
+        <w:t>System.out.println</w:t>
+      </w:r>
+      <w:proofErr w:type="spellEnd"/>
+      <w:r>
+        <w:rPr>
+          <w:rFonts w:ascii="Times New Roman" w:hAnsi="Times New Roman" w:cs="Times New Roman"/>
+          <w:sz w:val="28"/>
+          <w:szCs w:val="28"/>
+        </w:rPr>
+        <w:t>("Not a Palindrome Number");</w:t>
+      </w:r>
+    </w:p>
+    <w:p>
+      <w:pPr>
+        <w:rPr>
+          <w:rFonts w:ascii="Times New Roman" w:hAnsi="Times New Roman" w:cs="Times New Roman"/>
+          <w:sz w:val="28"/>
+          <w:szCs w:val="28"/>
+        </w:rPr>
+      </w:pPr>
+      <w:r>
+        <w:rPr>
+          <w:rFonts w:ascii="Times New Roman" w:hAnsi="Times New Roman" w:cs="Times New Roman"/>
+          <w:sz w:val="28"/>
+          <w:szCs w:val="28"/>
+        </w:rPr>
+        <w:t xml:space="preserve">    }</w:t>
+      </w:r>
+    </w:p>
+    <w:p>
+      <w:pPr>
+        <w:rPr>
+          <w:rFonts w:ascii="Times New Roman" w:hAnsi="Times New Roman" w:cs="Times New Roman"/>
+          <w:sz w:val="28"/>
+          <w:szCs w:val="28"/>
+        </w:rPr>
+      </w:pPr>
+      <w:r>
+        <w:rPr>
+          <w:rFonts w:ascii="Times New Roman" w:hAnsi="Times New Roman" w:cs="Times New Roman"/>
+          <w:sz w:val="28"/>
+          <w:szCs w:val="28"/>
+        </w:rPr>
+        <w:t>}</w:t>
+      </w:r>
+    </w:p>
+    <w:p>
+      <w:pPr>
+        <w:rPr>
+          <w:rFonts w:ascii="Times New Roman" w:hAnsi="Times New Roman" w:cs="Times New Roman"/>
+          <w:b/>
+          <w:bCs/>
+          <w:sz w:val="28"/>
+          <w:szCs w:val="28"/>
+        </w:rPr>
+      </w:pPr>
+      <w:r>
+        <w:rPr>
+          <w:rFonts w:ascii="Times New Roman" w:hAnsi="Times New Roman" w:cs="Times New Roman"/>
+          <w:b/>
+          <w:bCs/>
+          <w:sz w:val="28"/>
+          <w:szCs w:val="28"/>
+        </w:rPr>
+        <w:t>Sample Output</w:t>
+      </w:r>
+      <w:r>
+        <w:rPr>
+          <w:rFonts w:ascii="Times New Roman" w:hAnsi="Times New Roman" w:cs="Times New Roman"/>
+          <w:b/>
+          <w:bCs/>
+          <w:sz w:val="28"/>
+          <w:szCs w:val="28"/>
+        </w:rPr>
+        <w:t>:</w:t>
+      </w:r>
+    </w:p>
+    <w:p>
+      <w:pPr>
+        <w:rPr>
+          <w:rFonts w:ascii="Times New Roman" w:hAnsi="Times New Roman" w:cs="Times New Roman"/>
+          <w:sz w:val="28"/>
+          <w:szCs w:val="28"/>
+        </w:rPr>
+      </w:pPr>
+      <w:r>
+        <w:rPr>
+          <w:rFonts w:ascii="Times New Roman" w:hAnsi="Times New Roman" w:cs="Times New Roman"/>
+          <w:sz w:val="28"/>
+          <w:szCs w:val="28"/>
+        </w:rPr>
+        <w:t>Enter a number: 121</w:t>
+      </w:r>
+    </w:p>
+    <w:p>
+      <w:pPr>
+        <w:rPr>
+          <w:rFonts w:ascii="Times New Roman" w:hAnsi="Times New Roman" w:cs="Times New Roman"/>
+          <w:sz w:val="28"/>
+          <w:szCs w:val="28"/>
+        </w:rPr>
+      </w:pPr>
+      <w:r>
+        <w:rPr>
+          <w:rFonts w:ascii="Times New Roman" w:hAnsi="Times New Roman" w:cs="Times New Roman"/>
+          <w:sz w:val="28"/>
+          <w:szCs w:val="28"/>
+        </w:rPr>
+        <w:t>Palindrome Number</w:t>
+      </w:r>
+    </w:p>
+    <w:p>
+      <w:pPr>
+        <w:rPr>
+          <w:rFonts w:ascii="Times New Roman" w:hAnsi="Times New Roman" w:cs="Times New Roman"/>
+          <w:sz w:val="28"/>
+          <w:szCs w:val="28"/>
+        </w:rPr>
+      </w:pPr>
+      <w:r>
+        <w:rPr>
+          <w:rFonts w:ascii="Times New Roman" w:hAnsi="Times New Roman" w:cs="Times New Roman"/>
+          <w:noProof/>
+          <w:sz w:val="28"/>
+          <w:szCs w:val="28"/>
+        </w:rPr>
+        <w:drawing>
+          <wp:inline distT="0" distB="0" distL="0" distR="0" wp14:anchorId="154A03B9" wp14:editId="1D6B3367">
+            <wp:extent cx="5731510" cy="1021080"/>
+            <wp:effectExtent l="0" t="0" r="2540" b="7620"/>
+            <wp:docPr id="1345272418" name="Picture 3"/>
+            <wp:cNvGraphicFramePr>
+              <a:graphicFrameLocks xmlns:a="http://schemas.openxmlformats.org/drawingml/2006/main" noChangeAspect="1"/>
+            </wp:cNvGraphicFramePr>
+            <a:graphic xmlns:a="http://schemas.openxmlformats.org/drawingml/2006/main">
+              <a:graphicData uri="http://schemas.openxmlformats.org/drawingml/2006/picture">
+                <pic:pic xmlns:pic="http://schemas.openxmlformats.org/drawingml/2006/picture">
+                  <pic:nvPicPr>
+                    <pic:cNvPr id="1345272418" name="Picture 1345272418"/>
+                    <pic:cNvPicPr/>
+                  </pic:nvPicPr>
+                  <pic:blipFill>
+                    <a:blip r:embed="rId15">
+                      <a:extLst>
+                        <a:ext uri="{28A0092B-C50C-407E-A947-70E740481C1C}">
+                          <a14:useLocalDpi xmlns:a14="http://schemas.microsoft.com/office/drawing/2010/main" val="0"/>
+                        </a:ext>
+                      </a:extLst>
+                    </a:blip>
+                    <a:stretch>
+                      <a:fillRect/>
+                    </a:stretch>
+                  </pic:blipFill>
+                  <pic:spPr>
+                    <a:xfrm>
+                      <a:off x="0" y="0"/>
+                      <a:ext cx="5731510" cy="1021080"/>
+                    </a:xfrm>
+                    <a:prstGeom prst="rect">
+                      <a:avLst/>
+                    </a:prstGeom>
+                  </pic:spPr>
+                </pic:pic>
+              </a:graphicData>
+            </a:graphic>
+          </wp:inline>
+        </w:drawing>
+      </w:r>
+    </w:p>
+    <w:p>
+      <w:pPr>
+        <w:rPr>
+          <w:rFonts w:ascii="Times New Roman" w:hAnsi="Times New Roman" w:cs="Times New Roman"/>
+          <w:b/>
+          <w:bCs/>
+          <w:sz w:val="28"/>
+          <w:szCs w:val="28"/>
+        </w:rPr>
+      </w:pPr>
+      <w:r>
+        <w:rPr>
+          <w:rFonts w:ascii="Times New Roman" w:hAnsi="Times New Roman" w:cs="Times New Roman"/>
+          <w:b/>
+          <w:bCs/>
+          <w:sz w:val="28"/>
+          <w:szCs w:val="28"/>
+        </w:rPr>
+        <w:t>Result</w:t>
+      </w:r>
+      <w:r>
+        <w:rPr>
+          <w:rFonts w:ascii="Times New Roman" w:hAnsi="Times New Roman" w:cs="Times New Roman"/>
+          <w:b/>
+          <w:bCs/>
+          <w:sz w:val="28"/>
+          <w:szCs w:val="28"/>
+        </w:rPr>
+        <w:t>:</w:t>
+      </w:r>
+    </w:p>
+    <w:p>
+      <w:pPr>
+        <w:rPr>
+          <w:rFonts w:ascii="Times New Roman" w:hAnsi="Times New Roman" w:cs="Times New Roman"/>
+          <w:sz w:val="28"/>
+          <w:szCs w:val="28"/>
+        </w:rPr>
+      </w:pPr>
+      <w:r>
+        <w:rPr>
+          <w:rFonts w:ascii="Times New Roman" w:hAnsi="Times New Roman" w:cs="Times New Roman"/>
+          <w:sz w:val="28"/>
+          <w:szCs w:val="28"/>
+        </w:rPr>
+        <w:t>Thus, the Java program to check whether a number is a palindrome was executed successfully.</w:t>
+      </w:r>
+    </w:p>
+    <w:p>
+      <w:pPr>
+        <w:rPr>
+          <w:rFonts w:ascii="Times New Roman" w:hAnsi="Times New Roman" w:cs="Times New Roman"/>
+          <w:sz w:val="28"/>
+          <w:szCs w:val="28"/>
+        </w:rPr>
+      </w:pPr>
+    </w:p>
+    <w:p>
+      <w:pPr>
+        <w:rPr>
+          <w:rFonts w:ascii="Times New Roman" w:hAnsi="Times New Roman" w:cs="Times New Roman"/>
+          <w:sz w:val="28"/>
+          <w:szCs w:val="28"/>
+        </w:rPr>
+      </w:pPr>
+    </w:p>
+    <w:p>
+      <w:pPr>
+        <w:rPr>
+          <w:rFonts w:ascii="Times New Roman" w:hAnsi="Times New Roman" w:cs="Times New Roman"/>
+          <w:sz w:val="28"/>
+          <w:szCs w:val="28"/>
+        </w:rPr>
+      </w:pPr>
+    </w:p>
+    <w:p>
+      <w:pPr>
+        <w:rPr>
+          <w:rFonts w:ascii="Times New Roman" w:hAnsi="Times New Roman" w:cs="Times New Roman"/>
+          <w:sz w:val="28"/>
+          <w:szCs w:val="28"/>
+        </w:rPr>
+      </w:pPr>
+    </w:p>
+    <w:p>
+      <w:pPr>
+        <w:rPr>
+          <w:rFonts w:ascii="Times New Roman" w:hAnsi="Times New Roman" w:cs="Times New Roman"/>
+          <w:sz w:val="28"/>
+          <w:szCs w:val="28"/>
+        </w:rPr>
+      </w:pPr>
+    </w:p>
+    <w:p>
+      <w:pPr>
+        <w:rPr>
+          <w:rFonts w:ascii="Times New Roman" w:hAnsi="Times New Roman" w:cs="Times New Roman"/>
+          <w:sz w:val="28"/>
+          <w:szCs w:val="28"/>
+        </w:rPr>
+      </w:pPr>
+    </w:p>
+    <w:p>
+      <w:pPr>
+        <w:rPr>
+          <w:rFonts w:ascii="Times New Roman" w:hAnsi="Times New Roman" w:cs="Times New Roman"/>
+          <w:sz w:val="28"/>
+          <w:szCs w:val="28"/>
+        </w:rPr>
+      </w:pPr>
+    </w:p>
+    <w:p>
+      <w:pPr>
+        <w:rPr>
+          <w:rFonts w:ascii="Times New Roman" w:hAnsi="Times New Roman" w:cs="Times New Roman"/>
+          <w:sz w:val="28"/>
+          <w:szCs w:val="28"/>
+        </w:rPr>
+      </w:pPr>
+    </w:p>
+    <w:p>
+      <w:pPr>
+        <w:rPr>
+          <w:rFonts w:ascii="Times New Roman" w:hAnsi="Times New Roman" w:cs="Times New Roman"/>
+          <w:sz w:val="28"/>
+          <w:szCs w:val="28"/>
+        </w:rPr>
+      </w:pPr>
+    </w:p>
+    <w:p>
+      <w:pPr>
+        <w:rPr>
+          <w:rFonts w:ascii="Times New Roman" w:hAnsi="Times New Roman" w:cs="Times New Roman"/>
+          <w:sz w:val="28"/>
+          <w:szCs w:val="28"/>
+        </w:rPr>
+      </w:pPr>
+    </w:p>
+    <w:p>
+      <w:pPr>
+        <w:rPr>
+          <w:rFonts w:ascii="Times New Roman" w:hAnsi="Times New Roman" w:cs="Times New Roman"/>
+          <w:b/>
+          <w:bCs/>
+          <w:sz w:val="28"/>
+          <w:szCs w:val="28"/>
+        </w:rPr>
+      </w:pPr>
+      <w:r>
+        <w:rPr>
+          <w:rFonts w:ascii="Times New Roman" w:hAnsi="Times New Roman" w:cs="Times New Roman"/>
+          <w:sz w:val="28"/>
+          <w:szCs w:val="28"/>
+        </w:rPr>
+        <w:t xml:space="preserve">              </w:t>
+      </w:r>
+      <w:r>
+        <w:rPr>
+          <w:rFonts w:ascii="Times New Roman" w:hAnsi="Times New Roman" w:cs="Times New Roman"/>
+          <w:b/>
+          <w:bCs/>
+          <w:sz w:val="28"/>
+          <w:szCs w:val="28"/>
+        </w:rPr>
+        <w:t>Task 10: Sum of Last Digit of Two Given Numbers</w:t>
+      </w:r>
+    </w:p>
+    <w:p>
+      <w:pPr>
+        <w:rPr>
+          <w:rFonts w:ascii="Times New Roman" w:hAnsi="Times New Roman" w:cs="Times New Roman"/>
+          <w:b/>
+          <w:bCs/>
+          <w:sz w:val="28"/>
+          <w:szCs w:val="28"/>
+        </w:rPr>
+      </w:pPr>
+      <w:r>
+        <w:rPr>
+          <w:rFonts w:ascii="Times New Roman" w:hAnsi="Times New Roman" w:cs="Times New Roman"/>
+          <w:b/>
+          <w:bCs/>
+          <w:sz w:val="28"/>
+          <w:szCs w:val="28"/>
+        </w:rPr>
+        <w:t>Aim</w:t>
+      </w:r>
+      <w:r>
+        <w:rPr>
+          <w:rFonts w:ascii="Times New Roman" w:hAnsi="Times New Roman" w:cs="Times New Roman"/>
+          <w:b/>
+          <w:bCs/>
+          <w:sz w:val="28"/>
+          <w:szCs w:val="28"/>
+        </w:rPr>
+        <w:t>:</w:t>
+      </w:r>
+    </w:p>
+    <w:p>
+      <w:pPr>
+        <w:rPr>
+          <w:rFonts w:ascii="Times New Roman" w:hAnsi="Times New Roman" w:cs="Times New Roman"/>
+          <w:sz w:val="28"/>
+          <w:szCs w:val="28"/>
+        </w:rPr>
+      </w:pPr>
+      <w:r>
+        <w:rPr>
+          <w:rFonts w:ascii="Times New Roman" w:hAnsi="Times New Roman" w:cs="Times New Roman"/>
+          <w:sz w:val="28"/>
+          <w:szCs w:val="28"/>
+        </w:rPr>
+        <w:t>To write a Java program to find the sum of the last digits of two given numbers.</w:t>
+      </w:r>
+    </w:p>
+    <w:p>
+      <w:pPr>
+        <w:rPr>
+          <w:rFonts w:ascii="Times New Roman" w:hAnsi="Times New Roman" w:cs="Times New Roman"/>
+          <w:b/>
+          <w:bCs/>
+          <w:sz w:val="28"/>
+          <w:szCs w:val="28"/>
+        </w:rPr>
+      </w:pPr>
+      <w:r>
+        <w:rPr>
+          <w:rFonts w:ascii="Times New Roman" w:hAnsi="Times New Roman" w:cs="Times New Roman"/>
+          <w:b/>
+          <w:bCs/>
+          <w:sz w:val="28"/>
+          <w:szCs w:val="28"/>
+        </w:rPr>
+        <w:t>Algorithm</w:t>
+      </w:r>
+      <w:r>
+        <w:rPr>
+          <w:rFonts w:ascii="Times New Roman" w:hAnsi="Times New Roman" w:cs="Times New Roman"/>
+          <w:b/>
+          <w:bCs/>
+          <w:sz w:val="28"/>
+          <w:szCs w:val="28"/>
+        </w:rPr>
+        <w:t>:</w:t>
+      </w:r>
+    </w:p>
+    <w:p>
+      <w:pPr>
+        <w:numPr>
+          <w:ilvl w:val="0"/>
+          <w:numId w:val="11"/>
+        </w:numPr>
+        <w:rPr>
+          <w:rFonts w:ascii="Times New Roman" w:hAnsi="Times New Roman" w:cs="Times New Roman"/>
+          <w:sz w:val="28"/>
+          <w:szCs w:val="28"/>
+        </w:rPr>
+      </w:pPr>
+      <w:r>
+        <w:rPr>
+          <w:rFonts w:ascii="Times New Roman" w:hAnsi="Times New Roman" w:cs="Times New Roman"/>
+          <w:sz w:val="28"/>
+          <w:szCs w:val="28"/>
+        </w:rPr>
+        <w:t xml:space="preserve">Start. </w:t>
+      </w:r>
+    </w:p>
+    <w:p>
+      <w:pPr>
+        <w:numPr>
+          <w:ilvl w:val="0"/>
+          <w:numId w:val="11"/>
+        </w:numPr>
+        <w:rPr>
+          <w:rFonts w:ascii="Times New Roman" w:hAnsi="Times New Roman" w:cs="Times New Roman"/>
+          <w:sz w:val="28"/>
+          <w:szCs w:val="28"/>
+        </w:rPr>
+      </w:pPr>
+      <w:r>
+        <w:rPr>
+          <w:rFonts w:ascii="Times New Roman" w:hAnsi="Times New Roman" w:cs="Times New Roman"/>
+          <w:sz w:val="28"/>
+          <w:szCs w:val="28"/>
+        </w:rPr>
+        <w:t xml:space="preserve">Read two numbers. </w:t>
+      </w:r>
+    </w:p>
+    <w:p>
+      <w:pPr>
+        <w:numPr>
+          <w:ilvl w:val="0"/>
+          <w:numId w:val="11"/>
+        </w:numPr>
+        <w:rPr>
+          <w:rFonts w:ascii="Times New Roman" w:hAnsi="Times New Roman" w:cs="Times New Roman"/>
+          <w:sz w:val="28"/>
+          <w:szCs w:val="28"/>
+        </w:rPr>
+      </w:pPr>
+      <w:r>
+        <w:rPr>
+          <w:rFonts w:ascii="Times New Roman" w:hAnsi="Times New Roman" w:cs="Times New Roman"/>
+          <w:sz w:val="28"/>
+          <w:szCs w:val="28"/>
+        </w:rPr>
+        <w:t xml:space="preserve">Find the last digit of each number using % 10. </w:t>
+      </w:r>
+    </w:p>
+    <w:p>
+      <w:pPr>
+        <w:numPr>
+          <w:ilvl w:val="0"/>
+          <w:numId w:val="11"/>
+        </w:numPr>
+        <w:rPr>
+          <w:rFonts w:ascii="Times New Roman" w:hAnsi="Times New Roman" w:cs="Times New Roman"/>
+          <w:sz w:val="28"/>
+          <w:szCs w:val="28"/>
+        </w:rPr>
+      </w:pPr>
+      <w:r>
+        <w:rPr>
+          <w:rFonts w:ascii="Times New Roman" w:hAnsi="Times New Roman" w:cs="Times New Roman"/>
+          <w:sz w:val="28"/>
+          <w:szCs w:val="28"/>
+        </w:rPr>
+        <w:t xml:space="preserve">Add the last digits. </w:t>
+      </w:r>
+    </w:p>
+    <w:p>
+      <w:pPr>
+        <w:numPr>
+          <w:ilvl w:val="0"/>
+          <w:numId w:val="11"/>
+        </w:numPr>
+        <w:rPr>
+          <w:rFonts w:ascii="Times New Roman" w:hAnsi="Times New Roman" w:cs="Times New Roman"/>
+          <w:sz w:val="28"/>
+          <w:szCs w:val="28"/>
+        </w:rPr>
+      </w:pPr>
+      <w:r>
+        <w:rPr>
+          <w:rFonts w:ascii="Times New Roman" w:hAnsi="Times New Roman" w:cs="Times New Roman"/>
+          <w:sz w:val="28"/>
+          <w:szCs w:val="28"/>
+        </w:rPr>
+        <w:t xml:space="preserve">Display the result. </w:t>
+      </w:r>
+    </w:p>
+    <w:p>
+      <w:pPr>
+        <w:numPr>
+          <w:ilvl w:val="0"/>
+          <w:numId w:val="11"/>
+        </w:numPr>
+        <w:rPr>
+          <w:rFonts w:ascii="Times New Roman" w:hAnsi="Times New Roman" w:cs="Times New Roman"/>
+          <w:sz w:val="28"/>
+          <w:szCs w:val="28"/>
+        </w:rPr>
+      </w:pPr>
+      <w:r>
+        <w:rPr>
+          <w:rFonts w:ascii="Times New Roman" w:hAnsi="Times New Roman" w:cs="Times New Roman"/>
+          <w:sz w:val="28"/>
+          <w:szCs w:val="28"/>
+        </w:rPr>
+        <w:t xml:space="preserve">Stop. </w:t>
+      </w:r>
+    </w:p>
+    <w:p>
+      <w:pPr>
+        <w:rPr>
+          <w:rFonts w:ascii="Times New Roman" w:hAnsi="Times New Roman" w:cs="Times New Roman"/>
+          <w:b/>
+          <w:bCs/>
+          <w:sz w:val="28"/>
+          <w:szCs w:val="28"/>
+        </w:rPr>
+      </w:pPr>
+      <w:r>
+        <w:rPr>
+          <w:rFonts w:ascii="Times New Roman" w:hAnsi="Times New Roman" w:cs="Times New Roman"/>
+          <w:b/>
+          <w:bCs/>
+          <w:sz w:val="28"/>
+          <w:szCs w:val="28"/>
+        </w:rPr>
+        <w:t>Program (LastDigitSum.java)</w:t>
+      </w:r>
+      <w:r>
+        <w:rPr>
+          <w:rFonts w:ascii="Times New Roman" w:hAnsi="Times New Roman" w:cs="Times New Roman"/>
+          <w:b/>
+          <w:bCs/>
+          <w:sz w:val="28"/>
+          <w:szCs w:val="28"/>
+        </w:rPr>
+        <w:t>:</w:t>
+      </w:r>
+    </w:p>
+    <w:p>
+      <w:pPr>
+        <w:rPr>
+          <w:rFonts w:ascii="Times New Roman" w:hAnsi="Times New Roman" w:cs="Times New Roman"/>
+          <w:sz w:val="28"/>
+          <w:szCs w:val="28"/>
+        </w:rPr>
+      </w:pPr>
+      <w:r>
+        <w:rPr>
+          <w:rFonts w:ascii="Times New Roman" w:hAnsi="Times New Roman" w:cs="Times New Roman"/>
+          <w:sz w:val="28"/>
+          <w:szCs w:val="28"/>
+        </w:rPr>
+        <w:t xml:space="preserve">import </w:t>
+      </w:r>
+      <w:proofErr w:type="spellStart"/>
+      <w:proofErr w:type="gramStart"/>
+      <w:r>
+        <w:rPr>
+          <w:rFonts w:ascii="Times New Roman" w:hAnsi="Times New Roman" w:cs="Times New Roman"/>
+          <w:sz w:val="28"/>
+          <w:szCs w:val="28"/>
+        </w:rPr>
+        <w:t>java.util</w:t>
+      </w:r>
+      <w:proofErr w:type="gramEnd"/>
+      <w:r>
+        <w:rPr>
+          <w:rFonts w:ascii="Times New Roman" w:hAnsi="Times New Roman" w:cs="Times New Roman"/>
+          <w:sz w:val="28"/>
+          <w:szCs w:val="28"/>
+        </w:rPr>
+        <w:t>.Scanner</w:t>
+      </w:r>
+      <w:proofErr w:type="spellEnd"/>
+      <w:r>
+        <w:rPr>
+          <w:rFonts w:ascii="Times New Roman" w:hAnsi="Times New Roman" w:cs="Times New Roman"/>
+          <w:sz w:val="28"/>
+          <w:szCs w:val="28"/>
+        </w:rPr>
+        <w:t>;</w:t>
+      </w:r>
+    </w:p>
+    <w:p>
+      <w:pPr>
+        <w:rPr>
+          <w:rFonts w:ascii="Times New Roman" w:hAnsi="Times New Roman" w:cs="Times New Roman"/>
+          <w:sz w:val="28"/>
+          <w:szCs w:val="28"/>
+        </w:rPr>
+      </w:pPr>
+    </w:p>
+    <w:p>
+      <w:pPr>
+        <w:rPr>
+          <w:rFonts w:ascii="Times New Roman" w:hAnsi="Times New Roman" w:cs="Times New Roman"/>
+          <w:sz w:val="28"/>
+          <w:szCs w:val="28"/>
+        </w:rPr>
+      </w:pPr>
+      <w:r>
+        <w:rPr>
+          <w:rFonts w:ascii="Times New Roman" w:hAnsi="Times New Roman" w:cs="Times New Roman"/>
+          <w:sz w:val="28"/>
+          <w:szCs w:val="28"/>
+        </w:rPr>
+        <w:t xml:space="preserve">public class </w:t>
+      </w:r>
+      <w:proofErr w:type="spellStart"/>
+      <w:r>
+        <w:rPr>
+          <w:rFonts w:ascii="Times New Roman" w:hAnsi="Times New Roman" w:cs="Times New Roman"/>
+          <w:sz w:val="28"/>
+          <w:szCs w:val="28"/>
+        </w:rPr>
+        <w:t>LastDigitSum</w:t>
+      </w:r>
+      <w:proofErr w:type="spellEnd"/>
+      <w:r>
+        <w:rPr>
+          <w:rFonts w:ascii="Times New Roman" w:hAnsi="Times New Roman" w:cs="Times New Roman"/>
+          <w:sz w:val="28"/>
+          <w:szCs w:val="28"/>
+        </w:rPr>
+        <w:t xml:space="preserve"> {</w:t>
+      </w:r>
+    </w:p>
+    <w:p>
+      <w:pPr>
+        <w:rPr>
+          <w:rFonts w:ascii="Times New Roman" w:hAnsi="Times New Roman" w:cs="Times New Roman"/>
+          <w:sz w:val="28"/>
+          <w:szCs w:val="28"/>
+        </w:rPr>
+      </w:pPr>
+      <w:r>
+        <w:rPr>
+          <w:rFonts w:ascii="Times New Roman" w:hAnsi="Times New Roman" w:cs="Times New Roman"/>
+          <w:sz w:val="28"/>
+          <w:szCs w:val="28"/>
+        </w:rPr>
+        <w:t xml:space="preserve">    public static void </w:t>
+      </w:r>
+      <w:proofErr w:type="gramStart"/>
+      <w:r>
+        <w:rPr>
+          <w:rFonts w:ascii="Times New Roman" w:hAnsi="Times New Roman" w:cs="Times New Roman"/>
+          <w:sz w:val="28"/>
+          <w:szCs w:val="28"/>
+        </w:rPr>
+        <w:t>main(String[</w:t>
+      </w:r>
+      <w:proofErr w:type="gramEnd"/>
+      <w:r>
+        <w:rPr>
+          <w:rFonts w:ascii="Times New Roman" w:hAnsi="Times New Roman" w:cs="Times New Roman"/>
+          <w:sz w:val="28"/>
+          <w:szCs w:val="28"/>
+        </w:rPr>
+        <w:t xml:space="preserve">] </w:t>
+      </w:r>
+      <w:proofErr w:type="spellStart"/>
+      <w:r>
+        <w:rPr>
+          <w:rFonts w:ascii="Times New Roman" w:hAnsi="Times New Roman" w:cs="Times New Roman"/>
+          <w:sz w:val="28"/>
+          <w:szCs w:val="28"/>
+        </w:rPr>
+        <w:t>args</w:t>
+      </w:r>
+      <w:proofErr w:type="spellEnd"/>
+      <w:r>
+        <w:rPr>
+          <w:rFonts w:ascii="Times New Roman" w:hAnsi="Times New Roman" w:cs="Times New Roman"/>
+          <w:sz w:val="28"/>
+          <w:szCs w:val="28"/>
+        </w:rPr>
+        <w:t>) {</w:t>
+      </w:r>
+    </w:p>
+    <w:p>
+      <w:pPr>
+        <w:rPr>
+          <w:rFonts w:ascii="Times New Roman" w:hAnsi="Times New Roman" w:cs="Times New Roman"/>
+          <w:sz w:val="28"/>
+          <w:szCs w:val="28"/>
+        </w:rPr>
+      </w:pPr>
+      <w:r>
+        <w:rPr>
+          <w:rFonts w:ascii="Times New Roman" w:hAnsi="Times New Roman" w:cs="Times New Roman"/>
+          <w:sz w:val="28"/>
+          <w:szCs w:val="28"/>
+        </w:rPr>
+        <w:t xml:space="preserve">        Scanner </w:t>
+      </w:r>
+      <w:proofErr w:type="spellStart"/>
+      <w:r>
+        <w:rPr>
+          <w:rFonts w:ascii="Times New Roman" w:hAnsi="Times New Roman" w:cs="Times New Roman"/>
+          <w:sz w:val="28"/>
+          <w:szCs w:val="28"/>
+        </w:rPr>
+        <w:t>sc</w:t>
+      </w:r>
+      <w:proofErr w:type="spellEnd"/>
+      <w:r>
+        <w:rPr>
+          <w:rFonts w:ascii="Times New Roman" w:hAnsi="Times New Roman" w:cs="Times New Roman"/>
+          <w:sz w:val="28"/>
+          <w:szCs w:val="28"/>
+        </w:rPr>
+        <w:t xml:space="preserve"> = new </w:t>
+      </w:r>
+      <w:proofErr w:type="gramStart"/>
+      <w:r>
+        <w:rPr>
+          <w:rFonts w:ascii="Times New Roman" w:hAnsi="Times New Roman" w:cs="Times New Roman"/>
+          <w:sz w:val="28"/>
+          <w:szCs w:val="28"/>
+        </w:rPr>
+        <w:t>Scanner(</w:t>
+      </w:r>
+      <w:proofErr w:type="gramEnd"/>
+      <w:r>
+        <w:rPr>
+          <w:rFonts w:ascii="Times New Roman" w:hAnsi="Times New Roman" w:cs="Times New Roman"/>
+          <w:sz w:val="28"/>
+          <w:szCs w:val="28"/>
+        </w:rPr>
+        <w:t>System.in);</w:t>
+      </w:r>
+    </w:p>
+    <w:p>
+      <w:pPr>
+        <w:rPr>
+          <w:rFonts w:ascii="Times New Roman" w:hAnsi="Times New Roman" w:cs="Times New Roman"/>
+          <w:sz w:val="28"/>
+          <w:szCs w:val="28"/>
+        </w:rPr>
+      </w:pPr>
+    </w:p>
+    <w:p>
+      <w:pPr>
+        <w:rPr>
+          <w:rFonts w:ascii="Times New Roman" w:hAnsi="Times New Roman" w:cs="Times New Roman"/>
+          <w:sz w:val="28"/>
+          <w:szCs w:val="28"/>
+        </w:rPr>
+      </w:pPr>
+      <w:r>
+        <w:rPr>
+          <w:rFonts w:ascii="Times New Roman" w:hAnsi="Times New Roman" w:cs="Times New Roman"/>
+          <w:sz w:val="28"/>
+          <w:szCs w:val="28"/>
+        </w:rPr>
+        <w:t xml:space="preserve">        </w:t>
+      </w:r>
+      <w:proofErr w:type="spellStart"/>
+      <w:r>
+        <w:rPr>
+          <w:rFonts w:ascii="Times New Roman" w:hAnsi="Times New Roman" w:cs="Times New Roman"/>
+          <w:sz w:val="28"/>
+          <w:szCs w:val="28"/>
+        </w:rPr>
+        <w:t>System.out.print</w:t>
+      </w:r>
+      <w:proofErr w:type="spellEnd"/>
+      <w:r>
+        <w:rPr>
+          <w:rFonts w:ascii="Times New Roman" w:hAnsi="Times New Roman" w:cs="Times New Roman"/>
+          <w:sz w:val="28"/>
+          <w:szCs w:val="28"/>
+        </w:rPr>
+        <w:t>("Enter first number: ");</w:t>
+      </w:r>
+    </w:p>
+    <w:p>
+      <w:pPr>
+        <w:rPr>
+          <w:rFonts w:ascii="Times New Roman" w:hAnsi="Times New Roman" w:cs="Times New Roman"/>
+          <w:sz w:val="28"/>
+          <w:szCs w:val="28"/>
+        </w:rPr>
+      </w:pPr>
+      <w:r>
+        <w:rPr>
+          <w:rFonts w:ascii="Times New Roman" w:hAnsi="Times New Roman" w:cs="Times New Roman"/>
+          <w:sz w:val="28"/>
+          <w:szCs w:val="28"/>
+        </w:rPr>
+        <w:t xml:space="preserve">        int num1 = </w:t>
+      </w:r>
+      <w:proofErr w:type="spellStart"/>
+      <w:proofErr w:type="gramStart"/>
+      <w:r>
+        <w:rPr>
+          <w:rFonts w:ascii="Times New Roman" w:hAnsi="Times New Roman" w:cs="Times New Roman"/>
+          <w:sz w:val="28"/>
+          <w:szCs w:val="28"/>
+        </w:rPr>
+        <w:t>sc.nextInt</w:t>
+      </w:r>
+      <w:proofErr w:type="spellEnd"/>
+      <w:proofErr w:type="gramEnd"/>
+      <w:r>
+        <w:rPr>
+          <w:rFonts w:ascii="Times New Roman" w:hAnsi="Times New Roman" w:cs="Times New Roman"/>
+          <w:sz w:val="28"/>
+          <w:szCs w:val="28"/>
+        </w:rPr>
+        <w:t>();</w:t>
+      </w:r>
+    </w:p>
+    <w:p>
+      <w:pPr>
+        <w:rPr>
+          <w:rFonts w:ascii="Times New Roman" w:hAnsi="Times New Roman" w:cs="Times New Roman"/>
+          <w:sz w:val="28"/>
+          <w:szCs w:val="28"/>
+        </w:rPr>
+      </w:pPr>
+    </w:p>
+    <w:p>
+      <w:pPr>
+        <w:rPr>
+          <w:rFonts w:ascii="Times New Roman" w:hAnsi="Times New Roman" w:cs="Times New Roman"/>
+          <w:sz w:val="28"/>
+          <w:szCs w:val="28"/>
+        </w:rPr>
+      </w:pPr>
+      <w:r>
+        <w:rPr>
+          <w:rFonts w:ascii="Times New Roman" w:hAnsi="Times New Roman" w:cs="Times New Roman"/>
+          <w:sz w:val="28"/>
+          <w:szCs w:val="28"/>
+        </w:rPr>
+        <w:t xml:space="preserve">        </w:t>
+      </w:r>
+      <w:proofErr w:type="spellStart"/>
+      <w:r>
+        <w:rPr>
+          <w:rFonts w:ascii="Times New Roman" w:hAnsi="Times New Roman" w:cs="Times New Roman"/>
+          <w:sz w:val="28"/>
+          <w:szCs w:val="28"/>
+        </w:rPr>
+        <w:t>System.out.print</w:t>
+      </w:r>
+      <w:proofErr w:type="spellEnd"/>
+      <w:r>
+        <w:rPr>
+          <w:rFonts w:ascii="Times New Roman" w:hAnsi="Times New Roman" w:cs="Times New Roman"/>
+          <w:sz w:val="28"/>
+          <w:szCs w:val="28"/>
+        </w:rPr>
+        <w:t>("Enter second number: ");</w:t>
+      </w:r>
+    </w:p>
+    <w:p>
+      <w:pPr>
+        <w:rPr>
+          <w:rFonts w:ascii="Times New Roman" w:hAnsi="Times New Roman" w:cs="Times New Roman"/>
+          <w:sz w:val="28"/>
+          <w:szCs w:val="28"/>
+        </w:rPr>
+      </w:pPr>
+      <w:r>
+        <w:rPr>
+          <w:rFonts w:ascii="Times New Roman" w:hAnsi="Times New Roman" w:cs="Times New Roman"/>
+          <w:sz w:val="28"/>
+          <w:szCs w:val="28"/>
+        </w:rPr>
+        <w:t xml:space="preserve">        int num2 = </w:t>
+      </w:r>
+      <w:proofErr w:type="spellStart"/>
+      <w:proofErr w:type="gramStart"/>
+      <w:r>
+        <w:rPr>
+          <w:rFonts w:ascii="Times New Roman" w:hAnsi="Times New Roman" w:cs="Times New Roman"/>
+          <w:sz w:val="28"/>
+          <w:szCs w:val="28"/>
+        </w:rPr>
+        <w:t>sc.nextInt</w:t>
+      </w:r>
+      <w:proofErr w:type="spellEnd"/>
+      <w:proofErr w:type="gramEnd"/>
+      <w:r>
+        <w:rPr>
+          <w:rFonts w:ascii="Times New Roman" w:hAnsi="Times New Roman" w:cs="Times New Roman"/>
+          <w:sz w:val="28"/>
+          <w:szCs w:val="28"/>
+        </w:rPr>
+        <w:t>();</w:t>
+      </w:r>
+    </w:p>
+    <w:p>
+      <w:pPr>
+        <w:rPr>
+          <w:rFonts w:ascii="Times New Roman" w:hAnsi="Times New Roman" w:cs="Times New Roman"/>
+          <w:sz w:val="28"/>
+          <w:szCs w:val="28"/>
+        </w:rPr>
+      </w:pPr>
+    </w:p>
+    <w:p>
+      <w:pPr>
+        <w:rPr>
+          <w:rFonts w:ascii="Times New Roman" w:hAnsi="Times New Roman" w:cs="Times New Roman"/>
+          <w:sz w:val="28"/>
+          <w:szCs w:val="28"/>
+        </w:rPr>
+      </w:pPr>
+      <w:r>
+        <w:rPr>
+          <w:rFonts w:ascii="Times New Roman" w:hAnsi="Times New Roman" w:cs="Times New Roman"/>
+          <w:sz w:val="28"/>
+          <w:szCs w:val="28"/>
+        </w:rPr>
+        <w:lastRenderedPageBreak/>
+        <w:t xml:space="preserve">        int last1 = num1 % 10;</w:t>
+      </w:r>
+    </w:p>
+    <w:p>
+      <w:pPr>
+        <w:rPr>
+          <w:rFonts w:ascii="Times New Roman" w:hAnsi="Times New Roman" w:cs="Times New Roman"/>
+          <w:sz w:val="28"/>
+          <w:szCs w:val="28"/>
+        </w:rPr>
+      </w:pPr>
+      <w:r>
+        <w:rPr>
+          <w:rFonts w:ascii="Times New Roman" w:hAnsi="Times New Roman" w:cs="Times New Roman"/>
+          <w:sz w:val="28"/>
+          <w:szCs w:val="28"/>
+        </w:rPr>
+        <w:t xml:space="preserve">        int last2 = num2 % 10;</w:t>
+      </w:r>
+    </w:p>
+    <w:p>
+      <w:pPr>
+        <w:rPr>
+          <w:rFonts w:ascii="Times New Roman" w:hAnsi="Times New Roman" w:cs="Times New Roman"/>
+          <w:sz w:val="28"/>
+          <w:szCs w:val="28"/>
+        </w:rPr>
+      </w:pPr>
+    </w:p>
+    <w:p>
+      <w:pPr>
+        <w:rPr>
+          <w:rFonts w:ascii="Times New Roman" w:hAnsi="Times New Roman" w:cs="Times New Roman"/>
+          <w:sz w:val="28"/>
+          <w:szCs w:val="28"/>
+        </w:rPr>
+      </w:pPr>
+      <w:r>
+        <w:rPr>
+          <w:rFonts w:ascii="Times New Roman" w:hAnsi="Times New Roman" w:cs="Times New Roman"/>
+          <w:sz w:val="28"/>
+          <w:szCs w:val="28"/>
+        </w:rPr>
+        <w:t xml:space="preserve">        int sum = last1 + last2;</w:t>
+      </w:r>
+    </w:p>
+    <w:p>
+      <w:pPr>
+        <w:rPr>
+          <w:rFonts w:ascii="Times New Roman" w:hAnsi="Times New Roman" w:cs="Times New Roman"/>
+          <w:sz w:val="28"/>
+          <w:szCs w:val="28"/>
+        </w:rPr>
+      </w:pPr>
+    </w:p>
+    <w:p>
+      <w:pPr>
+        <w:rPr>
+          <w:rFonts w:ascii="Times New Roman" w:hAnsi="Times New Roman" w:cs="Times New Roman"/>
+          <w:sz w:val="28"/>
+          <w:szCs w:val="28"/>
+        </w:rPr>
+      </w:pPr>
+      <w:r>
+        <w:rPr>
+          <w:rFonts w:ascii="Times New Roman" w:hAnsi="Times New Roman" w:cs="Times New Roman"/>
+          <w:sz w:val="28"/>
+          <w:szCs w:val="28"/>
+        </w:rPr>
+        <w:t xml:space="preserve">        </w:t>
+      </w:r>
+      <w:proofErr w:type="spellStart"/>
+      <w:r>
+        <w:rPr>
+          <w:rFonts w:ascii="Times New Roman" w:hAnsi="Times New Roman" w:cs="Times New Roman"/>
+          <w:sz w:val="28"/>
+          <w:szCs w:val="28"/>
+        </w:rPr>
+        <w:t>System.out.println</w:t>
+      </w:r>
+      <w:proofErr w:type="spellEnd"/>
+      <w:r>
+        <w:rPr>
+          <w:rFonts w:ascii="Times New Roman" w:hAnsi="Times New Roman" w:cs="Times New Roman"/>
+          <w:sz w:val="28"/>
+          <w:szCs w:val="28"/>
+        </w:rPr>
+        <w:t>("Sum of last digits = " + sum);</w:t>
+      </w:r>
+    </w:p>
+    <w:p>
+      <w:pPr>
+        <w:rPr>
+          <w:rFonts w:ascii="Times New Roman" w:hAnsi="Times New Roman" w:cs="Times New Roman"/>
+          <w:sz w:val="28"/>
+          <w:szCs w:val="28"/>
+        </w:rPr>
+      </w:pPr>
+      <w:r>
+        <w:rPr>
+          <w:rFonts w:ascii="Times New Roman" w:hAnsi="Times New Roman" w:cs="Times New Roman"/>
+          <w:sz w:val="28"/>
+          <w:szCs w:val="28"/>
+        </w:rPr>
+        <w:t xml:space="preserve">    }</w:t>
+      </w:r>
+    </w:p>
+    <w:p>
+      <w:pPr>
+        <w:rPr>
+          <w:rFonts w:ascii="Times New Roman" w:hAnsi="Times New Roman" w:cs="Times New Roman"/>
+          <w:sz w:val="28"/>
+          <w:szCs w:val="28"/>
+        </w:rPr>
+      </w:pPr>
+      <w:r>
+        <w:rPr>
+          <w:rFonts w:ascii="Times New Roman" w:hAnsi="Times New Roman" w:cs="Times New Roman"/>
+          <w:sz w:val="28"/>
+          <w:szCs w:val="28"/>
+        </w:rPr>
+        <w:t>}</w:t>
+      </w:r>
+    </w:p>
+    <w:p>
+      <w:pPr>
+        <w:rPr>
+          <w:rFonts w:ascii="Times New Roman" w:hAnsi="Times New Roman" w:cs="Times New Roman"/>
+          <w:b/>
+          <w:bCs/>
+          <w:sz w:val="28"/>
+          <w:szCs w:val="28"/>
+        </w:rPr>
+      </w:pPr>
+      <w:r>
+        <w:rPr>
+          <w:rFonts w:ascii="Times New Roman" w:hAnsi="Times New Roman" w:cs="Times New Roman"/>
+          <w:b/>
+          <w:bCs/>
+          <w:sz w:val="28"/>
+          <w:szCs w:val="28"/>
+        </w:rPr>
+        <w:t>Sample Output</w:t>
+      </w:r>
+    </w:p>
+    <w:p>
+      <w:pPr>
+        <w:rPr>
+          <w:rFonts w:ascii="Times New Roman" w:hAnsi="Times New Roman" w:cs="Times New Roman"/>
+          <w:sz w:val="28"/>
+          <w:szCs w:val="28"/>
+        </w:rPr>
+      </w:pPr>
+      <w:r>
+        <w:rPr>
+          <w:rFonts w:ascii="Times New Roman" w:hAnsi="Times New Roman" w:cs="Times New Roman"/>
+          <w:sz w:val="28"/>
+          <w:szCs w:val="28"/>
+        </w:rPr>
+        <w:t>Enter first number: 456</w:t>
+      </w:r>
+    </w:p>
+    <w:p>
+      <w:pPr>
+        <w:rPr>
+          <w:rFonts w:ascii="Times New Roman" w:hAnsi="Times New Roman" w:cs="Times New Roman"/>
+          <w:sz w:val="28"/>
+          <w:szCs w:val="28"/>
+        </w:rPr>
+      </w:pPr>
+      <w:r>
+        <w:rPr>
+          <w:rFonts w:ascii="Times New Roman" w:hAnsi="Times New Roman" w:cs="Times New Roman"/>
+          <w:sz w:val="28"/>
+          <w:szCs w:val="28"/>
+        </w:rPr>
+        <w:t>Enter second number: 789</w:t>
+      </w:r>
+    </w:p>
+    <w:p>
+      <w:pPr>
+        <w:rPr>
+          <w:rFonts w:ascii="Times New Roman" w:hAnsi="Times New Roman" w:cs="Times New Roman"/>
+          <w:sz w:val="28"/>
+          <w:szCs w:val="28"/>
+        </w:rPr>
+      </w:pPr>
+      <w:r>
+        <w:rPr>
+          <w:rFonts w:ascii="Times New Roman" w:hAnsi="Times New Roman" w:cs="Times New Roman"/>
+          <w:sz w:val="28"/>
+          <w:szCs w:val="28"/>
+        </w:rPr>
+        <w:t>Sum of last digits = 15</w:t>
+      </w:r>
+    </w:p>
+    <w:p>
+      <w:pPr>
+        <w:rPr>
+          <w:rFonts w:ascii="Times New Roman" w:hAnsi="Times New Roman" w:cs="Times New Roman"/>
+          <w:sz w:val="28"/>
+          <w:szCs w:val="28"/>
+        </w:rPr>
+      </w:pPr>
+      <w:r>
+        <w:rPr>
+          <w:rFonts w:ascii="Times New Roman" w:hAnsi="Times New Roman" w:cs="Times New Roman"/>
+          <w:noProof/>
+          <w:sz w:val="28"/>
+          <w:szCs w:val="28"/>
+        </w:rPr>
+        <w:drawing>
+          <wp:inline distT="0" distB="0" distL="0" distR="0" wp14:anchorId="17E35C03" wp14:editId="4C8100E9">
+            <wp:extent cx="5731510" cy="1497965"/>
+            <wp:effectExtent l="0" t="0" r="2540" b="6985"/>
+            <wp:docPr id="867153684" name="Picture 4"/>
+            <wp:cNvGraphicFramePr>
+              <a:graphicFrameLocks xmlns:a="http://schemas.openxmlformats.org/drawingml/2006/main" noChangeAspect="1"/>
+            </wp:cNvGraphicFramePr>
+            <a:graphic xmlns:a="http://schemas.openxmlformats.org/drawingml/2006/main">
+              <a:graphicData uri="http://schemas.openxmlformats.org/drawingml/2006/picture">
+                <pic:pic xmlns:pic="http://schemas.openxmlformats.org/drawingml/2006/picture">
+                  <pic:nvPicPr>
+                    <pic:cNvPr id="867153684" name="Picture 867153684"/>
+                    <pic:cNvPicPr/>
+                  </pic:nvPicPr>
+                  <pic:blipFill>
+                    <a:blip r:embed="rId16">
+                      <a:extLst>
+                        <a:ext uri="{28A0092B-C50C-407E-A947-70E740481C1C}">
+                          <a14:useLocalDpi xmlns:a14="http://schemas.microsoft.com/office/drawing/2010/main" val="0"/>
+                        </a:ext>
+                      </a:extLst>
+                    </a:blip>
+                    <a:stretch>
+                      <a:fillRect/>
+                    </a:stretch>
+                  </pic:blipFill>
+                  <pic:spPr>
+                    <a:xfrm>
+                      <a:off x="0" y="0"/>
+                      <a:ext cx="5731510" cy="1497965"/>
+                    </a:xfrm>
+                    <a:prstGeom prst="rect">
+                      <a:avLst/>
+                    </a:prstGeom>
+                  </pic:spPr>
+                </pic:pic>
+              </a:graphicData>
+            </a:graphic>
+          </wp:inline>
+        </w:drawing>
+      </w:r>
+    </w:p>
+    <w:p>
+      <w:pPr>
+        <w:rPr>
+          <w:rFonts w:ascii="Times New Roman" w:hAnsi="Times New Roman" w:cs="Times New Roman"/>
+          <w:b/>
+          <w:bCs/>
+          <w:sz w:val="28"/>
+          <w:szCs w:val="28"/>
+        </w:rPr>
+      </w:pPr>
+      <w:r>
+        <w:rPr>
+          <w:rFonts w:ascii="Times New Roman" w:hAnsi="Times New Roman" w:cs="Times New Roman"/>
+          <w:b/>
+          <w:bCs/>
+          <w:sz w:val="28"/>
+          <w:szCs w:val="28"/>
+        </w:rPr>
+        <w:t>Result</w:t>
+      </w:r>
+      <w:r>
+        <w:rPr>
+          <w:rFonts w:ascii="Times New Roman" w:hAnsi="Times New Roman" w:cs="Times New Roman"/>
+          <w:b/>
+          <w:bCs/>
+          <w:sz w:val="28"/>
+          <w:szCs w:val="28"/>
+        </w:rPr>
+        <w:t>:</w:t>
+      </w:r>
+    </w:p>
+    <w:p>
+      <w:pPr>
+        <w:rPr>
+          <w:rFonts w:ascii="Times New Roman" w:hAnsi="Times New Roman" w:cs="Times New Roman"/>
+          <w:sz w:val="28"/>
+          <w:szCs w:val="28"/>
+        </w:rPr>
+      </w:pPr>
+      <w:r>
+        <w:rPr>
+          <w:rFonts w:ascii="Times New Roman" w:hAnsi="Times New Roman" w:cs="Times New Roman"/>
+          <w:sz w:val="28"/>
+          <w:szCs w:val="28"/>
+        </w:rPr>
+        <w:t>Thus, the Java program to find the sum of the last digits of two given numbers was executed successfully.</w:t>
+      </w:r>
+    </w:p>
+    <w:p>
+      <w:pPr>
+        <w:rPr>
+          <w:sz w:val="28"/>
+          <w:szCs w:val="28"/>
+        </w:rPr>
+      </w:pPr>
+    </w:p>
     <w:sectPr>
       <w:pgSz w:w="11906" w:h="16838"/>
       <w:pgMar w:top="1440" w:right="1440" w:bottom="1440" w:left="1440" w:header="708" w:footer="708" w:gutter="0"/>
@@ -5957,8 +10733,234 @@
 </file>
 
 <file path=word/numbering.xml><?xml version="1.0" encoding="utf-8"?>
-<w:numbering xmlns:wpc="http://schemas.microsoft.com/office/word/2010/wordprocessingCanvas" xmlns:cx="http://schemas.microsoft.com/office/drawing/2014/chartex" xmlns:cx1="http://schemas.microsoft.com/office/drawing/2015/9/8/chartex" xmlns:cx2="http://schemas.microsoft.com/office/drawing/2015/10/21/chartex" xmlns:cx3="http://schemas.microsoft.com/office/drawing/2016/5/9/chartex" xmlns:cx4="http://schemas.microsoft.com/office/drawing/2016/5/10/chartex" xmlns:cx5="http://schemas.microsoft.com/office/drawing/2016/5/11/chartex" xmlns:cx6="http://schemas.microsoft.com/office/drawing/2016/5/12/chartex" xmlns:cx7="http://schemas.microsoft.com/office/drawing/2016/5/13/chartex" xmlns:cx8="http://schemas.microsoft.com/office/drawing/2016/5/14/chartex" xmlns:mc="http://schemas.openxmlformats.org/markup-compatibility/2006" xmlns:aink="http://schemas.microsoft.com/office/drawing/2016/ink" xmlns:am3d="http://schemas.microsoft.com/office/drawing/2017/model3d" xmlns:o="urn:schemas-microsoft-com:office:office" xmlns:oel="http://schemas.microsoft.com/office/2019/extlst" xmlns:r="http://schemas.openxmlformats.org/officeDocument/2006/relationships" xmlns:m="http://schemas.openxmlformats.org/officeDocument/2006/math" xmlns:v="urn:schemas-microsoft-com:vml" xmlns:wp14="http://schemas.microsoft.com/office/word/2010/wordprocessingDrawing" xmlns:wp="http://schemas.openxmlformats.org/drawingml/2006/wordprocessingDrawing" xmlns:w10="urn:schemas-microsoft-com:office:word" xmlns:w="http://schemas.openxmlformats.org/wordprocessingml/2006/main" xmlns:w14="http://schemas.microsoft.com/office/word/2010/wordml" xmlns:w15="http://schemas.microsoft.com/office/word/2012/wordml" xmlns:w16cex="http://schemas.microsoft.com/office/word/2018/wordml/cex" xmlns:w16cid="http://schemas.microsoft.com/office/word/2016/wordml/cid" xmlns:w16="http://schemas.microsoft.com/office/word/2018/wordml" xmlns:w16du="http://schemas.microsoft.com/office/word/2023/wordml/word16du" xmlns:w16sdtdh="http://schemas.microsoft.com/office/word/2020/wordml/sdtdatahash" xmlns:w16sdtfl="http://schemas.microsoft.com/office/word/2024/wordml/sdtformatlock" xmlns:w16se="http://schemas.microsoft.com/office/word/2015/wordml/symex" xmlns:wpg="http://schemas.microsoft.com/office/word/2010/wordprocessingGroup" xmlns:wpi="http://schemas.microsoft.com/office/word/2010/wordprocessingInk" xmlns:wne="http://schemas.microsoft.com/office/word/2006/wordml" xmlns:wps="http://schemas.microsoft.com/office/word/2010/wordprocessingShape" mc:Ignorable="w14 w15 w16se w16cid w16 w16cex w16sdtdh w16sdtfl w16du wp14">
+<w:numbering xmlns:wpc="http://schemas.microsoft.com/office/word/2010/wordprocessingCanvas" xmlns:cx="http://schemas.microsoft.com/office/drawing/2014/chartex" xmlns:cx1="http://schemas.microsoft.com/office/drawing/2015/9/8/chartex" xmlns:cx2="http://schemas.microsoft.com/office/drawing/2015/10/21/chartex" xmlns:cx3="http://schemas.microsoft.com/office/drawing/2016/5/9/chartex" xmlns:cx4="http://schemas.microsoft.com/office/drawing/2016/5/10/chartex" xmlns:cx5="http://schemas.microsoft.com/office/drawing/2016/5/11/chartex" xmlns:cx6="http://schemas.microsoft.com/office/drawing/2016/5/12/chartex" xmlns:cx7="http://schemas.microsoft.com/office/drawing/2016/5/13/chartex" xmlns:cx8="http://schemas.microsoft.com/office/drawing/2016/5/14/chartex" xmlns:mc="http://schemas.openxmlformats.org/markup-compatibility/2006" xmlns:aink="http://schemas.microsoft.com/office/drawing/2016/ink" xmlns:am3d="http://schemas.microsoft.com/office/drawing/2017/model3d" xmlns:o="urn:schemas-microsoft-com:office:office" xmlns:oel="http://schemas.microsoft.com/office/2019/extlst" xmlns:r="http://schemas.openxmlformats.org/officeDocument/2006/relationships" xmlns:m="http://schemas.openxmlformats.org/officeDocument/2006/math" xmlns:v="urn:schemas-microsoft-com:vml" xmlns:wp14="http://schemas.microsoft.com/office/word/2010/wordprocessingDrawing" xmlns:wp="http://schemas.openxmlformats.org/drawingml/2006/wordprocessingDrawing" xmlns:w10="urn:schemas-microsoft-com:office:word" xmlns:w="http://schemas.openxmlformats.org/wordprocessingml/2006/main" xmlns:w14="http://schemas.microsoft.com/office/word/2010/wordml" xmlns:w15="http://schemas.microsoft.com/office/word/2012/wordml" xmlns:w16cei="http://schemas.microsoft.com/office/word/2026/wordml/cei" xmlns:w16cex="http://schemas.microsoft.com/office/word/2018/wordml/cex" xmlns:w16cid="http://schemas.microsoft.com/office/word/2016/wordml/cid" xmlns:w16="http://schemas.microsoft.com/office/word/2018/wordml" xmlns:w16du="http://schemas.microsoft.com/office/word/2023/wordml/word16du" xmlns:w16sdtdh="http://schemas.microsoft.com/office/word/2020/wordml/sdtdatahash" xmlns:w16sdtfl="http://schemas.microsoft.com/office/word/2024/wordml/sdtformatlock" xmlns:w16se="http://schemas.microsoft.com/office/word/2015/wordml/symex" xmlns:wpg="http://schemas.microsoft.com/office/word/2010/wordprocessingGroup" xmlns:wpi="http://schemas.microsoft.com/office/word/2010/wordprocessingInk" xmlns:wne="http://schemas.microsoft.com/office/word/2006/wordml" xmlns:wps="http://schemas.microsoft.com/office/word/2010/wordprocessingShape" mc:Ignorable="w14 w15 w16se w16cid w16 w16cex w16sdtdh w16sdtfl w16du wp14">
   <w:abstractNum w:abstractNumId="0" w15:restartNumberingAfterBreak="0">
+    <w:nsid w:val="01DE4B16"/>
+    <w:multiLevelType w:val="multilevel"/>
+    <w:tmpl w:val="B622BA0C"/>
+    <w:lvl w:ilvl="0">
+      <w:start w:val="1"/>
+      <w:numFmt w:val="decimal"/>
+      <w:lvlText w:val="%1."/>
+      <w:lvlJc w:val="left"/>
+      <w:pPr>
+        <w:tabs>
+          <w:tab w:val="num" w:pos="720"/>
+        </w:tabs>
+        <w:ind w:left="720" w:hanging="360"/>
+      </w:pPr>
+    </w:lvl>
+    <w:lvl w:ilvl="1" w:tentative="1">
+      <w:start w:val="1"/>
+      <w:numFmt w:val="decimal"/>
+      <w:lvlText w:val="%2."/>
+      <w:lvlJc w:val="left"/>
+      <w:pPr>
+        <w:tabs>
+          <w:tab w:val="num" w:pos="1440"/>
+        </w:tabs>
+        <w:ind w:left="1440" w:hanging="360"/>
+      </w:pPr>
+    </w:lvl>
+    <w:lvl w:ilvl="2" w:tentative="1">
+      <w:start w:val="1"/>
+      <w:numFmt w:val="decimal"/>
+      <w:lvlText w:val="%3."/>
+      <w:lvlJc w:val="left"/>
+      <w:pPr>
+        <w:tabs>
+          <w:tab w:val="num" w:pos="2160"/>
+        </w:tabs>
+        <w:ind w:left="2160" w:hanging="360"/>
+      </w:pPr>
+    </w:lvl>
+    <w:lvl w:ilvl="3" w:tentative="1">
+      <w:start w:val="1"/>
+      <w:numFmt w:val="decimal"/>
+      <w:lvlText w:val="%4."/>
+      <w:lvlJc w:val="left"/>
+      <w:pPr>
+        <w:tabs>
+          <w:tab w:val="num" w:pos="2880"/>
+        </w:tabs>
+        <w:ind w:left="2880" w:hanging="360"/>
+      </w:pPr>
+    </w:lvl>
+    <w:lvl w:ilvl="4" w:tentative="1">
+      <w:start w:val="1"/>
+      <w:numFmt w:val="decimal"/>
+      <w:lvlText w:val="%5."/>
+      <w:lvlJc w:val="left"/>
+      <w:pPr>
+        <w:tabs>
+          <w:tab w:val="num" w:pos="3600"/>
+        </w:tabs>
+        <w:ind w:left="3600" w:hanging="360"/>
+      </w:pPr>
+    </w:lvl>
+    <w:lvl w:ilvl="5" w:tentative="1">
+      <w:start w:val="1"/>
+      <w:numFmt w:val="decimal"/>
+      <w:lvlText w:val="%6."/>
+      <w:lvlJc w:val="left"/>
+      <w:pPr>
+        <w:tabs>
+          <w:tab w:val="num" w:pos="4320"/>
+        </w:tabs>
+        <w:ind w:left="4320" w:hanging="360"/>
+      </w:pPr>
+    </w:lvl>
+    <w:lvl w:ilvl="6" w:tentative="1">
+      <w:start w:val="1"/>
+      <w:numFmt w:val="decimal"/>
+      <w:lvlText w:val="%7."/>
+      <w:lvlJc w:val="left"/>
+      <w:pPr>
+        <w:tabs>
+          <w:tab w:val="num" w:pos="5040"/>
+        </w:tabs>
+        <w:ind w:left="5040" w:hanging="360"/>
+      </w:pPr>
+    </w:lvl>
+    <w:lvl w:ilvl="7" w:tentative="1">
+      <w:start w:val="1"/>
+      <w:numFmt w:val="decimal"/>
+      <w:lvlText w:val="%8."/>
+      <w:lvlJc w:val="left"/>
+      <w:pPr>
+        <w:tabs>
+          <w:tab w:val="num" w:pos="5760"/>
+        </w:tabs>
+        <w:ind w:left="5760" w:hanging="360"/>
+      </w:pPr>
+    </w:lvl>
+    <w:lvl w:ilvl="8" w:tentative="1">
+      <w:start w:val="1"/>
+      <w:numFmt w:val="decimal"/>
+      <w:lvlText w:val="%9."/>
+      <w:lvlJc w:val="left"/>
+      <w:pPr>
+        <w:tabs>
+          <w:tab w:val="num" w:pos="6480"/>
+        </w:tabs>
+        <w:ind w:left="6480" w:hanging="360"/>
+      </w:pPr>
+    </w:lvl>
+  </w:abstractNum>
+  <w:abstractNum w:abstractNumId="1" w15:restartNumberingAfterBreak="0">
+    <w:nsid w:val="1D213F3C"/>
+    <w:multiLevelType w:val="multilevel"/>
+    <w:tmpl w:val="2BFA95F6"/>
+    <w:lvl w:ilvl="0">
+      <w:start w:val="1"/>
+      <w:numFmt w:val="decimal"/>
+      <w:lvlText w:val="%1."/>
+      <w:lvlJc w:val="left"/>
+      <w:pPr>
+        <w:tabs>
+          <w:tab w:val="num" w:pos="720"/>
+        </w:tabs>
+        <w:ind w:left="720" w:hanging="360"/>
+      </w:pPr>
+    </w:lvl>
+    <w:lvl w:ilvl="1" w:tentative="1">
+      <w:start w:val="1"/>
+      <w:numFmt w:val="decimal"/>
+      <w:lvlText w:val="%2."/>
+      <w:lvlJc w:val="left"/>
+      <w:pPr>
+        <w:tabs>
+          <w:tab w:val="num" w:pos="1440"/>
+        </w:tabs>
+        <w:ind w:left="1440" w:hanging="360"/>
+      </w:pPr>
+    </w:lvl>
+    <w:lvl w:ilvl="2" w:tentative="1">
+      <w:start w:val="1"/>
+      <w:numFmt w:val="decimal"/>
+      <w:lvlText w:val="%3."/>
+      <w:lvlJc w:val="left"/>
+      <w:pPr>
+        <w:tabs>
+          <w:tab w:val="num" w:pos="2160"/>
+        </w:tabs>
+        <w:ind w:left="2160" w:hanging="360"/>
+      </w:pPr>
+    </w:lvl>
+    <w:lvl w:ilvl="3" w:tentative="1">
+      <w:start w:val="1"/>
+      <w:numFmt w:val="decimal"/>
+      <w:lvlText w:val="%4."/>
+      <w:lvlJc w:val="left"/>
+      <w:pPr>
+        <w:tabs>
+          <w:tab w:val="num" w:pos="2880"/>
+        </w:tabs>
+        <w:ind w:left="2880" w:hanging="360"/>
+      </w:pPr>
+    </w:lvl>
+    <w:lvl w:ilvl="4" w:tentative="1">
+      <w:start w:val="1"/>
+      <w:numFmt w:val="decimal"/>
+      <w:lvlText w:val="%5."/>
+      <w:lvlJc w:val="left"/>
+      <w:pPr>
+        <w:tabs>
+          <w:tab w:val="num" w:pos="3600"/>
+        </w:tabs>
+        <w:ind w:left="3600" w:hanging="360"/>
+      </w:pPr>
+    </w:lvl>
+    <w:lvl w:ilvl="5" w:tentative="1">
+      <w:start w:val="1"/>
+      <w:numFmt w:val="decimal"/>
+      <w:lvlText w:val="%6."/>
+      <w:lvlJc w:val="left"/>
+      <w:pPr>
+        <w:tabs>
+          <w:tab w:val="num" w:pos="4320"/>
+        </w:tabs>
+        <w:ind w:left="4320" w:hanging="360"/>
+      </w:pPr>
+    </w:lvl>
+    <w:lvl w:ilvl="6" w:tentative="1">
+      <w:start w:val="1"/>
+      <w:numFmt w:val="decimal"/>
+      <w:lvlText w:val="%7."/>
+      <w:lvlJc w:val="left"/>
+      <w:pPr>
+        <w:tabs>
+          <w:tab w:val="num" w:pos="5040"/>
+        </w:tabs>
+        <w:ind w:left="5040" w:hanging="360"/>
+      </w:pPr>
+    </w:lvl>
+    <w:lvl w:ilvl="7" w:tentative="1">
+      <w:start w:val="1"/>
+      <w:numFmt w:val="decimal"/>
+      <w:lvlText w:val="%8."/>
+      <w:lvlJc w:val="left"/>
+      <w:pPr>
+        <w:tabs>
+          <w:tab w:val="num" w:pos="5760"/>
+        </w:tabs>
+        <w:ind w:left="5760" w:hanging="360"/>
+      </w:pPr>
+    </w:lvl>
+    <w:lvl w:ilvl="8" w:tentative="1">
+      <w:start w:val="1"/>
+      <w:numFmt w:val="decimal"/>
+      <w:lvlText w:val="%9."/>
+      <w:lvlJc w:val="left"/>
+      <w:pPr>
+        <w:tabs>
+          <w:tab w:val="num" w:pos="6480"/>
+        </w:tabs>
+        <w:ind w:left="6480" w:hanging="360"/>
+      </w:pPr>
+    </w:lvl>
+  </w:abstractNum>
+  <w:abstractNum w:abstractNumId="2" w15:restartNumberingAfterBreak="0">
     <w:nsid w:val="1ED51540"/>
     <w:multiLevelType w:val="multilevel"/>
     <w:tmpl w:val="F1BC475C"/>
@@ -6071,7 +11073,7 @@
       </w:pPr>
     </w:lvl>
   </w:abstractNum>
-  <w:abstractNum w:abstractNumId="1" w15:restartNumberingAfterBreak="0">
+  <w:abstractNum w:abstractNumId="3" w15:restartNumberingAfterBreak="0">
     <w:nsid w:val="24E652DE"/>
     <w:multiLevelType w:val="multilevel"/>
     <w:tmpl w:val="B0E247DC"/>
@@ -6184,7 +11186,120 @@
       </w:pPr>
     </w:lvl>
   </w:abstractNum>
-  <w:abstractNum w:abstractNumId="2" w15:restartNumberingAfterBreak="0">
+  <w:abstractNum w:abstractNumId="4" w15:restartNumberingAfterBreak="0">
+    <w:nsid w:val="28587F27"/>
+    <w:multiLevelType w:val="multilevel"/>
+    <w:tmpl w:val="86DC4816"/>
+    <w:lvl w:ilvl="0">
+      <w:start w:val="1"/>
+      <w:numFmt w:val="decimal"/>
+      <w:lvlText w:val="%1."/>
+      <w:lvlJc w:val="left"/>
+      <w:pPr>
+        <w:tabs>
+          <w:tab w:val="num" w:pos="720"/>
+        </w:tabs>
+        <w:ind w:left="720" w:hanging="360"/>
+      </w:pPr>
+    </w:lvl>
+    <w:lvl w:ilvl="1" w:tentative="1">
+      <w:start w:val="1"/>
+      <w:numFmt w:val="decimal"/>
+      <w:lvlText w:val="%2."/>
+      <w:lvlJc w:val="left"/>
+      <w:pPr>
+        <w:tabs>
+          <w:tab w:val="num" w:pos="1440"/>
+        </w:tabs>
+        <w:ind w:left="1440" w:hanging="360"/>
+      </w:pPr>
+    </w:lvl>
+    <w:lvl w:ilvl="2" w:tentative="1">
+      <w:start w:val="1"/>
+      <w:numFmt w:val="decimal"/>
+      <w:lvlText w:val="%3."/>
+      <w:lvlJc w:val="left"/>
+      <w:pPr>
+        <w:tabs>
+          <w:tab w:val="num" w:pos="2160"/>
+        </w:tabs>
+        <w:ind w:left="2160" w:hanging="360"/>
+      </w:pPr>
+    </w:lvl>
+    <w:lvl w:ilvl="3" w:tentative="1">
+      <w:start w:val="1"/>
+      <w:numFmt w:val="decimal"/>
+      <w:lvlText w:val="%4."/>
+      <w:lvlJc w:val="left"/>
+      <w:pPr>
+        <w:tabs>
+          <w:tab w:val="num" w:pos="2880"/>
+        </w:tabs>
+        <w:ind w:left="2880" w:hanging="360"/>
+      </w:pPr>
+    </w:lvl>
+    <w:lvl w:ilvl="4" w:tentative="1">
+      <w:start w:val="1"/>
+      <w:numFmt w:val="decimal"/>
+      <w:lvlText w:val="%5."/>
+      <w:lvlJc w:val="left"/>
+      <w:pPr>
+        <w:tabs>
+          <w:tab w:val="num" w:pos="3600"/>
+        </w:tabs>
+        <w:ind w:left="3600" w:hanging="360"/>
+      </w:pPr>
+    </w:lvl>
+    <w:lvl w:ilvl="5" w:tentative="1">
+      <w:start w:val="1"/>
+      <w:numFmt w:val="decimal"/>
+      <w:lvlText w:val="%6."/>
+      <w:lvlJc w:val="left"/>
+      <w:pPr>
+        <w:tabs>
+          <w:tab w:val="num" w:pos="4320"/>
+        </w:tabs>
+        <w:ind w:left="4320" w:hanging="360"/>
+      </w:pPr>
+    </w:lvl>
+    <w:lvl w:ilvl="6" w:tentative="1">
+      <w:start w:val="1"/>
+      <w:numFmt w:val="decimal"/>
+      <w:lvlText w:val="%7."/>
+      <w:lvlJc w:val="left"/>
+      <w:pPr>
+        <w:tabs>
+          <w:tab w:val="num" w:pos="5040"/>
+        </w:tabs>
+        <w:ind w:left="5040" w:hanging="360"/>
+      </w:pPr>
+    </w:lvl>
+    <w:lvl w:ilvl="7" w:tentative="1">
+      <w:start w:val="1"/>
+      <w:numFmt w:val="decimal"/>
+      <w:lvlText w:val="%8."/>
+      <w:lvlJc w:val="left"/>
+      <w:pPr>
+        <w:tabs>
+          <w:tab w:val="num" w:pos="5760"/>
+        </w:tabs>
+        <w:ind w:left="5760" w:hanging="360"/>
+      </w:pPr>
+    </w:lvl>
+    <w:lvl w:ilvl="8" w:tentative="1">
+      <w:start w:val="1"/>
+      <w:numFmt w:val="decimal"/>
+      <w:lvlText w:val="%9."/>
+      <w:lvlJc w:val="left"/>
+      <w:pPr>
+        <w:tabs>
+          <w:tab w:val="num" w:pos="6480"/>
+        </w:tabs>
+        <w:ind w:left="6480" w:hanging="360"/>
+      </w:pPr>
+    </w:lvl>
+  </w:abstractNum>
+  <w:abstractNum w:abstractNumId="5" w15:restartNumberingAfterBreak="0">
     <w:nsid w:val="317D3FAE"/>
     <w:multiLevelType w:val="multilevel"/>
     <w:tmpl w:val="70EEDDF4"/>
@@ -6301,7 +11416,7 @@
       </w:pPr>
     </w:lvl>
   </w:abstractNum>
-  <w:abstractNum w:abstractNumId="3" w15:restartNumberingAfterBreak="0">
+  <w:abstractNum w:abstractNumId="6" w15:restartNumberingAfterBreak="0">
     <w:nsid w:val="32E9429E"/>
     <w:multiLevelType w:val="multilevel"/>
     <w:tmpl w:val="E4DC6A30"/>
@@ -6414,7 +11529,7 @@
       </w:pPr>
     </w:lvl>
   </w:abstractNum>
-  <w:abstractNum w:abstractNumId="4" w15:restartNumberingAfterBreak="0">
+  <w:abstractNum w:abstractNumId="7" w15:restartNumberingAfterBreak="0">
     <w:nsid w:val="3F0A20D9"/>
     <w:multiLevelType w:val="multilevel"/>
     <w:tmpl w:val="D52484EA"/>
@@ -6527,7 +11642,7 @@
       </w:pPr>
     </w:lvl>
   </w:abstractNum>
-  <w:abstractNum w:abstractNumId="5" w15:restartNumberingAfterBreak="0">
+  <w:abstractNum w:abstractNumId="8" w15:restartNumberingAfterBreak="0">
     <w:nsid w:val="4B8147CF"/>
     <w:multiLevelType w:val="multilevel"/>
     <w:tmpl w:val="357435F6"/>
@@ -6640,7 +11755,120 @@
       </w:pPr>
     </w:lvl>
   </w:abstractNum>
-  <w:abstractNum w:abstractNumId="6" w15:restartNumberingAfterBreak="0">
+  <w:abstractNum w:abstractNumId="9" w15:restartNumberingAfterBreak="0">
+    <w:nsid w:val="4DCF51BC"/>
+    <w:multiLevelType w:val="multilevel"/>
+    <w:tmpl w:val="B314964C"/>
+    <w:lvl w:ilvl="0">
+      <w:start w:val="1"/>
+      <w:numFmt w:val="decimal"/>
+      <w:lvlText w:val="%1."/>
+      <w:lvlJc w:val="left"/>
+      <w:pPr>
+        <w:tabs>
+          <w:tab w:val="num" w:pos="720"/>
+        </w:tabs>
+        <w:ind w:left="720" w:hanging="360"/>
+      </w:pPr>
+    </w:lvl>
+    <w:lvl w:ilvl="1" w:tentative="1">
+      <w:start w:val="1"/>
+      <w:numFmt w:val="decimal"/>
+      <w:lvlText w:val="%2."/>
+      <w:lvlJc w:val="left"/>
+      <w:pPr>
+        <w:tabs>
+          <w:tab w:val="num" w:pos="1440"/>
+        </w:tabs>
+        <w:ind w:left="1440" w:hanging="360"/>
+      </w:pPr>
+    </w:lvl>
+    <w:lvl w:ilvl="2" w:tentative="1">
+      <w:start w:val="1"/>
+      <w:numFmt w:val="decimal"/>
+      <w:lvlText w:val="%3."/>
+      <w:lvlJc w:val="left"/>
+      <w:pPr>
+        <w:tabs>
+          <w:tab w:val="num" w:pos="2160"/>
+        </w:tabs>
+        <w:ind w:left="2160" w:hanging="360"/>
+      </w:pPr>
+    </w:lvl>
+    <w:lvl w:ilvl="3" w:tentative="1">
+      <w:start w:val="1"/>
+      <w:numFmt w:val="decimal"/>
+      <w:lvlText w:val="%4."/>
+      <w:lvlJc w:val="left"/>
+      <w:pPr>
+        <w:tabs>
+          <w:tab w:val="num" w:pos="2880"/>
+        </w:tabs>
+        <w:ind w:left="2880" w:hanging="360"/>
+      </w:pPr>
+    </w:lvl>
+    <w:lvl w:ilvl="4" w:tentative="1">
+      <w:start w:val="1"/>
+      <w:numFmt w:val="decimal"/>
+      <w:lvlText w:val="%5."/>
+      <w:lvlJc w:val="left"/>
+      <w:pPr>
+        <w:tabs>
+          <w:tab w:val="num" w:pos="3600"/>
+        </w:tabs>
+        <w:ind w:left="3600" w:hanging="360"/>
+      </w:pPr>
+    </w:lvl>
+    <w:lvl w:ilvl="5" w:tentative="1">
+      <w:start w:val="1"/>
+      <w:numFmt w:val="decimal"/>
+      <w:lvlText w:val="%6."/>
+      <w:lvlJc w:val="left"/>
+      <w:pPr>
+        <w:tabs>
+          <w:tab w:val="num" w:pos="4320"/>
+        </w:tabs>
+        <w:ind w:left="4320" w:hanging="360"/>
+      </w:pPr>
+    </w:lvl>
+    <w:lvl w:ilvl="6" w:tentative="1">
+      <w:start w:val="1"/>
+      <w:numFmt w:val="decimal"/>
+      <w:lvlText w:val="%7."/>
+      <w:lvlJc w:val="left"/>
+      <w:pPr>
+        <w:tabs>
+          <w:tab w:val="num" w:pos="5040"/>
+        </w:tabs>
+        <w:ind w:left="5040" w:hanging="360"/>
+      </w:pPr>
+    </w:lvl>
+    <w:lvl w:ilvl="7" w:tentative="1">
+      <w:start w:val="1"/>
+      <w:numFmt w:val="decimal"/>
+      <w:lvlText w:val="%8."/>
+      <w:lvlJc w:val="left"/>
+      <w:pPr>
+        <w:tabs>
+          <w:tab w:val="num" w:pos="5760"/>
+        </w:tabs>
+        <w:ind w:left="5760" w:hanging="360"/>
+      </w:pPr>
+    </w:lvl>
+    <w:lvl w:ilvl="8" w:tentative="1">
+      <w:start w:val="1"/>
+      <w:numFmt w:val="decimal"/>
+      <w:lvlText w:val="%9."/>
+      <w:lvlJc w:val="left"/>
+      <w:pPr>
+        <w:tabs>
+          <w:tab w:val="num" w:pos="6480"/>
+        </w:tabs>
+        <w:ind w:left="6480" w:hanging="360"/>
+      </w:pPr>
+    </w:lvl>
+  </w:abstractNum>
+  <w:abstractNum w:abstractNumId="10" w15:restartNumberingAfterBreak="0">
     <w:nsid w:val="676A105A"/>
     <w:multiLevelType w:val="multilevel"/>
     <w:tmpl w:val="F31899F8"/>
@@ -6754,25 +11982,37 @@
     </w:lvl>
   </w:abstractNum>
   <w:num w:numId="1" w16cid:durableId="1129781777">
+    <w:abstractNumId w:val="7"/>
+  </w:num>
+  <w:num w:numId="2" w16cid:durableId="210071026">
+    <w:abstractNumId w:val="6"/>
+  </w:num>
+  <w:num w:numId="3" w16cid:durableId="571818255">
+    <w:abstractNumId w:val="10"/>
+  </w:num>
+  <w:num w:numId="4" w16cid:durableId="25765275">
+    <w:abstractNumId w:val="2"/>
+  </w:num>
+  <w:num w:numId="5" w16cid:durableId="315306499">
+    <w:abstractNumId w:val="3"/>
+  </w:num>
+  <w:num w:numId="6" w16cid:durableId="1290938511">
+    <w:abstractNumId w:val="8"/>
+  </w:num>
+  <w:num w:numId="7" w16cid:durableId="877166362">
+    <w:abstractNumId w:val="5"/>
+  </w:num>
+  <w:num w:numId="8" w16cid:durableId="1917470043">
     <w:abstractNumId w:val="4"/>
   </w:num>
-  <w:num w:numId="2" w16cid:durableId="210071026">
-    <w:abstractNumId w:val="3"/>
-  </w:num>
-  <w:num w:numId="3" w16cid:durableId="571818255">
-    <w:abstractNumId w:val="6"/>
-  </w:num>
-  <w:num w:numId="4" w16cid:durableId="25765275">
+  <w:num w:numId="9" w16cid:durableId="1918975263">
     <w:abstractNumId w:val="0"/>
   </w:num>
-  <w:num w:numId="5" w16cid:durableId="315306499">
+  <w:num w:numId="10" w16cid:durableId="817650809">
     <w:abstractNumId w:val="1"/>
   </w:num>
-  <w:num w:numId="6" w16cid:durableId="1290938511">
-    <w:abstractNumId w:val="5"/>
-  </w:num>
-  <w:num w:numId="7" w16cid:durableId="877166362">
-    <w:abstractNumId w:val="2"/>
+  <w:num w:numId="11" w16cid:durableId="609775726">
+    <w:abstractNumId w:val="9"/>
   </w:num>
 </w:numbering>
 </file>
@@ -7381,7 +12621,6 @@
   <w:style w:type="character" w:default="1" w:styleId="DefaultParagraphFont">
     <w:name w:val="Default Paragraph Font"/>
     <w:uiPriority w:val="1"/>
-    <w:semiHidden/>
     <w:unhideWhenUsed/>
   </w:style>
   <w:style w:type="table" w:default="1" w:styleId="TableNormal">
